--- a/Module 4/Module 4 Critical Thinking.docx
+++ b/Module 4/Module 4 Critical Thinking.docx
@@ -25,7 +25,21 @@
           <w:b/>
           <w:bCs/>
         </w:rPr>
-        <w:t>Module 3:</w:t>
+        <w:t xml:space="preserve">Module </w:t>
+      </w:r>
+      <w:r>
+        <w:rPr>
+          <w:b/>
+          <w:bCs/>
+        </w:rPr>
+        <w:t>4</w:t>
+      </w:r>
+      <w:r>
+        <w:rPr>
+          <w:b/>
+          <w:bCs/>
+        </w:rPr>
+        <w:t>:</w:t>
       </w:r>
     </w:p>
     <w:p>
@@ -41,7 +55,7 @@
           <w:b/>
           <w:bCs/>
         </w:rPr>
-        <w:t>Creating Python Programs</w:t>
+        <w:t>Online Shopping Cart</w:t>
       </w:r>
     </w:p>
     <w:p>
@@ -133,7 +147,14 @@
           <w:rFonts w:ascii="Times New Roman" w:hAnsi="Times New Roman"/>
           <w:sz w:val="24"/>
         </w:rPr>
-        <w:t>01</w:t>
+        <w:t>0</w:t>
+      </w:r>
+      <w:r>
+        <w:rPr>
+          <w:rFonts w:ascii="Times New Roman" w:hAnsi="Times New Roman"/>
+          <w:sz w:val="24"/>
+        </w:rPr>
+        <w:t>8</w:t>
       </w:r>
       <w:r>
         <w:rPr>
@@ -168,37 +189,28 @@
           <w:sz w:val="24"/>
         </w:rPr>
         <w:lastRenderedPageBreak/>
-        <w:t xml:space="preserve">Part 1: </w:t>
-      </w:r>
-      <w:r>
+        <w:t>Online Shopping Cart</w:t>
+      </w:r>
+    </w:p>
+    <w:p>
+      <w:pPr>
+        <w:spacing w:line="480" w:lineRule="auto"/>
+        <w:ind w:left="720" w:hanging="720"/>
         <w:rPr>
           <w:rFonts w:ascii="Times New Roman" w:hAnsi="Times New Roman"/>
           <w:b/>
           <w:bCs/>
           <w:sz w:val="24"/>
         </w:rPr>
-        <w:t>Meal Purchase Calculator</w:t>
-      </w:r>
-    </w:p>
-    <w:p>
-      <w:pPr>
-        <w:spacing w:line="480" w:lineRule="auto"/>
-        <w:ind w:left="720" w:hanging="720"/>
+      </w:pPr>
+      <w:proofErr w:type="spellStart"/>
+      <w:r>
         <w:rPr>
           <w:rFonts w:ascii="Times New Roman" w:hAnsi="Times New Roman"/>
           <w:b/>
           <w:bCs/>
           <w:sz w:val="24"/>
         </w:rPr>
-      </w:pPr>
-      <w:proofErr w:type="spellStart"/>
-      <w:r>
-        <w:rPr>
-          <w:rFonts w:ascii="Times New Roman" w:hAnsi="Times New Roman"/>
-          <w:b/>
-          <w:bCs/>
-          <w:sz w:val="24"/>
-        </w:rPr>
         <w:t>Psuedocode</w:t>
       </w:r>
       <w:proofErr w:type="spellEnd"/>
@@ -209,7 +221,15 @@
         <w:ind w:left="720" w:hanging="720"/>
       </w:pPr>
       <w:r>
-        <w:t>BEGIN</w:t>
+        <w:t xml:space="preserve">  CLASS </w:t>
+      </w:r>
+      <w:proofErr w:type="spellStart"/>
+      <w:r>
+        <w:t>ItemToPurchase</w:t>
+      </w:r>
+      <w:proofErr w:type="spellEnd"/>
+      <w:r>
+        <w:t xml:space="preserve">                                                                                                                          </w:t>
       </w:r>
     </w:p>
     <w:p>
@@ -218,7 +238,7 @@
         <w:ind w:left="720" w:hanging="720"/>
       </w:pPr>
       <w:r>
-        <w:t xml:space="preserve">    TRY</w:t>
+        <w:t xml:space="preserve">      CONSTRUCTOR                                                                                                                               </w:t>
       </w:r>
     </w:p>
     <w:p>
@@ -227,7 +247,15 @@
         <w:ind w:left="720" w:hanging="720"/>
       </w:pPr>
       <w:r>
-        <w:t xml:space="preserve">        PROMPT user for food charge</w:t>
+        <w:t xml:space="preserve">          SET </w:t>
+      </w:r>
+      <w:proofErr w:type="spellStart"/>
+      <w:r>
+        <w:t>item_name</w:t>
+      </w:r>
+      <w:proofErr w:type="spellEnd"/>
+      <w:r>
+        <w:t xml:space="preserve"> = "none"                                                                                                                </w:t>
       </w:r>
     </w:p>
     <w:p>
@@ -236,15 +264,15 @@
         <w:ind w:left="720" w:hanging="720"/>
       </w:pPr>
       <w:r>
-        <w:t xml:space="preserve">        STORE input as </w:t>
+        <w:t xml:space="preserve">          SET </w:t>
       </w:r>
       <w:proofErr w:type="spellStart"/>
       <w:r>
-        <w:t>food_charge</w:t>
+        <w:t>item_price</w:t>
       </w:r>
       <w:proofErr w:type="spellEnd"/>
       <w:r>
-        <w:t xml:space="preserve"> (float)</w:t>
+        <w:t xml:space="preserve"> = 0.0                                                                                                                  </w:t>
       </w:r>
     </w:p>
     <w:p>
@@ -252,6 +280,17 @@
         <w:spacing w:line="480" w:lineRule="auto"/>
         <w:ind w:left="720" w:hanging="720"/>
       </w:pPr>
+      <w:r>
+        <w:t xml:space="preserve">          SET </w:t>
+      </w:r>
+      <w:proofErr w:type="spellStart"/>
+      <w:r>
+        <w:t>item_quantity</w:t>
+      </w:r>
+      <w:proofErr w:type="spellEnd"/>
+      <w:r>
+        <w:t xml:space="preserve"> = 0                                                                                                                 </w:t>
+      </w:r>
     </w:p>
     <w:p>
       <w:pPr>
@@ -259,15 +298,7 @@
         <w:ind w:left="720" w:hanging="720"/>
       </w:pPr>
       <w:r>
-        <w:t xml:space="preserve">        IF </w:t>
-      </w:r>
-      <w:proofErr w:type="spellStart"/>
-      <w:r>
-        <w:t>food_charge</w:t>
-      </w:r>
-      <w:proofErr w:type="spellEnd"/>
-      <w:r>
-        <w:t xml:space="preserve"> &lt; 0 THEN</w:t>
+        <w:t xml:space="preserve">                                                                                                                                                </w:t>
       </w:r>
     </w:p>
     <w:p>
@@ -276,7 +307,15 @@
         <w:ind w:left="720" w:hanging="720"/>
       </w:pPr>
       <w:r>
-        <w:t xml:space="preserve">            DISPLAY "Error: Food charge cannot be negative."</w:t>
+        <w:t xml:space="preserve">      METHOD </w:t>
+      </w:r>
+      <w:proofErr w:type="spellStart"/>
+      <w:r>
+        <w:t>print_item_cost</w:t>
+      </w:r>
+      <w:proofErr w:type="spellEnd"/>
+      <w:r>
+        <w:t xml:space="preserve">             </w:t>
       </w:r>
     </w:p>
     <w:p>
@@ -285,77 +324,19 @@
         <w:ind w:left="720" w:hanging="720"/>
       </w:pPr>
       <w:r>
-        <w:t xml:space="preserve">        ELSE</w:t>
-      </w:r>
-    </w:p>
-    <w:p>
-      <w:pPr>
-        <w:spacing w:line="480" w:lineRule="auto"/>
-        <w:ind w:left="720" w:hanging="720"/>
-      </w:pPr>
-      <w:r>
-        <w:t xml:space="preserve">            SET tip = </w:t>
+        <w:t xml:space="preserve">          SET total = </w:t>
       </w:r>
       <w:proofErr w:type="spellStart"/>
       <w:r>
-        <w:t>food_charge</w:t>
+        <w:t>item_price</w:t>
       </w:r>
       <w:proofErr w:type="spellEnd"/>
       <w:r>
-        <w:t xml:space="preserve"> * 0.18</w:t>
-      </w:r>
-    </w:p>
-    <w:p>
-      <w:pPr>
-        <w:spacing w:line="480" w:lineRule="auto"/>
-        <w:ind w:left="720" w:hanging="720"/>
-      </w:pPr>
-      <w:r>
-        <w:t xml:space="preserve">            SET tax = </w:t>
+        <w:t xml:space="preserve"> * </w:t>
       </w:r>
       <w:proofErr w:type="spellStart"/>
       <w:r>
-        <w:t>food_charge</w:t>
-      </w:r>
-      <w:proofErr w:type="spellEnd"/>
-      <w:r>
-        <w:t xml:space="preserve"> * 0.07</w:t>
-      </w:r>
-    </w:p>
-    <w:p>
-      <w:pPr>
-        <w:spacing w:line="480" w:lineRule="auto"/>
-        <w:ind w:left="720" w:hanging="720"/>
-      </w:pPr>
-      <w:r>
-        <w:t xml:space="preserve">            SET total = </w:t>
-      </w:r>
-      <w:proofErr w:type="spellStart"/>
-      <w:r>
-        <w:t>food_charge</w:t>
-      </w:r>
-      <w:proofErr w:type="spellEnd"/>
-      <w:r>
-        <w:t xml:space="preserve"> + tip + tax</w:t>
-      </w:r>
-    </w:p>
-    <w:p>
-      <w:pPr>
-        <w:spacing w:line="480" w:lineRule="auto"/>
-        <w:ind w:left="720" w:hanging="720"/>
-      </w:pPr>
-    </w:p>
-    <w:p>
-      <w:pPr>
-        <w:spacing w:line="480" w:lineRule="auto"/>
-        <w:ind w:left="720" w:hanging="720"/>
-      </w:pPr>
-      <w:r>
-        <w:t xml:space="preserve">            DISPLAY </w:t>
-      </w:r>
-      <w:proofErr w:type="spellStart"/>
-      <w:r>
-        <w:t>food_charge</w:t>
+        <w:t>item_quantity</w:t>
       </w:r>
       <w:proofErr w:type="spellEnd"/>
     </w:p>
@@ -365,7 +346,31 @@
         <w:ind w:left="720" w:hanging="720"/>
       </w:pPr>
       <w:r>
-        <w:t xml:space="preserve">            DISPLAY tip</w:t>
+        <w:t xml:space="preserve">          DISPLAY </w:t>
+      </w:r>
+      <w:proofErr w:type="spellStart"/>
+      <w:r>
+        <w:t>item_name</w:t>
+      </w:r>
+      <w:proofErr w:type="spellEnd"/>
+      <w:r>
+        <w:t xml:space="preserve">, </w:t>
+      </w:r>
+      <w:proofErr w:type="spellStart"/>
+      <w:r>
+        <w:t>item_quantity</w:t>
+      </w:r>
+      <w:proofErr w:type="spellEnd"/>
+      <w:r>
+        <w:t xml:space="preserve">, "@", </w:t>
+      </w:r>
+      <w:proofErr w:type="spellStart"/>
+      <w:r>
+        <w:t>item_price</w:t>
+      </w:r>
+      <w:proofErr w:type="spellEnd"/>
+      <w:r>
+        <w:t>, "=", total</w:t>
       </w:r>
     </w:p>
     <w:p>
@@ -373,18 +378,12 @@
         <w:spacing w:line="480" w:lineRule="auto"/>
         <w:ind w:left="720" w:hanging="720"/>
       </w:pPr>
-      <w:r>
-        <w:t xml:space="preserve">            DISPLAY tax</w:t>
-      </w:r>
     </w:p>
     <w:p>
       <w:pPr>
         <w:spacing w:line="480" w:lineRule="auto"/>
         <w:ind w:left="720" w:hanging="720"/>
       </w:pPr>
-      <w:r>
-        <w:t xml:space="preserve">            DISPLAY total</w:t>
-      </w:r>
     </w:p>
     <w:p>
       <w:pPr>
@@ -392,8 +391,7 @@
         <w:ind w:left="720" w:hanging="720"/>
       </w:pPr>
       <w:r>
-        <w:lastRenderedPageBreak/>
-        <w:t xml:space="preserve">        END IF</w:t>
+        <w:t xml:space="preserve">  MAIN PROGRAM</w:t>
       </w:r>
     </w:p>
     <w:p>
@@ -408,11 +406,29 @@
         <w:ind w:left="720" w:hanging="720"/>
       </w:pPr>
       <w:r>
-        <w:t xml:space="preserve">    CATCH </w:t>
+        <w:t xml:space="preserve">      // Item 1</w:t>
+      </w:r>
+    </w:p>
+    <w:p>
+      <w:pPr>
+        <w:spacing w:line="480" w:lineRule="auto"/>
+        <w:ind w:left="720" w:hanging="720"/>
+      </w:pPr>
+      <w:r>
+        <w:t xml:space="preserve">      DISPLAY "Item 1"</w:t>
+      </w:r>
+    </w:p>
+    <w:p>
+      <w:pPr>
+        <w:spacing w:line="480" w:lineRule="auto"/>
+        <w:ind w:left="720" w:hanging="720"/>
+      </w:pPr>
+      <w:r>
+        <w:t xml:space="preserve">      CREATE item1 as new </w:t>
       </w:r>
       <w:proofErr w:type="spellStart"/>
       <w:r>
-        <w:t>ValueError</w:t>
+        <w:t>ItemToPurchase</w:t>
       </w:r>
       <w:proofErr w:type="spellEnd"/>
     </w:p>
@@ -421,9 +437,6 @@
         <w:spacing w:line="480" w:lineRule="auto"/>
         <w:ind w:left="720" w:hanging="720"/>
       </w:pPr>
-      <w:r>
-        <w:t xml:space="preserve">        DISPLAY "Error: Please enter a valid number for the food charge."</w:t>
-      </w:r>
     </w:p>
     <w:p>
       <w:pPr>
@@ -431,7 +444,7 @@
         <w:ind w:left="720" w:hanging="720"/>
       </w:pPr>
       <w:r>
-        <w:t xml:space="preserve">    END TRY</w:t>
+        <w:t xml:space="preserve">      REPEAT</w:t>
       </w:r>
     </w:p>
     <w:p>
@@ -440,7 +453,7 @@
         <w:ind w:left="720" w:hanging="720"/>
       </w:pPr>
       <w:r>
-        <w:t>END</w:t>
+        <w:t xml:space="preserve">          PROMPT user for item name</w:t>
       </w:r>
     </w:p>
     <w:p>
@@ -448,17 +461,546 @@
         <w:spacing w:line="480" w:lineRule="auto"/>
         <w:ind w:left="720" w:hanging="720"/>
       </w:pPr>
+      <w:r>
+        <w:t xml:space="preserve">          IF item name is empty THEN</w:t>
+      </w:r>
     </w:p>
     <w:p>
       <w:pPr>
         <w:spacing w:line="480" w:lineRule="auto"/>
         <w:ind w:left="720" w:hanging="720"/>
       </w:pPr>
+      <w:r>
+        <w:t xml:space="preserve">              DISPLAY "Item name cannot be empty."</w:t>
+      </w:r>
     </w:p>
     <w:p>
       <w:pPr>
         <w:spacing w:line="480" w:lineRule="auto"/>
         <w:ind w:left="720" w:hanging="720"/>
+      </w:pPr>
+      <w:r>
+        <w:t xml:space="preserve">      UNTIL item name is not empty</w:t>
+      </w:r>
+    </w:p>
+    <w:p>
+      <w:pPr>
+        <w:spacing w:line="480" w:lineRule="auto"/>
+        <w:ind w:left="720" w:hanging="720"/>
+      </w:pPr>
+    </w:p>
+    <w:p>
+      <w:pPr>
+        <w:spacing w:line="480" w:lineRule="auto"/>
+        <w:ind w:left="720" w:hanging="720"/>
+      </w:pPr>
+      <w:r>
+        <w:t xml:space="preserve">      REPEAT</w:t>
+      </w:r>
+    </w:p>
+    <w:p>
+      <w:pPr>
+        <w:spacing w:line="480" w:lineRule="auto"/>
+        <w:ind w:left="720" w:hanging="720"/>
+      </w:pPr>
+      <w:r>
+        <w:t xml:space="preserve">          TRY</w:t>
+      </w:r>
+    </w:p>
+    <w:p>
+      <w:pPr>
+        <w:spacing w:line="480" w:lineRule="auto"/>
+        <w:ind w:left="720" w:hanging="720"/>
+      </w:pPr>
+      <w:r>
+        <w:t xml:space="preserve">              PROMPT user for item price as float</w:t>
+      </w:r>
+    </w:p>
+    <w:p>
+      <w:pPr>
+        <w:spacing w:line="480" w:lineRule="auto"/>
+        <w:ind w:left="720" w:hanging="720"/>
+      </w:pPr>
+      <w:r>
+        <w:t xml:space="preserve">              IF item price &lt; 0 THEN</w:t>
+      </w:r>
+    </w:p>
+    <w:p>
+      <w:pPr>
+        <w:spacing w:line="480" w:lineRule="auto"/>
+        <w:ind w:left="720" w:hanging="720"/>
+      </w:pPr>
+      <w:r>
+        <w:t xml:space="preserve">                  DISPLAY "Price cannot be negative."</w:t>
+      </w:r>
+    </w:p>
+    <w:p>
+      <w:pPr>
+        <w:spacing w:line="480" w:lineRule="auto"/>
+        <w:ind w:left="720" w:hanging="720"/>
+      </w:pPr>
+      <w:r>
+        <w:t xml:space="preserve">          CATCH invalid input</w:t>
+      </w:r>
+    </w:p>
+    <w:p>
+      <w:pPr>
+        <w:spacing w:line="480" w:lineRule="auto"/>
+        <w:ind w:left="720" w:hanging="720"/>
+      </w:pPr>
+      <w:r>
+        <w:t xml:space="preserve">              DISPLAY "Please enter a valid number for the price."</w:t>
+      </w:r>
+    </w:p>
+    <w:p>
+      <w:pPr>
+        <w:spacing w:line="480" w:lineRule="auto"/>
+        <w:ind w:left="720" w:hanging="720"/>
+      </w:pPr>
+      <w:r>
+        <w:t xml:space="preserve">      UNTIL valid non-negative price is entered</w:t>
+      </w:r>
+    </w:p>
+    <w:p>
+      <w:pPr>
+        <w:spacing w:line="480" w:lineRule="auto"/>
+        <w:ind w:left="720" w:hanging="720"/>
+      </w:pPr>
+    </w:p>
+    <w:p>
+      <w:pPr>
+        <w:spacing w:line="480" w:lineRule="auto"/>
+        <w:ind w:left="720" w:hanging="720"/>
+      </w:pPr>
+      <w:r>
+        <w:t xml:space="preserve">      REPEAT</w:t>
+      </w:r>
+    </w:p>
+    <w:p>
+      <w:pPr>
+        <w:spacing w:line="480" w:lineRule="auto"/>
+        <w:ind w:left="720" w:hanging="720"/>
+      </w:pPr>
+      <w:r>
+        <w:t xml:space="preserve">          TRY</w:t>
+      </w:r>
+    </w:p>
+    <w:p>
+      <w:pPr>
+        <w:spacing w:line="480" w:lineRule="auto"/>
+        <w:ind w:left="720" w:hanging="720"/>
+      </w:pPr>
+      <w:r>
+        <w:lastRenderedPageBreak/>
+        <w:t xml:space="preserve">              PROMPT user for item quantity as integer</w:t>
+      </w:r>
+    </w:p>
+    <w:p>
+      <w:pPr>
+        <w:spacing w:line="480" w:lineRule="auto"/>
+        <w:ind w:left="720" w:hanging="720"/>
+      </w:pPr>
+      <w:r>
+        <w:t xml:space="preserve">              IF item quantity &lt; 0 THEN</w:t>
+      </w:r>
+    </w:p>
+    <w:p>
+      <w:pPr>
+        <w:spacing w:line="480" w:lineRule="auto"/>
+        <w:ind w:left="720" w:hanging="720"/>
+      </w:pPr>
+      <w:r>
+        <w:t xml:space="preserve">                  DISPLAY "Quantity cannot be negative."</w:t>
+      </w:r>
+    </w:p>
+    <w:p>
+      <w:pPr>
+        <w:spacing w:line="480" w:lineRule="auto"/>
+        <w:ind w:left="720" w:hanging="720"/>
+      </w:pPr>
+      <w:r>
+        <w:t xml:space="preserve">          CATCH invalid input</w:t>
+      </w:r>
+    </w:p>
+    <w:p>
+      <w:pPr>
+        <w:spacing w:line="480" w:lineRule="auto"/>
+        <w:ind w:left="720" w:hanging="720"/>
+      </w:pPr>
+      <w:r>
+        <w:t xml:space="preserve">              DISPLAY "Please enter a valid integer for the quantity."</w:t>
+      </w:r>
+    </w:p>
+    <w:p>
+      <w:pPr>
+        <w:spacing w:line="480" w:lineRule="auto"/>
+        <w:ind w:left="720" w:hanging="720"/>
+      </w:pPr>
+      <w:r>
+        <w:t xml:space="preserve">      UNTIL valid non-negative quantity is entered</w:t>
+      </w:r>
+    </w:p>
+    <w:p>
+      <w:pPr>
+        <w:spacing w:line="480" w:lineRule="auto"/>
+        <w:ind w:left="720" w:hanging="720"/>
+      </w:pPr>
+    </w:p>
+    <w:p>
+      <w:pPr>
+        <w:spacing w:line="480" w:lineRule="auto"/>
+        <w:ind w:left="720" w:hanging="720"/>
+      </w:pPr>
+      <w:r>
+        <w:t xml:space="preserve">      // Item 2</w:t>
+      </w:r>
+    </w:p>
+    <w:p>
+      <w:pPr>
+        <w:spacing w:line="480" w:lineRule="auto"/>
+        <w:ind w:left="720" w:hanging="720"/>
+      </w:pPr>
+      <w:r>
+        <w:t xml:space="preserve">      DISPLAY "Item 2"</w:t>
+      </w:r>
+    </w:p>
+    <w:p>
+      <w:pPr>
+        <w:spacing w:line="480" w:lineRule="auto"/>
+        <w:ind w:left="720" w:hanging="720"/>
+      </w:pPr>
+      <w:r>
+        <w:t xml:space="preserve">      CREATE item2 as new </w:t>
+      </w:r>
+      <w:proofErr w:type="spellStart"/>
+      <w:r>
+        <w:t>ItemToPurchase</w:t>
+      </w:r>
+      <w:proofErr w:type="spellEnd"/>
+    </w:p>
+    <w:p>
+      <w:pPr>
+        <w:spacing w:line="480" w:lineRule="auto"/>
+        <w:ind w:left="720" w:hanging="720"/>
+      </w:pPr>
+    </w:p>
+    <w:p>
+      <w:pPr>
+        <w:spacing w:line="480" w:lineRule="auto"/>
+        <w:ind w:left="720" w:hanging="720"/>
+      </w:pPr>
+      <w:r>
+        <w:t xml:space="preserve">      REPEAT</w:t>
+      </w:r>
+    </w:p>
+    <w:p>
+      <w:pPr>
+        <w:spacing w:line="480" w:lineRule="auto"/>
+        <w:ind w:left="720" w:hanging="720"/>
+      </w:pPr>
+      <w:r>
+        <w:t xml:space="preserve">          PROMPT user for item name</w:t>
+      </w:r>
+    </w:p>
+    <w:p>
+      <w:pPr>
+        <w:spacing w:line="480" w:lineRule="auto"/>
+        <w:ind w:left="720" w:hanging="720"/>
+      </w:pPr>
+      <w:r>
+        <w:t xml:space="preserve">          IF item name is empty THEN</w:t>
+      </w:r>
+    </w:p>
+    <w:p>
+      <w:pPr>
+        <w:spacing w:line="480" w:lineRule="auto"/>
+        <w:ind w:left="720" w:hanging="720"/>
+      </w:pPr>
+      <w:r>
+        <w:t xml:space="preserve">              DISPLAY "Item name cannot be empty."</w:t>
+      </w:r>
+    </w:p>
+    <w:p>
+      <w:pPr>
+        <w:spacing w:line="480" w:lineRule="auto"/>
+        <w:ind w:left="720" w:hanging="720"/>
+      </w:pPr>
+      <w:r>
+        <w:t xml:space="preserve">      UNTIL item name is not empty</w:t>
+      </w:r>
+    </w:p>
+    <w:p>
+      <w:pPr>
+        <w:spacing w:line="480" w:lineRule="auto"/>
+        <w:ind w:left="720" w:hanging="720"/>
+      </w:pPr>
+    </w:p>
+    <w:p>
+      <w:pPr>
+        <w:spacing w:line="480" w:lineRule="auto"/>
+        <w:ind w:left="720" w:hanging="720"/>
+      </w:pPr>
+      <w:r>
+        <w:t xml:space="preserve">      REPEAT</w:t>
+      </w:r>
+    </w:p>
+    <w:p>
+      <w:pPr>
+        <w:spacing w:line="480" w:lineRule="auto"/>
+        <w:ind w:left="720" w:hanging="720"/>
+      </w:pPr>
+      <w:r>
+        <w:lastRenderedPageBreak/>
+        <w:t xml:space="preserve">          TRY</w:t>
+      </w:r>
+    </w:p>
+    <w:p>
+      <w:pPr>
+        <w:spacing w:line="480" w:lineRule="auto"/>
+        <w:ind w:left="720" w:hanging="720"/>
+      </w:pPr>
+      <w:r>
+        <w:t xml:space="preserve">              PROMPT user for item price as float</w:t>
+      </w:r>
+    </w:p>
+    <w:p>
+      <w:pPr>
+        <w:spacing w:line="480" w:lineRule="auto"/>
+        <w:ind w:left="720" w:hanging="720"/>
+      </w:pPr>
+      <w:r>
+        <w:t xml:space="preserve">              IF item price &lt; 0 THEN</w:t>
+      </w:r>
+    </w:p>
+    <w:p>
+      <w:pPr>
+        <w:spacing w:line="480" w:lineRule="auto"/>
+        <w:ind w:left="720" w:hanging="720"/>
+      </w:pPr>
+      <w:r>
+        <w:t xml:space="preserve">                  DISPLAY "Price cannot be negative."</w:t>
+      </w:r>
+    </w:p>
+    <w:p>
+      <w:pPr>
+        <w:spacing w:line="480" w:lineRule="auto"/>
+        <w:ind w:left="720" w:hanging="720"/>
+      </w:pPr>
+      <w:r>
+        <w:t xml:space="preserve">          CATCH invalid input</w:t>
+      </w:r>
+    </w:p>
+    <w:p>
+      <w:pPr>
+        <w:spacing w:line="480" w:lineRule="auto"/>
+        <w:ind w:left="720" w:hanging="720"/>
+      </w:pPr>
+      <w:r>
+        <w:t xml:space="preserve">              DISPLAY "Please enter a valid number for the price."</w:t>
+      </w:r>
+    </w:p>
+    <w:p>
+      <w:pPr>
+        <w:spacing w:line="480" w:lineRule="auto"/>
+        <w:ind w:left="720" w:hanging="720"/>
+      </w:pPr>
+      <w:r>
+        <w:t xml:space="preserve">      UNTIL valid non-negative price is entered</w:t>
+      </w:r>
+    </w:p>
+    <w:p>
+      <w:pPr>
+        <w:spacing w:line="480" w:lineRule="auto"/>
+        <w:ind w:left="720" w:hanging="720"/>
+      </w:pPr>
+    </w:p>
+    <w:p>
+      <w:pPr>
+        <w:spacing w:line="480" w:lineRule="auto"/>
+        <w:ind w:left="720" w:hanging="720"/>
+      </w:pPr>
+      <w:r>
+        <w:t xml:space="preserve">      REPEAT</w:t>
+      </w:r>
+    </w:p>
+    <w:p>
+      <w:pPr>
+        <w:spacing w:line="480" w:lineRule="auto"/>
+        <w:ind w:left="720" w:hanging="720"/>
+      </w:pPr>
+      <w:r>
+        <w:t xml:space="preserve">          TRY</w:t>
+      </w:r>
+    </w:p>
+    <w:p>
+      <w:pPr>
+        <w:spacing w:line="480" w:lineRule="auto"/>
+        <w:ind w:left="720" w:hanging="720"/>
+      </w:pPr>
+      <w:r>
+        <w:t xml:space="preserve">              PROMPT user for item quantity as integer</w:t>
+      </w:r>
+    </w:p>
+    <w:p>
+      <w:pPr>
+        <w:spacing w:line="480" w:lineRule="auto"/>
+        <w:ind w:left="720" w:hanging="720"/>
+      </w:pPr>
+      <w:r>
+        <w:t xml:space="preserve">              IF item quantity &lt; 0 THEN</w:t>
+      </w:r>
+    </w:p>
+    <w:p>
+      <w:pPr>
+        <w:spacing w:line="480" w:lineRule="auto"/>
+        <w:ind w:left="720" w:hanging="720"/>
+      </w:pPr>
+      <w:r>
+        <w:t xml:space="preserve">                  DISPLAY "Quantity cannot be negative."</w:t>
+      </w:r>
+    </w:p>
+    <w:p>
+      <w:pPr>
+        <w:spacing w:line="480" w:lineRule="auto"/>
+        <w:ind w:left="720" w:hanging="720"/>
+      </w:pPr>
+      <w:r>
+        <w:t xml:space="preserve">          CATCH invalid input</w:t>
+      </w:r>
+    </w:p>
+    <w:p>
+      <w:pPr>
+        <w:spacing w:line="480" w:lineRule="auto"/>
+        <w:ind w:left="720" w:hanging="720"/>
+      </w:pPr>
+      <w:r>
+        <w:t xml:space="preserve">              DISPLAY "Please enter a valid integer for the quantity."</w:t>
+      </w:r>
+    </w:p>
+    <w:p>
+      <w:pPr>
+        <w:spacing w:line="480" w:lineRule="auto"/>
+        <w:ind w:left="720" w:hanging="720"/>
+      </w:pPr>
+      <w:r>
+        <w:t xml:space="preserve">      UNTIL valid non-negative quantity is entered</w:t>
+      </w:r>
+    </w:p>
+    <w:p>
+      <w:pPr>
+        <w:spacing w:line="480" w:lineRule="auto"/>
+        <w:ind w:left="720" w:hanging="720"/>
+      </w:pPr>
+    </w:p>
+    <w:p>
+      <w:pPr>
+        <w:spacing w:line="480" w:lineRule="auto"/>
+        <w:ind w:left="720" w:hanging="720"/>
+      </w:pPr>
+      <w:r>
+        <w:t xml:space="preserve">      // Calculate and display total</w:t>
+      </w:r>
+    </w:p>
+    <w:p>
+      <w:pPr>
+        <w:spacing w:line="480" w:lineRule="auto"/>
+        <w:ind w:left="720" w:hanging="720"/>
+      </w:pPr>
+      <w:r>
+        <w:lastRenderedPageBreak/>
+        <w:t xml:space="preserve">      SET </w:t>
+      </w:r>
+      <w:proofErr w:type="spellStart"/>
+      <w:r>
+        <w:t>total_cost</w:t>
+      </w:r>
+      <w:proofErr w:type="spellEnd"/>
+      <w:r>
+        <w:t xml:space="preserve"> = (item1 price * item1 quantity) + (item2 price * item2 quantity)</w:t>
+      </w:r>
+    </w:p>
+    <w:p>
+      <w:pPr>
+        <w:spacing w:line="480" w:lineRule="auto"/>
+        <w:ind w:left="720" w:hanging="720"/>
+      </w:pPr>
+    </w:p>
+    <w:p>
+      <w:pPr>
+        <w:spacing w:line="480" w:lineRule="auto"/>
+        <w:ind w:left="720" w:hanging="720"/>
+      </w:pPr>
+      <w:r>
+        <w:t xml:space="preserve">      DISPLAY "TOTAL COST"</w:t>
+      </w:r>
+    </w:p>
+    <w:p>
+      <w:pPr>
+        <w:spacing w:line="480" w:lineRule="auto"/>
+        <w:ind w:left="720" w:hanging="720"/>
+      </w:pPr>
+      <w:r>
+        <w:t xml:space="preserve">      CALL item1.print_item_</w:t>
+      </w:r>
+      <w:proofErr w:type="gramStart"/>
+      <w:r>
+        <w:t>cost(</w:t>
+      </w:r>
+      <w:proofErr w:type="gramEnd"/>
+      <w:r>
+        <w:t>)</w:t>
+      </w:r>
+    </w:p>
+    <w:p>
+      <w:pPr>
+        <w:spacing w:line="480" w:lineRule="auto"/>
+        <w:ind w:left="720" w:hanging="720"/>
+      </w:pPr>
+      <w:r>
+        <w:t xml:space="preserve">      CALL item2.print_item_</w:t>
+      </w:r>
+      <w:proofErr w:type="gramStart"/>
+      <w:r>
+        <w:t>cost(</w:t>
+      </w:r>
+      <w:proofErr w:type="gramEnd"/>
+      <w:r>
+        <w:t>)</w:t>
+      </w:r>
+    </w:p>
+    <w:p>
+      <w:pPr>
+        <w:spacing w:line="480" w:lineRule="auto"/>
+        <w:ind w:left="720" w:hanging="720"/>
+      </w:pPr>
+      <w:r>
+        <w:t xml:space="preserve">      DISPLAY "Total:", </w:t>
+      </w:r>
+      <w:proofErr w:type="spellStart"/>
+      <w:r>
+        <w:t>total_cost</w:t>
+      </w:r>
+      <w:proofErr w:type="spellEnd"/>
+    </w:p>
+    <w:p>
+      <w:pPr>
+        <w:spacing w:line="480" w:lineRule="auto"/>
+        <w:ind w:left="720" w:hanging="720"/>
+      </w:pPr>
+    </w:p>
+    <w:p>
+      <w:pPr>
+        <w:spacing w:line="480" w:lineRule="auto"/>
+        <w:ind w:left="720" w:hanging="720"/>
+      </w:pPr>
+      <w:r>
+        <w:t xml:space="preserve">  END MAIN</w:t>
+      </w:r>
+    </w:p>
+    <w:p>
+      <w:pPr>
+        <w:spacing w:line="480" w:lineRule="auto"/>
+        <w:ind w:left="720" w:hanging="720"/>
         <w:rPr>
           <w:b/>
           <w:bCs/>
@@ -486,12 +1028,32 @@
       <w:r>
         <w:rPr>
           <w:rFonts w:ascii="Menlo" w:eastAsia="Times New Roman" w:hAnsi="Menlo" w:cs="Menlo"/>
-          <w:color w:val="C586C0"/>
-          <w:sz w:val="18"/>
-          <w:szCs w:val="18"/>
-        </w:rPr>
-        <w:t>try</w:t>
-      </w:r>
+          <w:color w:val="569CD6"/>
+          <w:sz w:val="18"/>
+          <w:szCs w:val="18"/>
+        </w:rPr>
+        <w:t>class</w:t>
+      </w:r>
+      <w:r>
+        <w:rPr>
+          <w:rFonts w:ascii="Menlo" w:eastAsia="Times New Roman" w:hAnsi="Menlo" w:cs="Menlo"/>
+          <w:color w:val="CCCCCC"/>
+          <w:sz w:val="18"/>
+          <w:szCs w:val="18"/>
+        </w:rPr>
+        <w:t xml:space="preserve"> </w:t>
+      </w:r>
+      <w:proofErr w:type="spellStart"/>
+      <w:r>
+        <w:rPr>
+          <w:rFonts w:ascii="Menlo" w:eastAsia="Times New Roman" w:hAnsi="Menlo" w:cs="Menlo"/>
+          <w:color w:val="4EC9B0"/>
+          <w:sz w:val="18"/>
+          <w:szCs w:val="18"/>
+        </w:rPr>
+        <w:t>ItemToPurchase</w:t>
+      </w:r>
+      <w:proofErr w:type="spellEnd"/>
       <w:r>
         <w:rPr>
           <w:rFonts w:ascii="Menlo" w:eastAsia="Times New Roman" w:hAnsi="Menlo" w:cs="Menlo"/>
@@ -525,11 +1087,76 @@
       <w:r>
         <w:rPr>
           <w:rFonts w:ascii="Menlo" w:eastAsia="Times New Roman" w:hAnsi="Menlo" w:cs="Menlo"/>
-          <w:color w:val="6A9955"/>
-          <w:sz w:val="18"/>
-          <w:szCs w:val="18"/>
-        </w:rPr>
-        <w:t># Get the food charge from the user</w:t>
+          <w:color w:val="569CD6"/>
+          <w:sz w:val="18"/>
+          <w:szCs w:val="18"/>
+        </w:rPr>
+        <w:t>def</w:t>
+      </w:r>
+      <w:r>
+        <w:rPr>
+          <w:rFonts w:ascii="Menlo" w:eastAsia="Times New Roman" w:hAnsi="Menlo" w:cs="Menlo"/>
+          <w:color w:val="CCCCCC"/>
+          <w:sz w:val="18"/>
+          <w:szCs w:val="18"/>
+        </w:rPr>
+        <w:t xml:space="preserve"> </w:t>
+      </w:r>
+      <w:r>
+        <w:rPr>
+          <w:rFonts w:ascii="Menlo" w:eastAsia="Times New Roman" w:hAnsi="Menlo" w:cs="Menlo"/>
+          <w:color w:val="DCDCAA"/>
+          <w:sz w:val="18"/>
+          <w:szCs w:val="18"/>
+        </w:rPr>
+        <w:t>__</w:t>
+      </w:r>
+      <w:proofErr w:type="spellStart"/>
+      <w:r>
+        <w:rPr>
+          <w:rFonts w:ascii="Menlo" w:eastAsia="Times New Roman" w:hAnsi="Menlo" w:cs="Menlo"/>
+          <w:color w:val="DCDCAA"/>
+          <w:sz w:val="18"/>
+          <w:szCs w:val="18"/>
+        </w:rPr>
+        <w:t>init</w:t>
+      </w:r>
+      <w:proofErr w:type="spellEnd"/>
+      <w:r>
+        <w:rPr>
+          <w:rFonts w:ascii="Menlo" w:eastAsia="Times New Roman" w:hAnsi="Menlo" w:cs="Menlo"/>
+          <w:color w:val="DCDCAA"/>
+          <w:sz w:val="18"/>
+          <w:szCs w:val="18"/>
+        </w:rPr>
+        <w:t>__</w:t>
+      </w:r>
+      <w:r>
+        <w:rPr>
+          <w:rFonts w:ascii="Menlo" w:eastAsia="Times New Roman" w:hAnsi="Menlo" w:cs="Menlo"/>
+          <w:color w:val="CCCCCC"/>
+          <w:sz w:val="18"/>
+          <w:szCs w:val="18"/>
+        </w:rPr>
+        <w:t>(</w:t>
+      </w:r>
+      <w:r>
+        <w:rPr>
+          <w:rFonts w:ascii="Menlo" w:eastAsia="Times New Roman" w:hAnsi="Menlo" w:cs="Menlo"/>
+          <w:color w:val="9CDCFE"/>
+          <w:sz w:val="18"/>
+          <w:szCs w:val="18"/>
+        </w:rPr>
+        <w:t>self</w:t>
+      </w:r>
+      <w:r>
+        <w:rPr>
+          <w:rFonts w:ascii="Menlo" w:eastAsia="Times New Roman" w:hAnsi="Menlo" w:cs="Menlo"/>
+          <w:color w:val="CCCCCC"/>
+          <w:sz w:val="18"/>
+          <w:szCs w:val="18"/>
+        </w:rPr>
+        <w:t>):</w:t>
       </w:r>
     </w:p>
     <w:p>
@@ -550,9 +1177,10 @@
           <w:sz w:val="18"/>
           <w:szCs w:val="18"/>
         </w:rPr>
-        <w:t xml:space="preserve">    </w:t>
+        <w:t xml:space="preserve">        </w:t>
       </w:r>
       <w:proofErr w:type="spellStart"/>
+      <w:proofErr w:type="gramStart"/>
       <w:r>
         <w:rPr>
           <w:rFonts w:ascii="Menlo" w:eastAsia="Times New Roman" w:hAnsi="Menlo" w:cs="Menlo"/>
@@ -560,7 +1188,35 @@
           <w:sz w:val="18"/>
           <w:szCs w:val="18"/>
         </w:rPr>
-        <w:t>food_charge</w:t>
+        <w:t>self</w:t>
+      </w:r>
+      <w:r>
+        <w:rPr>
+          <w:rFonts w:ascii="Menlo" w:eastAsia="Times New Roman" w:hAnsi="Menlo" w:cs="Menlo"/>
+          <w:color w:val="CCCCCC"/>
+          <w:sz w:val="18"/>
+          <w:szCs w:val="18"/>
+        </w:rPr>
+        <w:t>.</w:t>
+      </w:r>
+      <w:r>
+        <w:rPr>
+          <w:rFonts w:ascii="Menlo" w:eastAsia="Times New Roman" w:hAnsi="Menlo" w:cs="Menlo"/>
+          <w:color w:val="9CDCFE"/>
+          <w:sz w:val="18"/>
+          <w:szCs w:val="18"/>
+        </w:rPr>
+        <w:t>item</w:t>
+      </w:r>
+      <w:proofErr w:type="gramEnd"/>
+      <w:r>
+        <w:rPr>
+          <w:rFonts w:ascii="Menlo" w:eastAsia="Times New Roman" w:hAnsi="Menlo" w:cs="Menlo"/>
+          <w:color w:val="9CDCFE"/>
+          <w:sz w:val="18"/>
+          <w:szCs w:val="18"/>
+        </w:rPr>
+        <w:t>_name</w:t>
       </w:r>
       <w:proofErr w:type="spellEnd"/>
       <w:r>
@@ -590,44 +1246,6 @@
         </w:rPr>
         <w:t xml:space="preserve"> </w:t>
       </w:r>
-      <w:proofErr w:type="gramStart"/>
-      <w:r>
-        <w:rPr>
-          <w:rFonts w:ascii="Menlo" w:eastAsia="Times New Roman" w:hAnsi="Menlo" w:cs="Menlo"/>
-          <w:color w:val="4EC9B0"/>
-          <w:sz w:val="18"/>
-          <w:szCs w:val="18"/>
-        </w:rPr>
-        <w:t>float</w:t>
-      </w:r>
-      <w:r>
-        <w:rPr>
-          <w:rFonts w:ascii="Menlo" w:eastAsia="Times New Roman" w:hAnsi="Menlo" w:cs="Menlo"/>
-          <w:color w:val="CCCCCC"/>
-          <w:sz w:val="18"/>
-          <w:szCs w:val="18"/>
-        </w:rPr>
-        <w:t>(</w:t>
-      </w:r>
-      <w:r>
-        <w:rPr>
-          <w:rFonts w:ascii="Menlo" w:eastAsia="Times New Roman" w:hAnsi="Menlo" w:cs="Menlo"/>
-          <w:color w:val="DCDCAA"/>
-          <w:sz w:val="18"/>
-          <w:szCs w:val="18"/>
-        </w:rPr>
-        <w:t>input</w:t>
-      </w:r>
-      <w:r>
-        <w:rPr>
-          <w:rFonts w:ascii="Menlo" w:eastAsia="Times New Roman" w:hAnsi="Menlo" w:cs="Menlo"/>
-          <w:color w:val="CCCCCC"/>
-          <w:sz w:val="18"/>
-          <w:szCs w:val="18"/>
-        </w:rPr>
-        <w:t>(</w:t>
-      </w:r>
-      <w:proofErr w:type="gramEnd"/>
       <w:r>
         <w:rPr>
           <w:rFonts w:ascii="Menlo" w:eastAsia="Times New Roman" w:hAnsi="Menlo" w:cs="Menlo"/>
@@ -635,16 +1253,7 @@
           <w:sz w:val="18"/>
           <w:szCs w:val="18"/>
         </w:rPr>
-        <w:t>"Enter the charge for the food: $"</w:t>
-      </w:r>
-      <w:r>
-        <w:rPr>
-          <w:rFonts w:ascii="Menlo" w:eastAsia="Times New Roman" w:hAnsi="Menlo" w:cs="Menlo"/>
-          <w:color w:val="CCCCCC"/>
-          <w:sz w:val="18"/>
-          <w:szCs w:val="18"/>
-        </w:rPr>
-        <w:t>))</w:t>
+        <w:t>"none"</w:t>
       </w:r>
     </w:p>
     <w:p>
@@ -658,6 +1267,91 @@
           <w:szCs w:val="18"/>
         </w:rPr>
       </w:pPr>
+      <w:r>
+        <w:rPr>
+          <w:rFonts w:ascii="Menlo" w:eastAsia="Times New Roman" w:hAnsi="Menlo" w:cs="Menlo"/>
+          <w:color w:val="CCCCCC"/>
+          <w:sz w:val="18"/>
+          <w:szCs w:val="18"/>
+        </w:rPr>
+        <w:t xml:space="preserve">        </w:t>
+      </w:r>
+      <w:proofErr w:type="spellStart"/>
+      <w:proofErr w:type="gramStart"/>
+      <w:r>
+        <w:rPr>
+          <w:rFonts w:ascii="Menlo" w:eastAsia="Times New Roman" w:hAnsi="Menlo" w:cs="Menlo"/>
+          <w:color w:val="9CDCFE"/>
+          <w:sz w:val="18"/>
+          <w:szCs w:val="18"/>
+        </w:rPr>
+        <w:t>self</w:t>
+      </w:r>
+      <w:r>
+        <w:rPr>
+          <w:rFonts w:ascii="Menlo" w:eastAsia="Times New Roman" w:hAnsi="Menlo" w:cs="Menlo"/>
+          <w:color w:val="CCCCCC"/>
+          <w:sz w:val="18"/>
+          <w:szCs w:val="18"/>
+        </w:rPr>
+        <w:t>.</w:t>
+      </w:r>
+      <w:r>
+        <w:rPr>
+          <w:rFonts w:ascii="Menlo" w:eastAsia="Times New Roman" w:hAnsi="Menlo" w:cs="Menlo"/>
+          <w:color w:val="9CDCFE"/>
+          <w:sz w:val="18"/>
+          <w:szCs w:val="18"/>
+        </w:rPr>
+        <w:t>item</w:t>
+      </w:r>
+      <w:proofErr w:type="gramEnd"/>
+      <w:r>
+        <w:rPr>
+          <w:rFonts w:ascii="Menlo" w:eastAsia="Times New Roman" w:hAnsi="Menlo" w:cs="Menlo"/>
+          <w:color w:val="9CDCFE"/>
+          <w:sz w:val="18"/>
+          <w:szCs w:val="18"/>
+        </w:rPr>
+        <w:t>_price</w:t>
+      </w:r>
+      <w:proofErr w:type="spellEnd"/>
+      <w:r>
+        <w:rPr>
+          <w:rFonts w:ascii="Menlo" w:eastAsia="Times New Roman" w:hAnsi="Menlo" w:cs="Menlo"/>
+          <w:color w:val="CCCCCC"/>
+          <w:sz w:val="18"/>
+          <w:szCs w:val="18"/>
+        </w:rPr>
+        <w:t xml:space="preserve"> </w:t>
+      </w:r>
+      <w:r>
+        <w:rPr>
+          <w:rFonts w:ascii="Menlo" w:eastAsia="Times New Roman" w:hAnsi="Menlo" w:cs="Menlo"/>
+          <w:color w:val="D4D4D4"/>
+          <w:sz w:val="18"/>
+          <w:szCs w:val="18"/>
+        </w:rPr>
+        <w:t>=</w:t>
+      </w:r>
+      <w:r>
+        <w:rPr>
+          <w:rFonts w:ascii="Menlo" w:eastAsia="Times New Roman" w:hAnsi="Menlo" w:cs="Menlo"/>
+          <w:color w:val="CCCCCC"/>
+          <w:sz w:val="18"/>
+          <w:szCs w:val="18"/>
+        </w:rPr>
+        <w:t xml:space="preserve"> </w:t>
+      </w:r>
+      <w:r>
+        <w:rPr>
+          <w:rFonts w:ascii="Menlo" w:eastAsia="Times New Roman" w:hAnsi="Menlo" w:cs="Menlo"/>
+          <w:color w:val="B5CEA8"/>
+          <w:sz w:val="18"/>
+          <w:szCs w:val="18"/>
+        </w:rPr>
+        <w:t>0.0</w:t>
+      </w:r>
     </w:p>
     <w:p>
       <w:pPr>
@@ -677,16 +1371,83 @@
           <w:sz w:val="18"/>
           <w:szCs w:val="18"/>
         </w:rPr>
-        <w:t xml:space="preserve">    </w:t>
-      </w:r>
-      <w:r>
-        <w:rPr>
-          <w:rFonts w:ascii="Menlo" w:eastAsia="Times New Roman" w:hAnsi="Menlo" w:cs="Menlo"/>
-          <w:color w:val="6A9955"/>
-          <w:sz w:val="18"/>
-          <w:szCs w:val="18"/>
-        </w:rPr>
-        <w:t># Validate that the charge is not negative</w:t>
+        <w:t xml:space="preserve">        </w:t>
+      </w:r>
+      <w:proofErr w:type="spellStart"/>
+      <w:proofErr w:type="gramStart"/>
+      <w:r>
+        <w:rPr>
+          <w:rFonts w:ascii="Menlo" w:eastAsia="Times New Roman" w:hAnsi="Menlo" w:cs="Menlo"/>
+          <w:color w:val="9CDCFE"/>
+          <w:sz w:val="18"/>
+          <w:szCs w:val="18"/>
+        </w:rPr>
+        <w:t>self</w:t>
+      </w:r>
+      <w:r>
+        <w:rPr>
+          <w:rFonts w:ascii="Menlo" w:eastAsia="Times New Roman" w:hAnsi="Menlo" w:cs="Menlo"/>
+          <w:color w:val="CCCCCC"/>
+          <w:sz w:val="18"/>
+          <w:szCs w:val="18"/>
+        </w:rPr>
+        <w:t>.</w:t>
+      </w:r>
+      <w:r>
+        <w:rPr>
+          <w:rFonts w:ascii="Menlo" w:eastAsia="Times New Roman" w:hAnsi="Menlo" w:cs="Menlo"/>
+          <w:color w:val="9CDCFE"/>
+          <w:sz w:val="18"/>
+          <w:szCs w:val="18"/>
+        </w:rPr>
+        <w:t>item</w:t>
+      </w:r>
+      <w:proofErr w:type="gramEnd"/>
+      <w:r>
+        <w:rPr>
+          <w:rFonts w:ascii="Menlo" w:eastAsia="Times New Roman" w:hAnsi="Menlo" w:cs="Menlo"/>
+          <w:color w:val="9CDCFE"/>
+          <w:sz w:val="18"/>
+          <w:szCs w:val="18"/>
+        </w:rPr>
+        <w:t>_quantity</w:t>
+      </w:r>
+      <w:proofErr w:type="spellEnd"/>
+      <w:r>
+        <w:rPr>
+          <w:rFonts w:ascii="Menlo" w:eastAsia="Times New Roman" w:hAnsi="Menlo" w:cs="Menlo"/>
+          <w:color w:val="CCCCCC"/>
+          <w:sz w:val="18"/>
+          <w:szCs w:val="18"/>
+        </w:rPr>
+        <w:t xml:space="preserve"> </w:t>
+      </w:r>
+      <w:r>
+        <w:rPr>
+          <w:rFonts w:ascii="Menlo" w:eastAsia="Times New Roman" w:hAnsi="Menlo" w:cs="Menlo"/>
+          <w:color w:val="D4D4D4"/>
+          <w:sz w:val="18"/>
+          <w:szCs w:val="18"/>
+        </w:rPr>
+        <w:t>=</w:t>
+      </w:r>
+      <w:r>
+        <w:rPr>
+          <w:rFonts w:ascii="Menlo" w:eastAsia="Times New Roman" w:hAnsi="Menlo" w:cs="Menlo"/>
+          <w:color w:val="CCCCCC"/>
+          <w:sz w:val="18"/>
+          <w:szCs w:val="18"/>
+        </w:rPr>
+        <w:t xml:space="preserve"> </w:t>
+      </w:r>
+      <w:r>
+        <w:rPr>
+          <w:rFonts w:ascii="Menlo" w:eastAsia="Times New Roman" w:hAnsi="Menlo" w:cs="Menlo"/>
+          <w:color w:val="B5CEA8"/>
+          <w:sz w:val="18"/>
+          <w:szCs w:val="18"/>
+        </w:rPr>
+        <w:t>0</w:t>
       </w:r>
     </w:p>
     <w:p>
@@ -700,89 +1461,6 @@
           <w:szCs w:val="18"/>
         </w:rPr>
       </w:pPr>
-      <w:r>
-        <w:rPr>
-          <w:rFonts w:ascii="Menlo" w:eastAsia="Times New Roman" w:hAnsi="Menlo" w:cs="Menlo"/>
-          <w:color w:val="CCCCCC"/>
-          <w:sz w:val="18"/>
-          <w:szCs w:val="18"/>
-        </w:rPr>
-        <w:t xml:space="preserve">    </w:t>
-      </w:r>
-      <w:r>
-        <w:rPr>
-          <w:rFonts w:ascii="Menlo" w:eastAsia="Times New Roman" w:hAnsi="Menlo" w:cs="Menlo"/>
-          <w:color w:val="C586C0"/>
-          <w:sz w:val="18"/>
-          <w:szCs w:val="18"/>
-        </w:rPr>
-        <w:t>if</w:t>
-      </w:r>
-      <w:r>
-        <w:rPr>
-          <w:rFonts w:ascii="Menlo" w:eastAsia="Times New Roman" w:hAnsi="Menlo" w:cs="Menlo"/>
-          <w:color w:val="CCCCCC"/>
-          <w:sz w:val="18"/>
-          <w:szCs w:val="18"/>
-        </w:rPr>
-        <w:t xml:space="preserve"> </w:t>
-      </w:r>
-      <w:proofErr w:type="spellStart"/>
-      <w:r>
-        <w:rPr>
-          <w:rFonts w:ascii="Menlo" w:eastAsia="Times New Roman" w:hAnsi="Menlo" w:cs="Menlo"/>
-          <w:color w:val="9CDCFE"/>
-          <w:sz w:val="18"/>
-          <w:szCs w:val="18"/>
-        </w:rPr>
-        <w:t>food_charge</w:t>
-      </w:r>
-      <w:proofErr w:type="spellEnd"/>
-      <w:r>
-        <w:rPr>
-          <w:rFonts w:ascii="Menlo" w:eastAsia="Times New Roman" w:hAnsi="Menlo" w:cs="Menlo"/>
-          <w:color w:val="CCCCCC"/>
-          <w:sz w:val="18"/>
-          <w:szCs w:val="18"/>
-        </w:rPr>
-        <w:t xml:space="preserve"> </w:t>
-      </w:r>
-      <w:r>
-        <w:rPr>
-          <w:rFonts w:ascii="Menlo" w:eastAsia="Times New Roman" w:hAnsi="Menlo" w:cs="Menlo"/>
-          <w:color w:val="D4D4D4"/>
-          <w:sz w:val="18"/>
-          <w:szCs w:val="18"/>
-        </w:rPr>
-        <w:t>&lt;</w:t>
-      </w:r>
-      <w:r>
-        <w:rPr>
-          <w:rFonts w:ascii="Menlo" w:eastAsia="Times New Roman" w:hAnsi="Menlo" w:cs="Menlo"/>
-          <w:color w:val="CCCCCC"/>
-          <w:sz w:val="18"/>
-          <w:szCs w:val="18"/>
-        </w:rPr>
-        <w:t xml:space="preserve"> </w:t>
-      </w:r>
-      <w:r>
-        <w:rPr>
-          <w:rFonts w:ascii="Menlo" w:eastAsia="Times New Roman" w:hAnsi="Menlo" w:cs="Menlo"/>
-          <w:color w:val="B5CEA8"/>
-          <w:sz w:val="18"/>
-          <w:szCs w:val="18"/>
-        </w:rPr>
-        <w:t>0</w:t>
-      </w:r>
-      <w:r>
-        <w:rPr>
-          <w:rFonts w:ascii="Menlo" w:eastAsia="Times New Roman" w:hAnsi="Menlo" w:cs="Menlo"/>
-          <w:color w:val="CCCCCC"/>
-          <w:sz w:val="18"/>
-          <w:szCs w:val="18"/>
-        </w:rPr>
-        <w:t>:</w:t>
-      </w:r>
     </w:p>
     <w:p>
       <w:pPr>
@@ -802,9 +1480,27 @@
           <w:sz w:val="18"/>
           <w:szCs w:val="18"/>
         </w:rPr>
-        <w:t xml:space="preserve">        </w:t>
-      </w:r>
-      <w:proofErr w:type="gramStart"/>
+        <w:t xml:space="preserve">    </w:t>
+      </w:r>
+      <w:r>
+        <w:rPr>
+          <w:rFonts w:ascii="Menlo" w:eastAsia="Times New Roman" w:hAnsi="Menlo" w:cs="Menlo"/>
+          <w:color w:val="569CD6"/>
+          <w:sz w:val="18"/>
+          <w:szCs w:val="18"/>
+        </w:rPr>
+        <w:t>def</w:t>
+      </w:r>
+      <w:r>
+        <w:rPr>
+          <w:rFonts w:ascii="Menlo" w:eastAsia="Times New Roman" w:hAnsi="Menlo" w:cs="Menlo"/>
+          <w:color w:val="CCCCCC"/>
+          <w:sz w:val="18"/>
+          <w:szCs w:val="18"/>
+        </w:rPr>
+        <w:t xml:space="preserve"> </w:t>
+      </w:r>
+      <w:proofErr w:type="spellStart"/>
       <w:r>
         <w:rPr>
           <w:rFonts w:ascii="Menlo" w:eastAsia="Times New Roman" w:hAnsi="Menlo" w:cs="Menlo"/>
@@ -812,8 +1508,9 @@
           <w:sz w:val="18"/>
           <w:szCs w:val="18"/>
         </w:rPr>
-        <w:t>print</w:t>
-      </w:r>
+        <w:t>print_item_cost</w:t>
+      </w:r>
+      <w:proofErr w:type="spellEnd"/>
       <w:r>
         <w:rPr>
           <w:rFonts w:ascii="Menlo" w:eastAsia="Times New Roman" w:hAnsi="Menlo" w:cs="Menlo"/>
@@ -823,24 +1520,23 @@
         </w:rPr>
         <w:t>(</w:t>
       </w:r>
-      <w:proofErr w:type="gramEnd"/>
-      <w:r>
-        <w:rPr>
-          <w:rFonts w:ascii="Menlo" w:eastAsia="Times New Roman" w:hAnsi="Menlo" w:cs="Menlo"/>
-          <w:color w:val="CE9178"/>
-          <w:sz w:val="18"/>
-          <w:szCs w:val="18"/>
-        </w:rPr>
-        <w:t>"Error: Food charge cannot be negative."</w:t>
-      </w:r>
-      <w:r>
-        <w:rPr>
-          <w:rFonts w:ascii="Menlo" w:eastAsia="Times New Roman" w:hAnsi="Menlo" w:cs="Menlo"/>
-          <w:color w:val="CCCCCC"/>
-          <w:sz w:val="18"/>
-          <w:szCs w:val="18"/>
-        </w:rPr>
-        <w:t>)</w:t>
+      <w:r>
+        <w:rPr>
+          <w:rFonts w:ascii="Menlo" w:eastAsia="Times New Roman" w:hAnsi="Menlo" w:cs="Menlo"/>
+          <w:color w:val="9CDCFE"/>
+          <w:sz w:val="18"/>
+          <w:szCs w:val="18"/>
+        </w:rPr>
+        <w:t>self</w:t>
+      </w:r>
+      <w:r>
+        <w:rPr>
+          <w:rFonts w:ascii="Menlo" w:eastAsia="Times New Roman" w:hAnsi="Menlo" w:cs="Menlo"/>
+          <w:color w:val="CCCCCC"/>
+          <w:sz w:val="18"/>
+          <w:szCs w:val="18"/>
+        </w:rPr>
+        <w:t>):</w:t>
       </w:r>
     </w:p>
     <w:p>
@@ -861,26 +1557,151 @@
           <w:sz w:val="18"/>
           <w:szCs w:val="18"/>
         </w:rPr>
-        <w:t xml:space="preserve">    </w:t>
-      </w:r>
-      <w:r>
-        <w:rPr>
-          <w:rFonts w:ascii="Menlo" w:eastAsia="Times New Roman" w:hAnsi="Menlo" w:cs="Menlo"/>
-          <w:color w:val="C586C0"/>
-          <w:sz w:val="18"/>
-          <w:szCs w:val="18"/>
-        </w:rPr>
-        <w:t>else</w:t>
-      </w:r>
-      <w:r>
-        <w:rPr>
-          <w:rFonts w:ascii="Menlo" w:eastAsia="Times New Roman" w:hAnsi="Menlo" w:cs="Menlo"/>
-          <w:color w:val="CCCCCC"/>
-          <w:sz w:val="18"/>
-          <w:szCs w:val="18"/>
-        </w:rPr>
-        <w:t>:</w:t>
-      </w:r>
+        <w:t xml:space="preserve">        </w:t>
+      </w:r>
+      <w:r>
+        <w:rPr>
+          <w:rFonts w:ascii="Menlo" w:eastAsia="Times New Roman" w:hAnsi="Menlo" w:cs="Menlo"/>
+          <w:color w:val="9CDCFE"/>
+          <w:sz w:val="18"/>
+          <w:szCs w:val="18"/>
+        </w:rPr>
+        <w:t>total</w:t>
+      </w:r>
+      <w:r>
+        <w:rPr>
+          <w:rFonts w:ascii="Menlo" w:eastAsia="Times New Roman" w:hAnsi="Menlo" w:cs="Menlo"/>
+          <w:color w:val="CCCCCC"/>
+          <w:sz w:val="18"/>
+          <w:szCs w:val="18"/>
+        </w:rPr>
+        <w:t xml:space="preserve"> </w:t>
+      </w:r>
+      <w:r>
+        <w:rPr>
+          <w:rFonts w:ascii="Menlo" w:eastAsia="Times New Roman" w:hAnsi="Menlo" w:cs="Menlo"/>
+          <w:color w:val="D4D4D4"/>
+          <w:sz w:val="18"/>
+          <w:szCs w:val="18"/>
+        </w:rPr>
+        <w:t>=</w:t>
+      </w:r>
+      <w:r>
+        <w:rPr>
+          <w:rFonts w:ascii="Menlo" w:eastAsia="Times New Roman" w:hAnsi="Menlo" w:cs="Menlo"/>
+          <w:color w:val="CCCCCC"/>
+          <w:sz w:val="18"/>
+          <w:szCs w:val="18"/>
+        </w:rPr>
+        <w:t xml:space="preserve"> </w:t>
+      </w:r>
+      <w:proofErr w:type="spellStart"/>
+      <w:proofErr w:type="gramStart"/>
+      <w:r>
+        <w:rPr>
+          <w:rFonts w:ascii="Menlo" w:eastAsia="Times New Roman" w:hAnsi="Menlo" w:cs="Menlo"/>
+          <w:color w:val="9CDCFE"/>
+          <w:sz w:val="18"/>
+          <w:szCs w:val="18"/>
+        </w:rPr>
+        <w:t>self</w:t>
+      </w:r>
+      <w:r>
+        <w:rPr>
+          <w:rFonts w:ascii="Menlo" w:eastAsia="Times New Roman" w:hAnsi="Menlo" w:cs="Menlo"/>
+          <w:color w:val="CCCCCC"/>
+          <w:sz w:val="18"/>
+          <w:szCs w:val="18"/>
+        </w:rPr>
+        <w:t>.</w:t>
+      </w:r>
+      <w:r>
+        <w:rPr>
+          <w:rFonts w:ascii="Menlo" w:eastAsia="Times New Roman" w:hAnsi="Menlo" w:cs="Menlo"/>
+          <w:color w:val="9CDCFE"/>
+          <w:sz w:val="18"/>
+          <w:szCs w:val="18"/>
+        </w:rPr>
+        <w:t>item</w:t>
+      </w:r>
+      <w:proofErr w:type="gramEnd"/>
+      <w:r>
+        <w:rPr>
+          <w:rFonts w:ascii="Menlo" w:eastAsia="Times New Roman" w:hAnsi="Menlo" w:cs="Menlo"/>
+          <w:color w:val="9CDCFE"/>
+          <w:sz w:val="18"/>
+          <w:szCs w:val="18"/>
+        </w:rPr>
+        <w:t>_price</w:t>
+      </w:r>
+      <w:proofErr w:type="spellEnd"/>
+      <w:r>
+        <w:rPr>
+          <w:rFonts w:ascii="Menlo" w:eastAsia="Times New Roman" w:hAnsi="Menlo" w:cs="Menlo"/>
+          <w:color w:val="CCCCCC"/>
+          <w:sz w:val="18"/>
+          <w:szCs w:val="18"/>
+        </w:rPr>
+        <w:t xml:space="preserve"> </w:t>
+      </w:r>
+      <w:r>
+        <w:rPr>
+          <w:rFonts w:ascii="Menlo" w:eastAsia="Times New Roman" w:hAnsi="Menlo" w:cs="Menlo"/>
+          <w:color w:val="D4D4D4"/>
+          <w:sz w:val="18"/>
+          <w:szCs w:val="18"/>
+        </w:rPr>
+        <w:t>*</w:t>
+      </w:r>
+      <w:r>
+        <w:rPr>
+          <w:rFonts w:ascii="Menlo" w:eastAsia="Times New Roman" w:hAnsi="Menlo" w:cs="Menlo"/>
+          <w:color w:val="CCCCCC"/>
+          <w:sz w:val="18"/>
+          <w:szCs w:val="18"/>
+        </w:rPr>
+        <w:t xml:space="preserve"> </w:t>
+      </w:r>
+      <w:proofErr w:type="spellStart"/>
+      <w:proofErr w:type="gramStart"/>
+      <w:r>
+        <w:rPr>
+          <w:rFonts w:ascii="Menlo" w:eastAsia="Times New Roman" w:hAnsi="Menlo" w:cs="Menlo"/>
+          <w:color w:val="9CDCFE"/>
+          <w:sz w:val="18"/>
+          <w:szCs w:val="18"/>
+        </w:rPr>
+        <w:t>self</w:t>
+      </w:r>
+      <w:r>
+        <w:rPr>
+          <w:rFonts w:ascii="Menlo" w:eastAsia="Times New Roman" w:hAnsi="Menlo" w:cs="Menlo"/>
+          <w:color w:val="CCCCCC"/>
+          <w:sz w:val="18"/>
+          <w:szCs w:val="18"/>
+        </w:rPr>
+        <w:t>.</w:t>
+      </w:r>
+      <w:r>
+        <w:rPr>
+          <w:rFonts w:ascii="Menlo" w:eastAsia="Times New Roman" w:hAnsi="Menlo" w:cs="Menlo"/>
+          <w:color w:val="9CDCFE"/>
+          <w:sz w:val="18"/>
+          <w:szCs w:val="18"/>
+        </w:rPr>
+        <w:t>item</w:t>
+      </w:r>
+      <w:proofErr w:type="gramEnd"/>
+      <w:r>
+        <w:rPr>
+          <w:rFonts w:ascii="Menlo" w:eastAsia="Times New Roman" w:hAnsi="Menlo" w:cs="Menlo"/>
+          <w:color w:val="9CDCFE"/>
+          <w:sz w:val="18"/>
+          <w:szCs w:val="18"/>
+        </w:rPr>
+        <w:t>_quantity</w:t>
+      </w:r>
+      <w:proofErr w:type="spellEnd"/>
     </w:p>
     <w:p>
       <w:pPr>
@@ -905,116 +1726,295 @@
       <w:r>
         <w:rPr>
           <w:rFonts w:ascii="Menlo" w:eastAsia="Times New Roman" w:hAnsi="Menlo" w:cs="Menlo"/>
-          <w:color w:val="6A9955"/>
-          <w:sz w:val="18"/>
-          <w:szCs w:val="18"/>
-        </w:rPr>
-        <w:t># Calculate tip and tax</w:t>
+          <w:color w:val="DCDCAA"/>
+          <w:sz w:val="18"/>
+          <w:szCs w:val="18"/>
+        </w:rPr>
+        <w:t>print</w:t>
+      </w:r>
+      <w:r>
+        <w:rPr>
+          <w:rFonts w:ascii="Menlo" w:eastAsia="Times New Roman" w:hAnsi="Menlo" w:cs="Menlo"/>
+          <w:color w:val="CCCCCC"/>
+          <w:sz w:val="18"/>
+          <w:szCs w:val="18"/>
+        </w:rPr>
+        <w:t>(</w:t>
+      </w:r>
+      <w:r>
+        <w:rPr>
+          <w:rFonts w:ascii="Menlo" w:eastAsia="Times New Roman" w:hAnsi="Menlo" w:cs="Menlo"/>
+          <w:color w:val="569CD6"/>
+          <w:sz w:val="18"/>
+          <w:szCs w:val="18"/>
+        </w:rPr>
+        <w:t>f</w:t>
+      </w:r>
+      <w:r>
+        <w:rPr>
+          <w:rFonts w:ascii="Menlo" w:eastAsia="Times New Roman" w:hAnsi="Menlo" w:cs="Menlo"/>
+          <w:color w:val="CE9178"/>
+          <w:sz w:val="18"/>
+          <w:szCs w:val="18"/>
+        </w:rPr>
+        <w:t>"</w:t>
+      </w:r>
+      <w:r>
+        <w:rPr>
+          <w:rFonts w:ascii="Menlo" w:eastAsia="Times New Roman" w:hAnsi="Menlo" w:cs="Menlo"/>
+          <w:color w:val="569CD6"/>
+          <w:sz w:val="18"/>
+          <w:szCs w:val="18"/>
+        </w:rPr>
+        <w:t>{</w:t>
+      </w:r>
+      <w:proofErr w:type="spellStart"/>
+      <w:proofErr w:type="gramStart"/>
+      <w:r>
+        <w:rPr>
+          <w:rFonts w:ascii="Menlo" w:eastAsia="Times New Roman" w:hAnsi="Menlo" w:cs="Menlo"/>
+          <w:color w:val="9CDCFE"/>
+          <w:sz w:val="18"/>
+          <w:szCs w:val="18"/>
+        </w:rPr>
+        <w:t>self</w:t>
+      </w:r>
+      <w:r>
+        <w:rPr>
+          <w:rFonts w:ascii="Menlo" w:eastAsia="Times New Roman" w:hAnsi="Menlo" w:cs="Menlo"/>
+          <w:color w:val="CCCCCC"/>
+          <w:sz w:val="18"/>
+          <w:szCs w:val="18"/>
+        </w:rPr>
+        <w:t>.</w:t>
+      </w:r>
+      <w:r>
+        <w:rPr>
+          <w:rFonts w:ascii="Menlo" w:eastAsia="Times New Roman" w:hAnsi="Menlo" w:cs="Menlo"/>
+          <w:color w:val="9CDCFE"/>
+          <w:sz w:val="18"/>
+          <w:szCs w:val="18"/>
+        </w:rPr>
+        <w:t>item</w:t>
+      </w:r>
+      <w:proofErr w:type="gramEnd"/>
+      <w:r>
+        <w:rPr>
+          <w:rFonts w:ascii="Menlo" w:eastAsia="Times New Roman" w:hAnsi="Menlo" w:cs="Menlo"/>
+          <w:color w:val="9CDCFE"/>
+          <w:sz w:val="18"/>
+          <w:szCs w:val="18"/>
+        </w:rPr>
+        <w:t>_name</w:t>
+      </w:r>
+      <w:proofErr w:type="spellEnd"/>
+      <w:r>
+        <w:rPr>
+          <w:rFonts w:ascii="Menlo" w:eastAsia="Times New Roman" w:hAnsi="Menlo" w:cs="Menlo"/>
+          <w:color w:val="569CD6"/>
+          <w:sz w:val="18"/>
+          <w:szCs w:val="18"/>
+        </w:rPr>
+        <w:t>}</w:t>
+      </w:r>
+      <w:r>
+        <w:rPr>
+          <w:rFonts w:ascii="Menlo" w:eastAsia="Times New Roman" w:hAnsi="Menlo" w:cs="Menlo"/>
+          <w:color w:val="CE9178"/>
+          <w:sz w:val="18"/>
+          <w:szCs w:val="18"/>
+        </w:rPr>
+        <w:t xml:space="preserve"> </w:t>
+      </w:r>
+      <w:r>
+        <w:rPr>
+          <w:rFonts w:ascii="Menlo" w:eastAsia="Times New Roman" w:hAnsi="Menlo" w:cs="Menlo"/>
+          <w:color w:val="569CD6"/>
+          <w:sz w:val="18"/>
+          <w:szCs w:val="18"/>
+        </w:rPr>
+        <w:t>{</w:t>
+      </w:r>
+      <w:proofErr w:type="spellStart"/>
+      <w:proofErr w:type="gramStart"/>
+      <w:r>
+        <w:rPr>
+          <w:rFonts w:ascii="Menlo" w:eastAsia="Times New Roman" w:hAnsi="Menlo" w:cs="Menlo"/>
+          <w:color w:val="9CDCFE"/>
+          <w:sz w:val="18"/>
+          <w:szCs w:val="18"/>
+        </w:rPr>
+        <w:t>self</w:t>
+      </w:r>
+      <w:r>
+        <w:rPr>
+          <w:rFonts w:ascii="Menlo" w:eastAsia="Times New Roman" w:hAnsi="Menlo" w:cs="Menlo"/>
+          <w:color w:val="CCCCCC"/>
+          <w:sz w:val="18"/>
+          <w:szCs w:val="18"/>
+        </w:rPr>
+        <w:t>.</w:t>
+      </w:r>
+      <w:r>
+        <w:rPr>
+          <w:rFonts w:ascii="Menlo" w:eastAsia="Times New Roman" w:hAnsi="Menlo" w:cs="Menlo"/>
+          <w:color w:val="9CDCFE"/>
+          <w:sz w:val="18"/>
+          <w:szCs w:val="18"/>
+        </w:rPr>
+        <w:t>item</w:t>
+      </w:r>
+      <w:proofErr w:type="gramEnd"/>
+      <w:r>
+        <w:rPr>
+          <w:rFonts w:ascii="Menlo" w:eastAsia="Times New Roman" w:hAnsi="Menlo" w:cs="Menlo"/>
+          <w:color w:val="9CDCFE"/>
+          <w:sz w:val="18"/>
+          <w:szCs w:val="18"/>
+        </w:rPr>
+        <w:t>_quantity</w:t>
+      </w:r>
+      <w:proofErr w:type="spellEnd"/>
+      <w:r>
+        <w:rPr>
+          <w:rFonts w:ascii="Menlo" w:eastAsia="Times New Roman" w:hAnsi="Menlo" w:cs="Menlo"/>
+          <w:color w:val="569CD6"/>
+          <w:sz w:val="18"/>
+          <w:szCs w:val="18"/>
+        </w:rPr>
+        <w:t>}</w:t>
+      </w:r>
+      <w:r>
+        <w:rPr>
+          <w:rFonts w:ascii="Menlo" w:eastAsia="Times New Roman" w:hAnsi="Menlo" w:cs="Menlo"/>
+          <w:color w:val="CE9178"/>
+          <w:sz w:val="18"/>
+          <w:szCs w:val="18"/>
+        </w:rPr>
+        <w:t xml:space="preserve"> @ $</w:t>
+      </w:r>
+      <w:r>
+        <w:rPr>
+          <w:rFonts w:ascii="Menlo" w:eastAsia="Times New Roman" w:hAnsi="Menlo" w:cs="Menlo"/>
+          <w:color w:val="569CD6"/>
+          <w:sz w:val="18"/>
+          <w:szCs w:val="18"/>
+        </w:rPr>
+        <w:t>{</w:t>
+      </w:r>
+      <w:proofErr w:type="gramStart"/>
+      <w:r>
+        <w:rPr>
+          <w:rFonts w:ascii="Menlo" w:eastAsia="Times New Roman" w:hAnsi="Menlo" w:cs="Menlo"/>
+          <w:color w:val="9CDCFE"/>
+          <w:sz w:val="18"/>
+          <w:szCs w:val="18"/>
+        </w:rPr>
+        <w:t>self</w:t>
+      </w:r>
+      <w:r>
+        <w:rPr>
+          <w:rFonts w:ascii="Menlo" w:eastAsia="Times New Roman" w:hAnsi="Menlo" w:cs="Menlo"/>
+          <w:color w:val="CCCCCC"/>
+          <w:sz w:val="18"/>
+          <w:szCs w:val="18"/>
+        </w:rPr>
+        <w:t>.</w:t>
+      </w:r>
+      <w:r>
+        <w:rPr>
+          <w:rFonts w:ascii="Menlo" w:eastAsia="Times New Roman" w:hAnsi="Menlo" w:cs="Menlo"/>
+          <w:color w:val="9CDCFE"/>
+          <w:sz w:val="18"/>
+          <w:szCs w:val="18"/>
+        </w:rPr>
+        <w:t>item</w:t>
+      </w:r>
+      <w:proofErr w:type="gramEnd"/>
+      <w:r>
+        <w:rPr>
+          <w:rFonts w:ascii="Menlo" w:eastAsia="Times New Roman" w:hAnsi="Menlo" w:cs="Menlo"/>
+          <w:color w:val="9CDCFE"/>
+          <w:sz w:val="18"/>
+          <w:szCs w:val="18"/>
+        </w:rPr>
+        <w:t>_price</w:t>
+      </w:r>
+      <w:r>
+        <w:rPr>
+          <w:rFonts w:ascii="Menlo" w:eastAsia="Times New Roman" w:hAnsi="Menlo" w:cs="Menlo"/>
+          <w:color w:val="569CD6"/>
+          <w:sz w:val="18"/>
+          <w:szCs w:val="18"/>
+        </w:rPr>
+        <w:t>:.2f}</w:t>
+      </w:r>
+      <w:r>
+        <w:rPr>
+          <w:rFonts w:ascii="Menlo" w:eastAsia="Times New Roman" w:hAnsi="Menlo" w:cs="Menlo"/>
+          <w:color w:val="CE9178"/>
+          <w:sz w:val="18"/>
+          <w:szCs w:val="18"/>
+        </w:rPr>
+        <w:t xml:space="preserve"> = $</w:t>
+      </w:r>
+      <w:r>
+        <w:rPr>
+          <w:rFonts w:ascii="Menlo" w:eastAsia="Times New Roman" w:hAnsi="Menlo" w:cs="Menlo"/>
+          <w:color w:val="569CD6"/>
+          <w:sz w:val="18"/>
+          <w:szCs w:val="18"/>
+        </w:rPr>
+        <w:t>{</w:t>
+      </w:r>
+      <w:r>
+        <w:rPr>
+          <w:rFonts w:ascii="Menlo" w:eastAsia="Times New Roman" w:hAnsi="Menlo" w:cs="Menlo"/>
+          <w:color w:val="9CDCFE"/>
+          <w:sz w:val="18"/>
+          <w:szCs w:val="18"/>
+        </w:rPr>
+        <w:t>total</w:t>
+      </w:r>
+      <w:r>
+        <w:rPr>
+          <w:rFonts w:ascii="Menlo" w:eastAsia="Times New Roman" w:hAnsi="Menlo" w:cs="Menlo"/>
+          <w:color w:val="569CD6"/>
+          <w:sz w:val="18"/>
+          <w:szCs w:val="18"/>
+        </w:rPr>
+        <w:t>:.2f}</w:t>
+      </w:r>
+      <w:r>
+        <w:rPr>
+          <w:rFonts w:ascii="Menlo" w:eastAsia="Times New Roman" w:hAnsi="Menlo" w:cs="Menlo"/>
+          <w:color w:val="CE9178"/>
+          <w:sz w:val="18"/>
+          <w:szCs w:val="18"/>
+        </w:rPr>
+        <w:t>"</w:t>
+      </w:r>
+      <w:r>
+        <w:rPr>
+          <w:rFonts w:ascii="Menlo" w:eastAsia="Times New Roman" w:hAnsi="Menlo" w:cs="Menlo"/>
+          <w:color w:val="CCCCCC"/>
+          <w:sz w:val="18"/>
+          <w:szCs w:val="18"/>
+        </w:rPr>
+        <w:t>)</w:t>
       </w:r>
     </w:p>
     <w:p>
       <w:pPr>
         <w:shd w:val="clear" w:color="auto" w:fill="1F1F1F"/>
-        <w:spacing w:after="0" w:line="270" w:lineRule="atLeast"/>
-        <w:rPr>
-          <w:rFonts w:ascii="Menlo" w:eastAsia="Times New Roman" w:hAnsi="Menlo" w:cs="Menlo"/>
-          <w:color w:val="CCCCCC"/>
-          <w:sz w:val="18"/>
-          <w:szCs w:val="18"/>
-        </w:rPr>
-      </w:pPr>
-      <w:r>
-        <w:rPr>
-          <w:rFonts w:ascii="Menlo" w:eastAsia="Times New Roman" w:hAnsi="Menlo" w:cs="Menlo"/>
-          <w:color w:val="CCCCCC"/>
-          <w:sz w:val="18"/>
-          <w:szCs w:val="18"/>
-        </w:rPr>
-        <w:t xml:space="preserve">        </w:t>
-      </w:r>
-      <w:r>
-        <w:rPr>
-          <w:rFonts w:ascii="Menlo" w:eastAsia="Times New Roman" w:hAnsi="Menlo" w:cs="Menlo"/>
-          <w:color w:val="9CDCFE"/>
-          <w:sz w:val="18"/>
-          <w:szCs w:val="18"/>
-        </w:rPr>
-        <w:t>tip</w:t>
-      </w:r>
-      <w:r>
-        <w:rPr>
-          <w:rFonts w:ascii="Menlo" w:eastAsia="Times New Roman" w:hAnsi="Menlo" w:cs="Menlo"/>
-          <w:color w:val="CCCCCC"/>
-          <w:sz w:val="18"/>
-          <w:szCs w:val="18"/>
-        </w:rPr>
-        <w:t xml:space="preserve"> </w:t>
-      </w:r>
-      <w:r>
-        <w:rPr>
-          <w:rFonts w:ascii="Menlo" w:eastAsia="Times New Roman" w:hAnsi="Menlo" w:cs="Menlo"/>
-          <w:color w:val="D4D4D4"/>
-          <w:sz w:val="18"/>
-          <w:szCs w:val="18"/>
-        </w:rPr>
-        <w:t>=</w:t>
-      </w:r>
-      <w:r>
-        <w:rPr>
-          <w:rFonts w:ascii="Menlo" w:eastAsia="Times New Roman" w:hAnsi="Menlo" w:cs="Menlo"/>
-          <w:color w:val="CCCCCC"/>
-          <w:sz w:val="18"/>
-          <w:szCs w:val="18"/>
-        </w:rPr>
-        <w:t xml:space="preserve"> </w:t>
-      </w:r>
-      <w:proofErr w:type="spellStart"/>
-      <w:r>
-        <w:rPr>
-          <w:rFonts w:ascii="Menlo" w:eastAsia="Times New Roman" w:hAnsi="Menlo" w:cs="Menlo"/>
-          <w:color w:val="9CDCFE"/>
-          <w:sz w:val="18"/>
-          <w:szCs w:val="18"/>
-        </w:rPr>
-        <w:t>food_charge</w:t>
-      </w:r>
-      <w:proofErr w:type="spellEnd"/>
-      <w:r>
-        <w:rPr>
-          <w:rFonts w:ascii="Menlo" w:eastAsia="Times New Roman" w:hAnsi="Menlo" w:cs="Menlo"/>
-          <w:color w:val="CCCCCC"/>
-          <w:sz w:val="18"/>
-          <w:szCs w:val="18"/>
-        </w:rPr>
-        <w:t xml:space="preserve"> </w:t>
-      </w:r>
-      <w:r>
-        <w:rPr>
-          <w:rFonts w:ascii="Menlo" w:eastAsia="Times New Roman" w:hAnsi="Menlo" w:cs="Menlo"/>
-          <w:color w:val="D4D4D4"/>
-          <w:sz w:val="18"/>
-          <w:szCs w:val="18"/>
-        </w:rPr>
-        <w:t>*</w:t>
-      </w:r>
-      <w:r>
-        <w:rPr>
-          <w:rFonts w:ascii="Menlo" w:eastAsia="Times New Roman" w:hAnsi="Menlo" w:cs="Menlo"/>
-          <w:color w:val="CCCCCC"/>
-          <w:sz w:val="18"/>
-          <w:szCs w:val="18"/>
-        </w:rPr>
-        <w:t xml:space="preserve"> </w:t>
-      </w:r>
-      <w:r>
-        <w:rPr>
-          <w:rFonts w:ascii="Menlo" w:eastAsia="Times New Roman" w:hAnsi="Menlo" w:cs="Menlo"/>
-          <w:color w:val="B5CEA8"/>
-          <w:sz w:val="18"/>
-          <w:szCs w:val="18"/>
-        </w:rPr>
-        <w:t>0.18</w:t>
-      </w:r>
+        <w:spacing w:after="240" w:line="270" w:lineRule="atLeast"/>
+        <w:rPr>
+          <w:rFonts w:ascii="Menlo" w:eastAsia="Times New Roman" w:hAnsi="Menlo" w:cs="Menlo"/>
+          <w:color w:val="CCCCCC"/>
+          <w:sz w:val="18"/>
+          <w:szCs w:val="18"/>
+        </w:rPr>
+      </w:pPr>
     </w:p>
     <w:p>
       <w:pPr>
@@ -1030,11 +2030,20 @@
       <w:r>
         <w:rPr>
           <w:rFonts w:ascii="Menlo" w:eastAsia="Times New Roman" w:hAnsi="Menlo" w:cs="Menlo"/>
-          <w:color w:val="CCCCCC"/>
-          <w:sz w:val="18"/>
-          <w:szCs w:val="18"/>
-        </w:rPr>
-        <w:t xml:space="preserve">        </w:t>
+          <w:color w:val="C586C0"/>
+          <w:sz w:val="18"/>
+          <w:szCs w:val="18"/>
+        </w:rPr>
+        <w:t>if</w:t>
+      </w:r>
+      <w:r>
+        <w:rPr>
+          <w:rFonts w:ascii="Menlo" w:eastAsia="Times New Roman" w:hAnsi="Menlo" w:cs="Menlo"/>
+          <w:color w:val="CCCCCC"/>
+          <w:sz w:val="18"/>
+          <w:szCs w:val="18"/>
+        </w:rPr>
+        <w:t xml:space="preserve"> </w:t>
       </w:r>
       <w:r>
         <w:rPr>
@@ -1043,7 +2052,7 @@
           <w:sz w:val="18"/>
           <w:szCs w:val="18"/>
         </w:rPr>
-        <w:t>tax</w:t>
+        <w:t>__name__</w:t>
       </w:r>
       <w:r>
         <w:rPr>
@@ -1061,7 +2070,7 @@
           <w:sz w:val="18"/>
           <w:szCs w:val="18"/>
         </w:rPr>
-        <w:t>=</w:t>
+        <w:t>==</w:t>
       </w:r>
       <w:r>
         <w:rPr>
@@ -1072,52 +2081,23 @@
         </w:rPr>
         <w:t xml:space="preserve"> </w:t>
       </w:r>
-      <w:proofErr w:type="spellStart"/>
-      <w:r>
-        <w:rPr>
-          <w:rFonts w:ascii="Menlo" w:eastAsia="Times New Roman" w:hAnsi="Menlo" w:cs="Menlo"/>
-          <w:color w:val="9CDCFE"/>
-          <w:sz w:val="18"/>
-          <w:szCs w:val="18"/>
-        </w:rPr>
-        <w:t>food_charge</w:t>
-      </w:r>
-      <w:proofErr w:type="spellEnd"/>
-      <w:r>
-        <w:rPr>
-          <w:rFonts w:ascii="Menlo" w:eastAsia="Times New Roman" w:hAnsi="Menlo" w:cs="Menlo"/>
-          <w:color w:val="CCCCCC"/>
-          <w:sz w:val="18"/>
-          <w:szCs w:val="18"/>
-        </w:rPr>
-        <w:t xml:space="preserve"> </w:t>
-      </w:r>
-      <w:r>
-        <w:rPr>
-          <w:rFonts w:ascii="Menlo" w:eastAsia="Times New Roman" w:hAnsi="Menlo" w:cs="Menlo"/>
-          <w:color w:val="D4D4D4"/>
-          <w:sz w:val="18"/>
-          <w:szCs w:val="18"/>
-        </w:rPr>
-        <w:t>*</w:t>
-      </w:r>
-      <w:r>
-        <w:rPr>
-          <w:rFonts w:ascii="Menlo" w:eastAsia="Times New Roman" w:hAnsi="Menlo" w:cs="Menlo"/>
-          <w:color w:val="CCCCCC"/>
-          <w:sz w:val="18"/>
-          <w:szCs w:val="18"/>
-        </w:rPr>
-        <w:t xml:space="preserve"> </w:t>
-      </w:r>
-      <w:r>
-        <w:rPr>
-          <w:rFonts w:ascii="Menlo" w:eastAsia="Times New Roman" w:hAnsi="Menlo" w:cs="Menlo"/>
-          <w:color w:val="B5CEA8"/>
-          <w:sz w:val="18"/>
-          <w:szCs w:val="18"/>
-        </w:rPr>
-        <w:t>0.07</w:t>
+      <w:r>
+        <w:rPr>
+          <w:rFonts w:ascii="Menlo" w:eastAsia="Times New Roman" w:hAnsi="Menlo" w:cs="Menlo"/>
+          <w:color w:val="CE9178"/>
+          <w:sz w:val="18"/>
+          <w:szCs w:val="18"/>
+        </w:rPr>
+        <w:t>"__main__"</w:t>
+      </w:r>
+      <w:r>
+        <w:rPr>
+          <w:rFonts w:ascii="Menlo" w:eastAsia="Times New Roman" w:hAnsi="Menlo" w:cs="Menlo"/>
+          <w:color w:val="CCCCCC"/>
+          <w:sz w:val="18"/>
+          <w:szCs w:val="18"/>
+        </w:rPr>
+        <w:t>:</w:t>
       </w:r>
     </w:p>
     <w:p>
@@ -1131,6 +2111,24 @@
           <w:szCs w:val="18"/>
         </w:rPr>
       </w:pPr>
+      <w:r>
+        <w:rPr>
+          <w:rFonts w:ascii="Menlo" w:eastAsia="Times New Roman" w:hAnsi="Menlo" w:cs="Menlo"/>
+          <w:color w:val="CCCCCC"/>
+          <w:sz w:val="18"/>
+          <w:szCs w:val="18"/>
+        </w:rPr>
+        <w:t xml:space="preserve">    </w:t>
+      </w:r>
+      <w:r>
+        <w:rPr>
+          <w:rFonts w:ascii="Menlo" w:eastAsia="Times New Roman" w:hAnsi="Menlo" w:cs="Menlo"/>
+          <w:color w:val="6A9955"/>
+          <w:sz w:val="18"/>
+          <w:szCs w:val="18"/>
+        </w:rPr>
+        <w:t># Item 1</w:t>
+      </w:r>
     </w:p>
     <w:p>
       <w:pPr>
@@ -1150,16 +2148,45 @@
           <w:sz w:val="18"/>
           <w:szCs w:val="18"/>
         </w:rPr>
-        <w:t xml:space="preserve">        </w:t>
-      </w:r>
-      <w:r>
-        <w:rPr>
-          <w:rFonts w:ascii="Menlo" w:eastAsia="Times New Roman" w:hAnsi="Menlo" w:cs="Menlo"/>
-          <w:color w:val="6A9955"/>
-          <w:sz w:val="18"/>
-          <w:szCs w:val="18"/>
-        </w:rPr>
-        <w:t># Calculate total</w:t>
+        <w:t xml:space="preserve">    </w:t>
+      </w:r>
+      <w:proofErr w:type="gramStart"/>
+      <w:r>
+        <w:rPr>
+          <w:rFonts w:ascii="Menlo" w:eastAsia="Times New Roman" w:hAnsi="Menlo" w:cs="Menlo"/>
+          <w:color w:val="DCDCAA"/>
+          <w:sz w:val="18"/>
+          <w:szCs w:val="18"/>
+        </w:rPr>
+        <w:t>print</w:t>
+      </w:r>
+      <w:r>
+        <w:rPr>
+          <w:rFonts w:ascii="Menlo" w:eastAsia="Times New Roman" w:hAnsi="Menlo" w:cs="Menlo"/>
+          <w:color w:val="CCCCCC"/>
+          <w:sz w:val="18"/>
+          <w:szCs w:val="18"/>
+        </w:rPr>
+        <w:t>(</w:t>
+      </w:r>
+      <w:proofErr w:type="gramEnd"/>
+      <w:r>
+        <w:rPr>
+          <w:rFonts w:ascii="Menlo" w:eastAsia="Times New Roman" w:hAnsi="Menlo" w:cs="Menlo"/>
+          <w:color w:val="CE9178"/>
+          <w:sz w:val="18"/>
+          <w:szCs w:val="18"/>
+        </w:rPr>
+        <w:t>"Item 1"</w:t>
+      </w:r>
+      <w:r>
+        <w:rPr>
+          <w:rFonts w:ascii="Menlo" w:eastAsia="Times New Roman" w:hAnsi="Menlo" w:cs="Menlo"/>
+          <w:color w:val="CCCCCC"/>
+          <w:sz w:val="18"/>
+          <w:szCs w:val="18"/>
+        </w:rPr>
+        <w:t>)</w:t>
       </w:r>
     </w:p>
     <w:p>
@@ -1180,7 +2207,7 @@
           <w:sz w:val="18"/>
           <w:szCs w:val="18"/>
         </w:rPr>
-        <w:t xml:space="preserve">        </w:t>
+        <w:t xml:space="preserve">    </w:t>
       </w:r>
       <w:r>
         <w:rPr>
@@ -1189,7 +2216,7 @@
           <w:sz w:val="18"/>
           <w:szCs w:val="18"/>
         </w:rPr>
-        <w:t>total</w:t>
+        <w:t>item1</w:t>
       </w:r>
       <w:r>
         <w:rPr>
@@ -1219,14 +2246,15 @@
         <w:t xml:space="preserve"> </w:t>
       </w:r>
       <w:proofErr w:type="spellStart"/>
-      <w:r>
-        <w:rPr>
-          <w:rFonts w:ascii="Menlo" w:eastAsia="Times New Roman" w:hAnsi="Menlo" w:cs="Menlo"/>
-          <w:color w:val="9CDCFE"/>
-          <w:sz w:val="18"/>
-          <w:szCs w:val="18"/>
-        </w:rPr>
-        <w:t>food_charge</w:t>
+      <w:proofErr w:type="gramStart"/>
+      <w:r>
+        <w:rPr>
+          <w:rFonts w:ascii="Menlo" w:eastAsia="Times New Roman" w:hAnsi="Menlo" w:cs="Menlo"/>
+          <w:color w:val="4EC9B0"/>
+          <w:sz w:val="18"/>
+          <w:szCs w:val="18"/>
+        </w:rPr>
+        <w:t>ItemToPurchase</w:t>
       </w:r>
       <w:proofErr w:type="spellEnd"/>
       <w:r>
@@ -1236,70 +2264,17 @@
           <w:sz w:val="18"/>
           <w:szCs w:val="18"/>
         </w:rPr>
-        <w:t xml:space="preserve"> </w:t>
-      </w:r>
-      <w:r>
-        <w:rPr>
-          <w:rFonts w:ascii="Menlo" w:eastAsia="Times New Roman" w:hAnsi="Menlo" w:cs="Menlo"/>
-          <w:color w:val="D4D4D4"/>
-          <w:sz w:val="18"/>
-          <w:szCs w:val="18"/>
-        </w:rPr>
-        <w:t>+</w:t>
-      </w:r>
-      <w:r>
-        <w:rPr>
-          <w:rFonts w:ascii="Menlo" w:eastAsia="Times New Roman" w:hAnsi="Menlo" w:cs="Menlo"/>
-          <w:color w:val="CCCCCC"/>
-          <w:sz w:val="18"/>
-          <w:szCs w:val="18"/>
-        </w:rPr>
-        <w:t xml:space="preserve"> </w:t>
-      </w:r>
-      <w:r>
-        <w:rPr>
-          <w:rFonts w:ascii="Menlo" w:eastAsia="Times New Roman" w:hAnsi="Menlo" w:cs="Menlo"/>
-          <w:color w:val="9CDCFE"/>
-          <w:sz w:val="18"/>
-          <w:szCs w:val="18"/>
-        </w:rPr>
-        <w:t>tip</w:t>
-      </w:r>
-      <w:r>
-        <w:rPr>
-          <w:rFonts w:ascii="Menlo" w:eastAsia="Times New Roman" w:hAnsi="Menlo" w:cs="Menlo"/>
-          <w:color w:val="CCCCCC"/>
-          <w:sz w:val="18"/>
-          <w:szCs w:val="18"/>
-        </w:rPr>
-        <w:t xml:space="preserve"> </w:t>
-      </w:r>
-      <w:r>
-        <w:rPr>
-          <w:rFonts w:ascii="Menlo" w:eastAsia="Times New Roman" w:hAnsi="Menlo" w:cs="Menlo"/>
-          <w:color w:val="D4D4D4"/>
-          <w:sz w:val="18"/>
-          <w:szCs w:val="18"/>
-        </w:rPr>
-        <w:t>+</w:t>
-      </w:r>
-      <w:r>
-        <w:rPr>
-          <w:rFonts w:ascii="Menlo" w:eastAsia="Times New Roman" w:hAnsi="Menlo" w:cs="Menlo"/>
-          <w:color w:val="CCCCCC"/>
-          <w:sz w:val="18"/>
-          <w:szCs w:val="18"/>
-        </w:rPr>
-        <w:t xml:space="preserve"> </w:t>
-      </w:r>
-      <w:r>
-        <w:rPr>
-          <w:rFonts w:ascii="Menlo" w:eastAsia="Times New Roman" w:hAnsi="Menlo" w:cs="Menlo"/>
-          <w:color w:val="9CDCFE"/>
-          <w:sz w:val="18"/>
-          <w:szCs w:val="18"/>
-        </w:rPr>
-        <w:t>tax</w:t>
+        <w:t>(</w:t>
+      </w:r>
+      <w:proofErr w:type="gramEnd"/>
+      <w:r>
+        <w:rPr>
+          <w:rFonts w:ascii="Menlo" w:eastAsia="Times New Roman" w:hAnsi="Menlo" w:cs="Menlo"/>
+          <w:color w:val="CCCCCC"/>
+          <w:sz w:val="18"/>
+          <w:szCs w:val="18"/>
+        </w:rPr>
+        <w:t>)</w:t>
       </w:r>
     </w:p>
     <w:p>
@@ -1313,6 +2288,51 @@
           <w:szCs w:val="18"/>
         </w:rPr>
       </w:pPr>
+      <w:r>
+        <w:rPr>
+          <w:rFonts w:ascii="Menlo" w:eastAsia="Times New Roman" w:hAnsi="Menlo" w:cs="Menlo"/>
+          <w:color w:val="CCCCCC"/>
+          <w:sz w:val="18"/>
+          <w:szCs w:val="18"/>
+        </w:rPr>
+        <w:t xml:space="preserve">    </w:t>
+      </w:r>
+      <w:r>
+        <w:rPr>
+          <w:rFonts w:ascii="Menlo" w:eastAsia="Times New Roman" w:hAnsi="Menlo" w:cs="Menlo"/>
+          <w:color w:val="C586C0"/>
+          <w:sz w:val="18"/>
+          <w:szCs w:val="18"/>
+        </w:rPr>
+        <w:t>while</w:t>
+      </w:r>
+      <w:r>
+        <w:rPr>
+          <w:rFonts w:ascii="Menlo" w:eastAsia="Times New Roman" w:hAnsi="Menlo" w:cs="Menlo"/>
+          <w:color w:val="CCCCCC"/>
+          <w:sz w:val="18"/>
+          <w:szCs w:val="18"/>
+        </w:rPr>
+        <w:t xml:space="preserve"> </w:t>
+      </w:r>
+      <w:r>
+        <w:rPr>
+          <w:rFonts w:ascii="Menlo" w:eastAsia="Times New Roman" w:hAnsi="Menlo" w:cs="Menlo"/>
+          <w:color w:val="4FC1FF"/>
+          <w:sz w:val="18"/>
+          <w:szCs w:val="18"/>
+        </w:rPr>
+        <w:t>True</w:t>
+      </w:r>
+      <w:r>
+        <w:rPr>
+          <w:rFonts w:ascii="Menlo" w:eastAsia="Times New Roman" w:hAnsi="Menlo" w:cs="Menlo"/>
+          <w:color w:val="CCCCCC"/>
+          <w:sz w:val="18"/>
+          <w:szCs w:val="18"/>
+        </w:rPr>
+        <w:t>:</w:t>
+      </w:r>
     </w:p>
     <w:p>
       <w:pPr>
@@ -1337,11 +2357,132 @@
       <w:r>
         <w:rPr>
           <w:rFonts w:ascii="Menlo" w:eastAsia="Times New Roman" w:hAnsi="Menlo" w:cs="Menlo"/>
-          <w:color w:val="6A9955"/>
-          <w:sz w:val="18"/>
-          <w:szCs w:val="18"/>
-        </w:rPr>
-        <w:t># Display the results</w:t>
+          <w:color w:val="9CDCFE"/>
+          <w:sz w:val="18"/>
+          <w:szCs w:val="18"/>
+        </w:rPr>
+        <w:t>item1</w:t>
+      </w:r>
+      <w:r>
+        <w:rPr>
+          <w:rFonts w:ascii="Menlo" w:eastAsia="Times New Roman" w:hAnsi="Menlo" w:cs="Menlo"/>
+          <w:color w:val="CCCCCC"/>
+          <w:sz w:val="18"/>
+          <w:szCs w:val="18"/>
+        </w:rPr>
+        <w:t>.</w:t>
+      </w:r>
+      <w:r>
+        <w:rPr>
+          <w:rFonts w:ascii="Menlo" w:eastAsia="Times New Roman" w:hAnsi="Menlo" w:cs="Menlo"/>
+          <w:color w:val="9CDCFE"/>
+          <w:sz w:val="18"/>
+          <w:szCs w:val="18"/>
+        </w:rPr>
+        <w:t>item_name</w:t>
+      </w:r>
+      <w:r>
+        <w:rPr>
+          <w:rFonts w:ascii="Menlo" w:eastAsia="Times New Roman" w:hAnsi="Menlo" w:cs="Menlo"/>
+          <w:color w:val="CCCCCC"/>
+          <w:sz w:val="18"/>
+          <w:szCs w:val="18"/>
+        </w:rPr>
+        <w:t xml:space="preserve"> </w:t>
+      </w:r>
+      <w:r>
+        <w:rPr>
+          <w:rFonts w:ascii="Menlo" w:eastAsia="Times New Roman" w:hAnsi="Menlo" w:cs="Menlo"/>
+          <w:color w:val="D4D4D4"/>
+          <w:sz w:val="18"/>
+          <w:szCs w:val="18"/>
+        </w:rPr>
+        <w:t>=</w:t>
+      </w:r>
+      <w:r>
+        <w:rPr>
+          <w:rFonts w:ascii="Menlo" w:eastAsia="Times New Roman" w:hAnsi="Menlo" w:cs="Menlo"/>
+          <w:color w:val="CCCCCC"/>
+          <w:sz w:val="18"/>
+          <w:szCs w:val="18"/>
+        </w:rPr>
+        <w:t xml:space="preserve"> </w:t>
+      </w:r>
+      <w:proofErr w:type="gramStart"/>
+      <w:r>
+        <w:rPr>
+          <w:rFonts w:ascii="Menlo" w:eastAsia="Times New Roman" w:hAnsi="Menlo" w:cs="Menlo"/>
+          <w:color w:val="DCDCAA"/>
+          <w:sz w:val="18"/>
+          <w:szCs w:val="18"/>
+        </w:rPr>
+        <w:t>input</w:t>
+      </w:r>
+      <w:r>
+        <w:rPr>
+          <w:rFonts w:ascii="Menlo" w:eastAsia="Times New Roman" w:hAnsi="Menlo" w:cs="Menlo"/>
+          <w:color w:val="CCCCCC"/>
+          <w:sz w:val="18"/>
+          <w:szCs w:val="18"/>
+        </w:rPr>
+        <w:t>(</w:t>
+      </w:r>
+      <w:proofErr w:type="gramEnd"/>
+      <w:r>
+        <w:rPr>
+          <w:rFonts w:ascii="Menlo" w:eastAsia="Times New Roman" w:hAnsi="Menlo" w:cs="Menlo"/>
+          <w:color w:val="CE9178"/>
+          <w:sz w:val="18"/>
+          <w:szCs w:val="18"/>
+        </w:rPr>
+        <w:t>"Enter the item name:</w:t>
+      </w:r>
+      <w:r>
+        <w:rPr>
+          <w:rFonts w:ascii="Menlo" w:eastAsia="Times New Roman" w:hAnsi="Menlo" w:cs="Menlo"/>
+          <w:color w:val="D7BA7D"/>
+          <w:sz w:val="18"/>
+          <w:szCs w:val="18"/>
+        </w:rPr>
+        <w:t>\n</w:t>
+      </w:r>
+      <w:r>
+        <w:rPr>
+          <w:rFonts w:ascii="Menlo" w:eastAsia="Times New Roman" w:hAnsi="Menlo" w:cs="Menlo"/>
+          <w:color w:val="CE9178"/>
+          <w:sz w:val="18"/>
+          <w:szCs w:val="18"/>
+        </w:rPr>
+        <w:t>"</w:t>
+      </w:r>
+      <w:proofErr w:type="gramStart"/>
+      <w:r>
+        <w:rPr>
+          <w:rFonts w:ascii="Menlo" w:eastAsia="Times New Roman" w:hAnsi="Menlo" w:cs="Menlo"/>
+          <w:color w:val="CCCCCC"/>
+          <w:sz w:val="18"/>
+          <w:szCs w:val="18"/>
+        </w:rPr>
+        <w:t>).</w:t>
+      </w:r>
+      <w:r>
+        <w:rPr>
+          <w:rFonts w:ascii="Menlo" w:eastAsia="Times New Roman" w:hAnsi="Menlo" w:cs="Menlo"/>
+          <w:color w:val="DCDCAA"/>
+          <w:sz w:val="18"/>
+          <w:szCs w:val="18"/>
+        </w:rPr>
+        <w:t>strip</w:t>
+      </w:r>
+      <w:proofErr w:type="gramEnd"/>
+      <w:r>
+        <w:rPr>
+          <w:rFonts w:ascii="Menlo" w:eastAsia="Times New Roman" w:hAnsi="Menlo" w:cs="Menlo"/>
+          <w:color w:val="CCCCCC"/>
+          <w:sz w:val="18"/>
+          <w:szCs w:val="18"/>
+        </w:rPr>
+        <w:t>()</w:t>
       </w:r>
     </w:p>
     <w:p>
@@ -1364,63 +2505,23 @@
         </w:rPr>
         <w:t xml:space="preserve">        </w:t>
       </w:r>
-      <w:proofErr w:type="gramStart"/>
-      <w:r>
-        <w:rPr>
-          <w:rFonts w:ascii="Menlo" w:eastAsia="Times New Roman" w:hAnsi="Menlo" w:cs="Menlo"/>
-          <w:color w:val="DCDCAA"/>
-          <w:sz w:val="18"/>
-          <w:szCs w:val="18"/>
-        </w:rPr>
-        <w:t>print</w:t>
-      </w:r>
-      <w:r>
-        <w:rPr>
-          <w:rFonts w:ascii="Menlo" w:eastAsia="Times New Roman" w:hAnsi="Menlo" w:cs="Menlo"/>
-          <w:color w:val="CCCCCC"/>
-          <w:sz w:val="18"/>
-          <w:szCs w:val="18"/>
-        </w:rPr>
-        <w:t>(</w:t>
-      </w:r>
-      <w:proofErr w:type="spellStart"/>
-      <w:proofErr w:type="gramEnd"/>
-      <w:r>
-        <w:rPr>
-          <w:rFonts w:ascii="Menlo" w:eastAsia="Times New Roman" w:hAnsi="Menlo" w:cs="Menlo"/>
-          <w:color w:val="569CD6"/>
-          <w:sz w:val="18"/>
-          <w:szCs w:val="18"/>
-        </w:rPr>
-        <w:t>f</w:t>
-      </w:r>
-      <w:r>
-        <w:rPr>
-          <w:rFonts w:ascii="Menlo" w:eastAsia="Times New Roman" w:hAnsi="Menlo" w:cs="Menlo"/>
-          <w:color w:val="CE9178"/>
-          <w:sz w:val="18"/>
-          <w:szCs w:val="18"/>
-        </w:rPr>
-        <w:t>"Food</w:t>
-      </w:r>
-      <w:proofErr w:type="spellEnd"/>
-      <w:r>
-        <w:rPr>
-          <w:rFonts w:ascii="Menlo" w:eastAsia="Times New Roman" w:hAnsi="Menlo" w:cs="Menlo"/>
-          <w:color w:val="CE9178"/>
-          <w:sz w:val="18"/>
-          <w:szCs w:val="18"/>
-        </w:rPr>
-        <w:t xml:space="preserve"> Charge:    $</w:t>
-      </w:r>
-      <w:r>
-        <w:rPr>
-          <w:rFonts w:ascii="Menlo" w:eastAsia="Times New Roman" w:hAnsi="Menlo" w:cs="Menlo"/>
-          <w:color w:val="569CD6"/>
-          <w:sz w:val="18"/>
-          <w:szCs w:val="18"/>
-        </w:rPr>
-        <w:t>{</w:t>
+      <w:r>
+        <w:rPr>
+          <w:rFonts w:ascii="Menlo" w:eastAsia="Times New Roman" w:hAnsi="Menlo" w:cs="Menlo"/>
+          <w:color w:val="C586C0"/>
+          <w:sz w:val="18"/>
+          <w:szCs w:val="18"/>
+        </w:rPr>
+        <w:t>if</w:t>
+      </w:r>
+      <w:r>
+        <w:rPr>
+          <w:rFonts w:ascii="Menlo" w:eastAsia="Times New Roman" w:hAnsi="Menlo" w:cs="Menlo"/>
+          <w:color w:val="CCCCCC"/>
+          <w:sz w:val="18"/>
+          <w:szCs w:val="18"/>
+        </w:rPr>
+        <w:t xml:space="preserve"> </w:t>
       </w:r>
       <w:r>
         <w:rPr>
@@ -1429,34 +2530,34 @@
           <w:sz w:val="18"/>
           <w:szCs w:val="18"/>
         </w:rPr>
-        <w:t>food_charge</w:t>
-      </w:r>
-      <w:r>
-        <w:rPr>
-          <w:rFonts w:ascii="Menlo" w:eastAsia="Times New Roman" w:hAnsi="Menlo" w:cs="Menlo"/>
-          <w:color w:val="569CD6"/>
-          <w:sz w:val="18"/>
-          <w:szCs w:val="18"/>
-        </w:rPr>
-        <w:t>:,.2f}</w:t>
-      </w:r>
-      <w:r>
-        <w:rPr>
-          <w:rFonts w:ascii="Menlo" w:eastAsia="Times New Roman" w:hAnsi="Menlo" w:cs="Menlo"/>
-          <w:color w:val="CE9178"/>
-          <w:sz w:val="18"/>
-          <w:szCs w:val="18"/>
-        </w:rPr>
-        <w:t>"</w:t>
-      </w:r>
-      <w:r>
-        <w:rPr>
-          <w:rFonts w:ascii="Menlo" w:eastAsia="Times New Roman" w:hAnsi="Menlo" w:cs="Menlo"/>
-          <w:color w:val="CCCCCC"/>
-          <w:sz w:val="18"/>
-          <w:szCs w:val="18"/>
-        </w:rPr>
-        <w:t>)</w:t>
+        <w:t>item1</w:t>
+      </w:r>
+      <w:r>
+        <w:rPr>
+          <w:rFonts w:ascii="Menlo" w:eastAsia="Times New Roman" w:hAnsi="Menlo" w:cs="Menlo"/>
+          <w:color w:val="CCCCCC"/>
+          <w:sz w:val="18"/>
+          <w:szCs w:val="18"/>
+        </w:rPr>
+        <w:t>.</w:t>
+      </w:r>
+      <w:r>
+        <w:rPr>
+          <w:rFonts w:ascii="Menlo" w:eastAsia="Times New Roman" w:hAnsi="Menlo" w:cs="Menlo"/>
+          <w:color w:val="9CDCFE"/>
+          <w:sz w:val="18"/>
+          <w:szCs w:val="18"/>
+        </w:rPr>
+        <w:t>item_name</w:t>
+      </w:r>
+      <w:r>
+        <w:rPr>
+          <w:rFonts w:ascii="Menlo" w:eastAsia="Times New Roman" w:hAnsi="Menlo" w:cs="Menlo"/>
+          <w:color w:val="CCCCCC"/>
+          <w:sz w:val="18"/>
+          <w:szCs w:val="18"/>
+        </w:rPr>
+        <w:t>:</w:t>
       </w:r>
     </w:p>
     <w:p>
@@ -1477,101 +2578,16 @@
           <w:sz w:val="18"/>
           <w:szCs w:val="18"/>
         </w:rPr>
-        <w:t xml:space="preserve">        </w:t>
-      </w:r>
-      <w:proofErr w:type="gramStart"/>
-      <w:r>
-        <w:rPr>
-          <w:rFonts w:ascii="Menlo" w:eastAsia="Times New Roman" w:hAnsi="Menlo" w:cs="Menlo"/>
-          <w:color w:val="DCDCAA"/>
-          <w:sz w:val="18"/>
-          <w:szCs w:val="18"/>
-        </w:rPr>
-        <w:t>print</w:t>
-      </w:r>
-      <w:r>
-        <w:rPr>
-          <w:rFonts w:ascii="Menlo" w:eastAsia="Times New Roman" w:hAnsi="Menlo" w:cs="Menlo"/>
-          <w:color w:val="CCCCCC"/>
-          <w:sz w:val="18"/>
-          <w:szCs w:val="18"/>
-        </w:rPr>
-        <w:t>(</w:t>
-      </w:r>
-      <w:proofErr w:type="spellStart"/>
-      <w:proofErr w:type="gramEnd"/>
-      <w:r>
-        <w:rPr>
-          <w:rFonts w:ascii="Menlo" w:eastAsia="Times New Roman" w:hAnsi="Menlo" w:cs="Menlo"/>
-          <w:color w:val="569CD6"/>
-          <w:sz w:val="18"/>
-          <w:szCs w:val="18"/>
-        </w:rPr>
-        <w:t>f</w:t>
-      </w:r>
-      <w:r>
-        <w:rPr>
-          <w:rFonts w:ascii="Menlo" w:eastAsia="Times New Roman" w:hAnsi="Menlo" w:cs="Menlo"/>
-          <w:color w:val="CE9178"/>
-          <w:sz w:val="18"/>
-          <w:szCs w:val="18"/>
-        </w:rPr>
-        <w:t>"Tip</w:t>
-      </w:r>
-      <w:proofErr w:type="spellEnd"/>
-      <w:r>
-        <w:rPr>
-          <w:rFonts w:ascii="Menlo" w:eastAsia="Times New Roman" w:hAnsi="Menlo" w:cs="Menlo"/>
-          <w:color w:val="CE9178"/>
-          <w:sz w:val="18"/>
-          <w:szCs w:val="18"/>
-        </w:rPr>
-        <w:t xml:space="preserve"> (18%):      $</w:t>
-      </w:r>
-      <w:r>
-        <w:rPr>
-          <w:rFonts w:ascii="Menlo" w:eastAsia="Times New Roman" w:hAnsi="Menlo" w:cs="Menlo"/>
-          <w:color w:val="569CD6"/>
-          <w:sz w:val="18"/>
-          <w:szCs w:val="18"/>
-        </w:rPr>
-        <w:t>{</w:t>
-      </w:r>
-      <w:r>
-        <w:rPr>
-          <w:rFonts w:ascii="Menlo" w:eastAsia="Times New Roman" w:hAnsi="Menlo" w:cs="Menlo"/>
-          <w:color w:val="9CDCFE"/>
-          <w:sz w:val="18"/>
-          <w:szCs w:val="18"/>
-        </w:rPr>
-        <w:t>tip</w:t>
-      </w:r>
-      <w:r>
-        <w:rPr>
-          <w:rFonts w:ascii="Menlo" w:eastAsia="Times New Roman" w:hAnsi="Menlo" w:cs="Menlo"/>
-          <w:color w:val="569CD6"/>
-          <w:sz w:val="18"/>
-          <w:szCs w:val="18"/>
-        </w:rPr>
-        <w:t>:,.2f}</w:t>
-      </w:r>
-      <w:r>
-        <w:rPr>
-          <w:rFonts w:ascii="Menlo" w:eastAsia="Times New Roman" w:hAnsi="Menlo" w:cs="Menlo"/>
-          <w:color w:val="CE9178"/>
-          <w:sz w:val="18"/>
-          <w:szCs w:val="18"/>
-        </w:rPr>
-        <w:t>"</w:t>
-      </w:r>
-      <w:r>
-        <w:rPr>
-          <w:rFonts w:ascii="Menlo" w:eastAsia="Times New Roman" w:hAnsi="Menlo" w:cs="Menlo"/>
-          <w:color w:val="CCCCCC"/>
-          <w:sz w:val="18"/>
-          <w:szCs w:val="18"/>
-        </w:rPr>
-        <w:t>)</w:t>
+        <w:t xml:space="preserve">            </w:t>
+      </w:r>
+      <w:r>
+        <w:rPr>
+          <w:rFonts w:ascii="Menlo" w:eastAsia="Times New Roman" w:hAnsi="Menlo" w:cs="Menlo"/>
+          <w:color w:val="C586C0"/>
+          <w:sz w:val="18"/>
+          <w:szCs w:val="18"/>
+        </w:rPr>
+        <w:t>break</w:t>
       </w:r>
     </w:p>
     <w:p>
@@ -1613,71 +2629,15 @@
         </w:rPr>
         <w:t>(</w:t>
       </w:r>
-      <w:proofErr w:type="spellStart"/>
       <w:proofErr w:type="gramEnd"/>
       <w:r>
         <w:rPr>
           <w:rFonts w:ascii="Menlo" w:eastAsia="Times New Roman" w:hAnsi="Menlo" w:cs="Menlo"/>
-          <w:color w:val="569CD6"/>
-          <w:sz w:val="18"/>
-          <w:szCs w:val="18"/>
-        </w:rPr>
-        <w:t>f</w:t>
-      </w:r>
-      <w:r>
-        <w:rPr>
-          <w:rFonts w:ascii="Menlo" w:eastAsia="Times New Roman" w:hAnsi="Menlo" w:cs="Menlo"/>
           <w:color w:val="CE9178"/>
           <w:sz w:val="18"/>
           <w:szCs w:val="18"/>
         </w:rPr>
-        <w:t>"Sales</w:t>
-      </w:r>
-      <w:proofErr w:type="spellEnd"/>
-      <w:r>
-        <w:rPr>
-          <w:rFonts w:ascii="Menlo" w:eastAsia="Times New Roman" w:hAnsi="Menlo" w:cs="Menlo"/>
-          <w:color w:val="CE9178"/>
-          <w:sz w:val="18"/>
-          <w:szCs w:val="18"/>
-        </w:rPr>
-        <w:t xml:space="preserve"> Tax (7%): $</w:t>
-      </w:r>
-      <w:r>
-        <w:rPr>
-          <w:rFonts w:ascii="Menlo" w:eastAsia="Times New Roman" w:hAnsi="Menlo" w:cs="Menlo"/>
-          <w:color w:val="569CD6"/>
-          <w:sz w:val="18"/>
-          <w:szCs w:val="18"/>
-        </w:rPr>
-        <w:t>{</w:t>
-      </w:r>
-      <w:r>
-        <w:rPr>
-          <w:rFonts w:ascii="Menlo" w:eastAsia="Times New Roman" w:hAnsi="Menlo" w:cs="Menlo"/>
-          <w:color w:val="9CDCFE"/>
-          <w:sz w:val="18"/>
-          <w:szCs w:val="18"/>
-        </w:rPr>
-        <w:t>tax</w:t>
-      </w:r>
-      <w:r>
-        <w:rPr>
-          <w:rFonts w:ascii="Menlo" w:eastAsia="Times New Roman" w:hAnsi="Menlo" w:cs="Menlo"/>
-          <w:color w:val="569CD6"/>
-          <w:sz w:val="18"/>
-          <w:szCs w:val="18"/>
-        </w:rPr>
-        <w:t>:,.2f}</w:t>
-      </w:r>
-      <w:r>
-        <w:rPr>
-          <w:rFonts w:ascii="Menlo" w:eastAsia="Times New Roman" w:hAnsi="Menlo" w:cs="Menlo"/>
-          <w:color w:val="CE9178"/>
-          <w:sz w:val="18"/>
-          <w:szCs w:val="18"/>
-        </w:rPr>
-        <w:t>"</w:t>
+        <w:t>"Item name cannot be empty."</w:t>
       </w:r>
       <w:r>
         <w:rPr>
@@ -1707,101 +2667,43 @@
           <w:sz w:val="18"/>
           <w:szCs w:val="18"/>
         </w:rPr>
-        <w:t xml:space="preserve">        </w:t>
-      </w:r>
-      <w:proofErr w:type="gramStart"/>
-      <w:r>
-        <w:rPr>
-          <w:rFonts w:ascii="Menlo" w:eastAsia="Times New Roman" w:hAnsi="Menlo" w:cs="Menlo"/>
-          <w:color w:val="DCDCAA"/>
-          <w:sz w:val="18"/>
-          <w:szCs w:val="18"/>
-        </w:rPr>
-        <w:t>print</w:t>
-      </w:r>
-      <w:r>
-        <w:rPr>
-          <w:rFonts w:ascii="Menlo" w:eastAsia="Times New Roman" w:hAnsi="Menlo" w:cs="Menlo"/>
-          <w:color w:val="CCCCCC"/>
-          <w:sz w:val="18"/>
-          <w:szCs w:val="18"/>
-        </w:rPr>
-        <w:t>(</w:t>
-      </w:r>
-      <w:proofErr w:type="spellStart"/>
-      <w:proofErr w:type="gramEnd"/>
-      <w:r>
-        <w:rPr>
-          <w:rFonts w:ascii="Menlo" w:eastAsia="Times New Roman" w:hAnsi="Menlo" w:cs="Menlo"/>
-          <w:color w:val="569CD6"/>
-          <w:sz w:val="18"/>
-          <w:szCs w:val="18"/>
-        </w:rPr>
-        <w:t>f</w:t>
-      </w:r>
-      <w:r>
-        <w:rPr>
-          <w:rFonts w:ascii="Menlo" w:eastAsia="Times New Roman" w:hAnsi="Menlo" w:cs="Menlo"/>
-          <w:color w:val="CE9178"/>
-          <w:sz w:val="18"/>
-          <w:szCs w:val="18"/>
-        </w:rPr>
-        <w:t>"Total</w:t>
-      </w:r>
-      <w:proofErr w:type="spellEnd"/>
-      <w:r>
-        <w:rPr>
-          <w:rFonts w:ascii="Menlo" w:eastAsia="Times New Roman" w:hAnsi="Menlo" w:cs="Menlo"/>
-          <w:color w:val="CE9178"/>
-          <w:sz w:val="18"/>
-          <w:szCs w:val="18"/>
-        </w:rPr>
-        <w:t>:          $</w:t>
-      </w:r>
-      <w:r>
-        <w:rPr>
-          <w:rFonts w:ascii="Menlo" w:eastAsia="Times New Roman" w:hAnsi="Menlo" w:cs="Menlo"/>
-          <w:color w:val="569CD6"/>
-          <w:sz w:val="18"/>
-          <w:szCs w:val="18"/>
-        </w:rPr>
-        <w:t>{</w:t>
-      </w:r>
-      <w:r>
-        <w:rPr>
-          <w:rFonts w:ascii="Menlo" w:eastAsia="Times New Roman" w:hAnsi="Menlo" w:cs="Menlo"/>
-          <w:color w:val="9CDCFE"/>
-          <w:sz w:val="18"/>
-          <w:szCs w:val="18"/>
-        </w:rPr>
-        <w:t>total</w:t>
-      </w:r>
-      <w:r>
-        <w:rPr>
-          <w:rFonts w:ascii="Menlo" w:eastAsia="Times New Roman" w:hAnsi="Menlo" w:cs="Menlo"/>
-          <w:color w:val="569CD6"/>
-          <w:sz w:val="18"/>
-          <w:szCs w:val="18"/>
-        </w:rPr>
-        <w:t>:,.2f}</w:t>
-      </w:r>
-      <w:r>
-        <w:rPr>
-          <w:rFonts w:ascii="Menlo" w:eastAsia="Times New Roman" w:hAnsi="Menlo" w:cs="Menlo"/>
-          <w:color w:val="CE9178"/>
-          <w:sz w:val="18"/>
-          <w:szCs w:val="18"/>
-        </w:rPr>
-        <w:t>"</w:t>
-      </w:r>
-      <w:r>
-        <w:rPr>
-          <w:rFonts w:ascii="Menlo" w:eastAsia="Times New Roman" w:hAnsi="Menlo" w:cs="Menlo"/>
-          <w:color w:val="CCCCCC"/>
-          <w:sz w:val="18"/>
-          <w:szCs w:val="18"/>
-        </w:rPr>
-        <w:t>)</w:t>
+        <w:t xml:space="preserve">    </w:t>
+      </w:r>
+      <w:r>
+        <w:rPr>
+          <w:rFonts w:ascii="Menlo" w:eastAsia="Times New Roman" w:hAnsi="Menlo" w:cs="Menlo"/>
+          <w:color w:val="C586C0"/>
+          <w:sz w:val="18"/>
+          <w:szCs w:val="18"/>
+        </w:rPr>
+        <w:t>while</w:t>
+      </w:r>
+      <w:r>
+        <w:rPr>
+          <w:rFonts w:ascii="Menlo" w:eastAsia="Times New Roman" w:hAnsi="Menlo" w:cs="Menlo"/>
+          <w:color w:val="CCCCCC"/>
+          <w:sz w:val="18"/>
+          <w:szCs w:val="18"/>
+        </w:rPr>
+        <w:t xml:space="preserve"> </w:t>
+      </w:r>
+      <w:r>
+        <w:rPr>
+          <w:rFonts w:ascii="Menlo" w:eastAsia="Times New Roman" w:hAnsi="Menlo" w:cs="Menlo"/>
+          <w:color w:val="4FC1FF"/>
+          <w:sz w:val="18"/>
+          <w:szCs w:val="18"/>
+        </w:rPr>
+        <w:t>True</w:t>
+      </w:r>
+      <w:r>
+        <w:rPr>
+          <w:rFonts w:ascii="Menlo" w:eastAsia="Times New Roman" w:hAnsi="Menlo" w:cs="Menlo"/>
+          <w:color w:val="CCCCCC"/>
+          <w:sz w:val="18"/>
+          <w:szCs w:val="18"/>
+        </w:rPr>
+        <w:t>:</w:t>
       </w:r>
     </w:p>
     <w:p>
@@ -1815,6 +2717,33 @@
           <w:szCs w:val="18"/>
         </w:rPr>
       </w:pPr>
+      <w:r>
+        <w:rPr>
+          <w:rFonts w:ascii="Menlo" w:eastAsia="Times New Roman" w:hAnsi="Menlo" w:cs="Menlo"/>
+          <w:color w:val="CCCCCC"/>
+          <w:sz w:val="18"/>
+          <w:szCs w:val="18"/>
+        </w:rPr>
+        <w:t xml:space="preserve">        </w:t>
+      </w:r>
+      <w:r>
+        <w:rPr>
+          <w:rFonts w:ascii="Menlo" w:eastAsia="Times New Roman" w:hAnsi="Menlo" w:cs="Menlo"/>
+          <w:color w:val="C586C0"/>
+          <w:sz w:val="18"/>
+          <w:szCs w:val="18"/>
+        </w:rPr>
+        <w:t>try</w:t>
+      </w:r>
+      <w:r>
+        <w:rPr>
+          <w:rFonts w:ascii="Menlo" w:eastAsia="Times New Roman" w:hAnsi="Menlo" w:cs="Menlo"/>
+          <w:color w:val="CCCCCC"/>
+          <w:sz w:val="18"/>
+          <w:szCs w:val="18"/>
+        </w:rPr>
+        <w:t>:</w:t>
+      </w:r>
     </w:p>
     <w:p>
       <w:pPr>
@@ -1830,11 +2759,38 @@
       <w:r>
         <w:rPr>
           <w:rFonts w:ascii="Menlo" w:eastAsia="Times New Roman" w:hAnsi="Menlo" w:cs="Menlo"/>
-          <w:color w:val="C586C0"/>
-          <w:sz w:val="18"/>
-          <w:szCs w:val="18"/>
-        </w:rPr>
-        <w:t>except</w:t>
+          <w:color w:val="CCCCCC"/>
+          <w:sz w:val="18"/>
+          <w:szCs w:val="18"/>
+        </w:rPr>
+        <w:t xml:space="preserve">            </w:t>
+      </w:r>
+      <w:r>
+        <w:rPr>
+          <w:rFonts w:ascii="Menlo" w:eastAsia="Times New Roman" w:hAnsi="Menlo" w:cs="Menlo"/>
+          <w:color w:val="9CDCFE"/>
+          <w:sz w:val="18"/>
+          <w:szCs w:val="18"/>
+        </w:rPr>
+        <w:t>item1</w:t>
+      </w:r>
+      <w:r>
+        <w:rPr>
+          <w:rFonts w:ascii="Menlo" w:eastAsia="Times New Roman" w:hAnsi="Menlo" w:cs="Menlo"/>
+          <w:color w:val="CCCCCC"/>
+          <w:sz w:val="18"/>
+          <w:szCs w:val="18"/>
+        </w:rPr>
+        <w:t>.</w:t>
+      </w:r>
+      <w:r>
+        <w:rPr>
+          <w:rFonts w:ascii="Menlo" w:eastAsia="Times New Roman" w:hAnsi="Menlo" w:cs="Menlo"/>
+          <w:color w:val="9CDCFE"/>
+          <w:sz w:val="18"/>
+          <w:szCs w:val="18"/>
+        </w:rPr>
+        <w:t>item_price</w:t>
       </w:r>
       <w:r>
         <w:rPr>
@@ -1845,7 +2801,25 @@
         </w:rPr>
         <w:t xml:space="preserve"> </w:t>
       </w:r>
-      <w:proofErr w:type="spellStart"/>
+      <w:r>
+        <w:rPr>
+          <w:rFonts w:ascii="Menlo" w:eastAsia="Times New Roman" w:hAnsi="Menlo" w:cs="Menlo"/>
+          <w:color w:val="D4D4D4"/>
+          <w:sz w:val="18"/>
+          <w:szCs w:val="18"/>
+        </w:rPr>
+        <w:t>=</w:t>
+      </w:r>
+      <w:r>
+        <w:rPr>
+          <w:rFonts w:ascii="Menlo" w:eastAsia="Times New Roman" w:hAnsi="Menlo" w:cs="Menlo"/>
+          <w:color w:val="CCCCCC"/>
+          <w:sz w:val="18"/>
+          <w:szCs w:val="18"/>
+        </w:rPr>
+        <w:t xml:space="preserve"> </w:t>
+      </w:r>
+      <w:proofErr w:type="gramStart"/>
       <w:r>
         <w:rPr>
           <w:rFonts w:ascii="Menlo" w:eastAsia="Times New Roman" w:hAnsi="Menlo" w:cs="Menlo"/>
@@ -1853,17 +2827,71 @@
           <w:sz w:val="18"/>
           <w:szCs w:val="18"/>
         </w:rPr>
-        <w:t>ValueError</w:t>
-      </w:r>
-      <w:proofErr w:type="spellEnd"/>
-      <w:r>
-        <w:rPr>
-          <w:rFonts w:ascii="Menlo" w:eastAsia="Times New Roman" w:hAnsi="Menlo" w:cs="Menlo"/>
-          <w:color w:val="CCCCCC"/>
-          <w:sz w:val="18"/>
-          <w:szCs w:val="18"/>
-        </w:rPr>
-        <w:t>:</w:t>
+        <w:t>float</w:t>
+      </w:r>
+      <w:r>
+        <w:rPr>
+          <w:rFonts w:ascii="Menlo" w:eastAsia="Times New Roman" w:hAnsi="Menlo" w:cs="Menlo"/>
+          <w:color w:val="CCCCCC"/>
+          <w:sz w:val="18"/>
+          <w:szCs w:val="18"/>
+        </w:rPr>
+        <w:t>(</w:t>
+      </w:r>
+      <w:r>
+        <w:rPr>
+          <w:rFonts w:ascii="Menlo" w:eastAsia="Times New Roman" w:hAnsi="Menlo" w:cs="Menlo"/>
+          <w:color w:val="DCDCAA"/>
+          <w:sz w:val="18"/>
+          <w:szCs w:val="18"/>
+        </w:rPr>
+        <w:t>input</w:t>
+      </w:r>
+      <w:r>
+        <w:rPr>
+          <w:rFonts w:ascii="Menlo" w:eastAsia="Times New Roman" w:hAnsi="Menlo" w:cs="Menlo"/>
+          <w:color w:val="CCCCCC"/>
+          <w:sz w:val="18"/>
+          <w:szCs w:val="18"/>
+        </w:rPr>
+        <w:t>(</w:t>
+      </w:r>
+      <w:proofErr w:type="gramEnd"/>
+      <w:r>
+        <w:rPr>
+          <w:rFonts w:ascii="Menlo" w:eastAsia="Times New Roman" w:hAnsi="Menlo" w:cs="Menlo"/>
+          <w:color w:val="CE9178"/>
+          <w:sz w:val="18"/>
+          <w:szCs w:val="18"/>
+        </w:rPr>
+        <w:t>"Enter the item price:</w:t>
+      </w:r>
+      <w:r>
+        <w:rPr>
+          <w:rFonts w:ascii="Menlo" w:eastAsia="Times New Roman" w:hAnsi="Menlo" w:cs="Menlo"/>
+          <w:color w:val="D7BA7D"/>
+          <w:sz w:val="18"/>
+          <w:szCs w:val="18"/>
+        </w:rPr>
+        <w:t>\n</w:t>
+      </w:r>
+      <w:r>
+        <w:rPr>
+          <w:rFonts w:ascii="Menlo" w:eastAsia="Times New Roman" w:hAnsi="Menlo" w:cs="Menlo"/>
+          <w:color w:val="CE9178"/>
+          <w:sz w:val="18"/>
+          <w:szCs w:val="18"/>
+        </w:rPr>
+        <w:t>"</w:t>
+      </w:r>
+      <w:r>
+        <w:rPr>
+          <w:rFonts w:ascii="Menlo" w:eastAsia="Times New Roman" w:hAnsi="Menlo" w:cs="Menlo"/>
+          <w:color w:val="CCCCCC"/>
+          <w:sz w:val="18"/>
+          <w:szCs w:val="18"/>
+        </w:rPr>
+        <w:t>))</w:t>
       </w:r>
     </w:p>
     <w:p>
@@ -1884,16 +2912,721 @@
           <w:sz w:val="18"/>
           <w:szCs w:val="18"/>
         </w:rPr>
+        <w:lastRenderedPageBreak/>
+        <w:t xml:space="preserve">            </w:t>
+      </w:r>
+      <w:r>
+        <w:rPr>
+          <w:rFonts w:ascii="Menlo" w:eastAsia="Times New Roman" w:hAnsi="Menlo" w:cs="Menlo"/>
+          <w:color w:val="C586C0"/>
+          <w:sz w:val="18"/>
+          <w:szCs w:val="18"/>
+        </w:rPr>
+        <w:t>if</w:t>
+      </w:r>
+      <w:r>
+        <w:rPr>
+          <w:rFonts w:ascii="Menlo" w:eastAsia="Times New Roman" w:hAnsi="Menlo" w:cs="Menlo"/>
+          <w:color w:val="CCCCCC"/>
+          <w:sz w:val="18"/>
+          <w:szCs w:val="18"/>
+        </w:rPr>
+        <w:t xml:space="preserve"> </w:t>
+      </w:r>
+      <w:r>
+        <w:rPr>
+          <w:rFonts w:ascii="Menlo" w:eastAsia="Times New Roman" w:hAnsi="Menlo" w:cs="Menlo"/>
+          <w:color w:val="9CDCFE"/>
+          <w:sz w:val="18"/>
+          <w:szCs w:val="18"/>
+        </w:rPr>
+        <w:t>item1</w:t>
+      </w:r>
+      <w:r>
+        <w:rPr>
+          <w:rFonts w:ascii="Menlo" w:eastAsia="Times New Roman" w:hAnsi="Menlo" w:cs="Menlo"/>
+          <w:color w:val="CCCCCC"/>
+          <w:sz w:val="18"/>
+          <w:szCs w:val="18"/>
+        </w:rPr>
+        <w:t>.</w:t>
+      </w:r>
+      <w:r>
+        <w:rPr>
+          <w:rFonts w:ascii="Menlo" w:eastAsia="Times New Roman" w:hAnsi="Menlo" w:cs="Menlo"/>
+          <w:color w:val="9CDCFE"/>
+          <w:sz w:val="18"/>
+          <w:szCs w:val="18"/>
+        </w:rPr>
+        <w:t>item_price</w:t>
+      </w:r>
+      <w:r>
+        <w:rPr>
+          <w:rFonts w:ascii="Menlo" w:eastAsia="Times New Roman" w:hAnsi="Menlo" w:cs="Menlo"/>
+          <w:color w:val="CCCCCC"/>
+          <w:sz w:val="18"/>
+          <w:szCs w:val="18"/>
+        </w:rPr>
+        <w:t xml:space="preserve"> </w:t>
+      </w:r>
+      <w:r>
+        <w:rPr>
+          <w:rFonts w:ascii="Menlo" w:eastAsia="Times New Roman" w:hAnsi="Menlo" w:cs="Menlo"/>
+          <w:color w:val="D4D4D4"/>
+          <w:sz w:val="18"/>
+          <w:szCs w:val="18"/>
+        </w:rPr>
+        <w:t>&lt;</w:t>
+      </w:r>
+      <w:r>
+        <w:rPr>
+          <w:rFonts w:ascii="Menlo" w:eastAsia="Times New Roman" w:hAnsi="Menlo" w:cs="Menlo"/>
+          <w:color w:val="CCCCCC"/>
+          <w:sz w:val="18"/>
+          <w:szCs w:val="18"/>
+        </w:rPr>
+        <w:t xml:space="preserve"> </w:t>
+      </w:r>
+      <w:r>
+        <w:rPr>
+          <w:rFonts w:ascii="Menlo" w:eastAsia="Times New Roman" w:hAnsi="Menlo" w:cs="Menlo"/>
+          <w:color w:val="B5CEA8"/>
+          <w:sz w:val="18"/>
+          <w:szCs w:val="18"/>
+        </w:rPr>
+        <w:t>0</w:t>
+      </w:r>
+      <w:r>
+        <w:rPr>
+          <w:rFonts w:ascii="Menlo" w:eastAsia="Times New Roman" w:hAnsi="Menlo" w:cs="Menlo"/>
+          <w:color w:val="CCCCCC"/>
+          <w:sz w:val="18"/>
+          <w:szCs w:val="18"/>
+        </w:rPr>
+        <w:t>:</w:t>
+      </w:r>
+    </w:p>
+    <w:p>
+      <w:pPr>
+        <w:shd w:val="clear" w:color="auto" w:fill="1F1F1F"/>
+        <w:spacing w:after="0" w:line="270" w:lineRule="atLeast"/>
+        <w:rPr>
+          <w:rFonts w:ascii="Menlo" w:eastAsia="Times New Roman" w:hAnsi="Menlo" w:cs="Menlo"/>
+          <w:color w:val="CCCCCC"/>
+          <w:sz w:val="18"/>
+          <w:szCs w:val="18"/>
+        </w:rPr>
+      </w:pPr>
+      <w:r>
+        <w:rPr>
+          <w:rFonts w:ascii="Menlo" w:eastAsia="Times New Roman" w:hAnsi="Menlo" w:cs="Menlo"/>
+          <w:color w:val="CCCCCC"/>
+          <w:sz w:val="18"/>
+          <w:szCs w:val="18"/>
+        </w:rPr>
+        <w:t xml:space="preserve">                </w:t>
+      </w:r>
+      <w:proofErr w:type="gramStart"/>
+      <w:r>
+        <w:rPr>
+          <w:rFonts w:ascii="Menlo" w:eastAsia="Times New Roman" w:hAnsi="Menlo" w:cs="Menlo"/>
+          <w:color w:val="DCDCAA"/>
+          <w:sz w:val="18"/>
+          <w:szCs w:val="18"/>
+        </w:rPr>
+        <w:t>print</w:t>
+      </w:r>
+      <w:r>
+        <w:rPr>
+          <w:rFonts w:ascii="Menlo" w:eastAsia="Times New Roman" w:hAnsi="Menlo" w:cs="Menlo"/>
+          <w:color w:val="CCCCCC"/>
+          <w:sz w:val="18"/>
+          <w:szCs w:val="18"/>
+        </w:rPr>
+        <w:t>(</w:t>
+      </w:r>
+      <w:proofErr w:type="gramEnd"/>
+      <w:r>
+        <w:rPr>
+          <w:rFonts w:ascii="Menlo" w:eastAsia="Times New Roman" w:hAnsi="Menlo" w:cs="Menlo"/>
+          <w:color w:val="CE9178"/>
+          <w:sz w:val="18"/>
+          <w:szCs w:val="18"/>
+        </w:rPr>
+        <w:t>"Price cannot be negative."</w:t>
+      </w:r>
+      <w:r>
+        <w:rPr>
+          <w:rFonts w:ascii="Menlo" w:eastAsia="Times New Roman" w:hAnsi="Menlo" w:cs="Menlo"/>
+          <w:color w:val="CCCCCC"/>
+          <w:sz w:val="18"/>
+          <w:szCs w:val="18"/>
+        </w:rPr>
+        <w:t>)</w:t>
+      </w:r>
+    </w:p>
+    <w:p>
+      <w:pPr>
+        <w:shd w:val="clear" w:color="auto" w:fill="1F1F1F"/>
+        <w:spacing w:after="0" w:line="270" w:lineRule="atLeast"/>
+        <w:rPr>
+          <w:rFonts w:ascii="Menlo" w:eastAsia="Times New Roman" w:hAnsi="Menlo" w:cs="Menlo"/>
+          <w:color w:val="CCCCCC"/>
+          <w:sz w:val="18"/>
+          <w:szCs w:val="18"/>
+        </w:rPr>
+      </w:pPr>
+      <w:r>
+        <w:rPr>
+          <w:rFonts w:ascii="Menlo" w:eastAsia="Times New Roman" w:hAnsi="Menlo" w:cs="Menlo"/>
+          <w:color w:val="CCCCCC"/>
+          <w:sz w:val="18"/>
+          <w:szCs w:val="18"/>
+        </w:rPr>
+        <w:t xml:space="preserve">                </w:t>
+      </w:r>
+      <w:r>
+        <w:rPr>
+          <w:rFonts w:ascii="Menlo" w:eastAsia="Times New Roman" w:hAnsi="Menlo" w:cs="Menlo"/>
+          <w:color w:val="C586C0"/>
+          <w:sz w:val="18"/>
+          <w:szCs w:val="18"/>
+        </w:rPr>
+        <w:t>continue</w:t>
+      </w:r>
+    </w:p>
+    <w:p>
+      <w:pPr>
+        <w:shd w:val="clear" w:color="auto" w:fill="1F1F1F"/>
+        <w:spacing w:after="0" w:line="270" w:lineRule="atLeast"/>
+        <w:rPr>
+          <w:rFonts w:ascii="Menlo" w:eastAsia="Times New Roman" w:hAnsi="Menlo" w:cs="Menlo"/>
+          <w:color w:val="CCCCCC"/>
+          <w:sz w:val="18"/>
+          <w:szCs w:val="18"/>
+        </w:rPr>
+      </w:pPr>
+      <w:r>
+        <w:rPr>
+          <w:rFonts w:ascii="Menlo" w:eastAsia="Times New Roman" w:hAnsi="Menlo" w:cs="Menlo"/>
+          <w:color w:val="CCCCCC"/>
+          <w:sz w:val="18"/>
+          <w:szCs w:val="18"/>
+        </w:rPr>
+        <w:t xml:space="preserve">            </w:t>
+      </w:r>
+      <w:r>
+        <w:rPr>
+          <w:rFonts w:ascii="Menlo" w:eastAsia="Times New Roman" w:hAnsi="Menlo" w:cs="Menlo"/>
+          <w:color w:val="C586C0"/>
+          <w:sz w:val="18"/>
+          <w:szCs w:val="18"/>
+        </w:rPr>
+        <w:t>break</w:t>
+      </w:r>
+    </w:p>
+    <w:p>
+      <w:pPr>
+        <w:shd w:val="clear" w:color="auto" w:fill="1F1F1F"/>
+        <w:spacing w:after="0" w:line="270" w:lineRule="atLeast"/>
+        <w:rPr>
+          <w:rFonts w:ascii="Menlo" w:eastAsia="Times New Roman" w:hAnsi="Menlo" w:cs="Menlo"/>
+          <w:color w:val="CCCCCC"/>
+          <w:sz w:val="18"/>
+          <w:szCs w:val="18"/>
+        </w:rPr>
+      </w:pPr>
+      <w:r>
+        <w:rPr>
+          <w:rFonts w:ascii="Menlo" w:eastAsia="Times New Roman" w:hAnsi="Menlo" w:cs="Menlo"/>
+          <w:color w:val="CCCCCC"/>
+          <w:sz w:val="18"/>
+          <w:szCs w:val="18"/>
+        </w:rPr>
+        <w:t xml:space="preserve">        </w:t>
+      </w:r>
+      <w:r>
+        <w:rPr>
+          <w:rFonts w:ascii="Menlo" w:eastAsia="Times New Roman" w:hAnsi="Menlo" w:cs="Menlo"/>
+          <w:color w:val="C586C0"/>
+          <w:sz w:val="18"/>
+          <w:szCs w:val="18"/>
+        </w:rPr>
+        <w:t>except</w:t>
+      </w:r>
+      <w:r>
+        <w:rPr>
+          <w:rFonts w:ascii="Menlo" w:eastAsia="Times New Roman" w:hAnsi="Menlo" w:cs="Menlo"/>
+          <w:color w:val="CCCCCC"/>
+          <w:sz w:val="18"/>
+          <w:szCs w:val="18"/>
+        </w:rPr>
+        <w:t xml:space="preserve"> </w:t>
+      </w:r>
+      <w:proofErr w:type="spellStart"/>
+      <w:r>
+        <w:rPr>
+          <w:rFonts w:ascii="Menlo" w:eastAsia="Times New Roman" w:hAnsi="Menlo" w:cs="Menlo"/>
+          <w:color w:val="4EC9B0"/>
+          <w:sz w:val="18"/>
+          <w:szCs w:val="18"/>
+        </w:rPr>
+        <w:t>ValueError</w:t>
+      </w:r>
+      <w:proofErr w:type="spellEnd"/>
+      <w:r>
+        <w:rPr>
+          <w:rFonts w:ascii="Menlo" w:eastAsia="Times New Roman" w:hAnsi="Menlo" w:cs="Menlo"/>
+          <w:color w:val="CCCCCC"/>
+          <w:sz w:val="18"/>
+          <w:szCs w:val="18"/>
+        </w:rPr>
+        <w:t>:</w:t>
+      </w:r>
+    </w:p>
+    <w:p>
+      <w:pPr>
+        <w:shd w:val="clear" w:color="auto" w:fill="1F1F1F"/>
+        <w:spacing w:after="0" w:line="270" w:lineRule="atLeast"/>
+        <w:rPr>
+          <w:rFonts w:ascii="Menlo" w:eastAsia="Times New Roman" w:hAnsi="Menlo" w:cs="Menlo"/>
+          <w:color w:val="CCCCCC"/>
+          <w:sz w:val="18"/>
+          <w:szCs w:val="18"/>
+        </w:rPr>
+      </w:pPr>
+      <w:r>
+        <w:rPr>
+          <w:rFonts w:ascii="Menlo" w:eastAsia="Times New Roman" w:hAnsi="Menlo" w:cs="Menlo"/>
+          <w:color w:val="CCCCCC"/>
+          <w:sz w:val="18"/>
+          <w:szCs w:val="18"/>
+        </w:rPr>
+        <w:t xml:space="preserve">            </w:t>
+      </w:r>
+      <w:proofErr w:type="gramStart"/>
+      <w:r>
+        <w:rPr>
+          <w:rFonts w:ascii="Menlo" w:eastAsia="Times New Roman" w:hAnsi="Menlo" w:cs="Menlo"/>
+          <w:color w:val="DCDCAA"/>
+          <w:sz w:val="18"/>
+          <w:szCs w:val="18"/>
+        </w:rPr>
+        <w:t>print</w:t>
+      </w:r>
+      <w:r>
+        <w:rPr>
+          <w:rFonts w:ascii="Menlo" w:eastAsia="Times New Roman" w:hAnsi="Menlo" w:cs="Menlo"/>
+          <w:color w:val="CCCCCC"/>
+          <w:sz w:val="18"/>
+          <w:szCs w:val="18"/>
+        </w:rPr>
+        <w:t>(</w:t>
+      </w:r>
+      <w:proofErr w:type="gramEnd"/>
+      <w:r>
+        <w:rPr>
+          <w:rFonts w:ascii="Menlo" w:eastAsia="Times New Roman" w:hAnsi="Menlo" w:cs="Menlo"/>
+          <w:color w:val="CE9178"/>
+          <w:sz w:val="18"/>
+          <w:szCs w:val="18"/>
+        </w:rPr>
+        <w:t>"Please enter a valid number for the price."</w:t>
+      </w:r>
+      <w:r>
+        <w:rPr>
+          <w:rFonts w:ascii="Menlo" w:eastAsia="Times New Roman" w:hAnsi="Menlo" w:cs="Menlo"/>
+          <w:color w:val="CCCCCC"/>
+          <w:sz w:val="18"/>
+          <w:szCs w:val="18"/>
+        </w:rPr>
+        <w:t>)</w:t>
+      </w:r>
+    </w:p>
+    <w:p>
+      <w:pPr>
+        <w:shd w:val="clear" w:color="auto" w:fill="1F1F1F"/>
+        <w:spacing w:after="0" w:line="270" w:lineRule="atLeast"/>
+        <w:rPr>
+          <w:rFonts w:ascii="Menlo" w:eastAsia="Times New Roman" w:hAnsi="Menlo" w:cs="Menlo"/>
+          <w:color w:val="CCCCCC"/>
+          <w:sz w:val="18"/>
+          <w:szCs w:val="18"/>
+        </w:rPr>
+      </w:pPr>
+      <w:r>
+        <w:rPr>
+          <w:rFonts w:ascii="Menlo" w:eastAsia="Times New Roman" w:hAnsi="Menlo" w:cs="Menlo"/>
+          <w:color w:val="CCCCCC"/>
+          <w:sz w:val="18"/>
+          <w:szCs w:val="18"/>
+        </w:rPr>
         <w:t xml:space="preserve">    </w:t>
       </w:r>
+      <w:r>
+        <w:rPr>
+          <w:rFonts w:ascii="Menlo" w:eastAsia="Times New Roman" w:hAnsi="Menlo" w:cs="Menlo"/>
+          <w:color w:val="C586C0"/>
+          <w:sz w:val="18"/>
+          <w:szCs w:val="18"/>
+        </w:rPr>
+        <w:t>while</w:t>
+      </w:r>
+      <w:r>
+        <w:rPr>
+          <w:rFonts w:ascii="Menlo" w:eastAsia="Times New Roman" w:hAnsi="Menlo" w:cs="Menlo"/>
+          <w:color w:val="CCCCCC"/>
+          <w:sz w:val="18"/>
+          <w:szCs w:val="18"/>
+        </w:rPr>
+        <w:t xml:space="preserve"> </w:t>
+      </w:r>
+      <w:r>
+        <w:rPr>
+          <w:rFonts w:ascii="Menlo" w:eastAsia="Times New Roman" w:hAnsi="Menlo" w:cs="Menlo"/>
+          <w:color w:val="4FC1FF"/>
+          <w:sz w:val="18"/>
+          <w:szCs w:val="18"/>
+        </w:rPr>
+        <w:t>True</w:t>
+      </w:r>
+      <w:r>
+        <w:rPr>
+          <w:rFonts w:ascii="Menlo" w:eastAsia="Times New Roman" w:hAnsi="Menlo" w:cs="Menlo"/>
+          <w:color w:val="CCCCCC"/>
+          <w:sz w:val="18"/>
+          <w:szCs w:val="18"/>
+        </w:rPr>
+        <w:t>:</w:t>
+      </w:r>
+    </w:p>
+    <w:p>
+      <w:pPr>
+        <w:shd w:val="clear" w:color="auto" w:fill="1F1F1F"/>
+        <w:spacing w:after="0" w:line="270" w:lineRule="atLeast"/>
+        <w:rPr>
+          <w:rFonts w:ascii="Menlo" w:eastAsia="Times New Roman" w:hAnsi="Menlo" w:cs="Menlo"/>
+          <w:color w:val="CCCCCC"/>
+          <w:sz w:val="18"/>
+          <w:szCs w:val="18"/>
+        </w:rPr>
+      </w:pPr>
+      <w:r>
+        <w:rPr>
+          <w:rFonts w:ascii="Menlo" w:eastAsia="Times New Roman" w:hAnsi="Menlo" w:cs="Menlo"/>
+          <w:color w:val="CCCCCC"/>
+          <w:sz w:val="18"/>
+          <w:szCs w:val="18"/>
+        </w:rPr>
+        <w:t xml:space="preserve">        </w:t>
+      </w:r>
+      <w:r>
+        <w:rPr>
+          <w:rFonts w:ascii="Menlo" w:eastAsia="Times New Roman" w:hAnsi="Menlo" w:cs="Menlo"/>
+          <w:color w:val="C586C0"/>
+          <w:sz w:val="18"/>
+          <w:szCs w:val="18"/>
+        </w:rPr>
+        <w:t>try</w:t>
+      </w:r>
+      <w:r>
+        <w:rPr>
+          <w:rFonts w:ascii="Menlo" w:eastAsia="Times New Roman" w:hAnsi="Menlo" w:cs="Menlo"/>
+          <w:color w:val="CCCCCC"/>
+          <w:sz w:val="18"/>
+          <w:szCs w:val="18"/>
+        </w:rPr>
+        <w:t>:</w:t>
+      </w:r>
+    </w:p>
+    <w:p>
+      <w:pPr>
+        <w:shd w:val="clear" w:color="auto" w:fill="1F1F1F"/>
+        <w:spacing w:after="0" w:line="270" w:lineRule="atLeast"/>
+        <w:rPr>
+          <w:rFonts w:ascii="Menlo" w:eastAsia="Times New Roman" w:hAnsi="Menlo" w:cs="Menlo"/>
+          <w:color w:val="CCCCCC"/>
+          <w:sz w:val="18"/>
+          <w:szCs w:val="18"/>
+        </w:rPr>
+      </w:pPr>
+      <w:r>
+        <w:rPr>
+          <w:rFonts w:ascii="Menlo" w:eastAsia="Times New Roman" w:hAnsi="Menlo" w:cs="Menlo"/>
+          <w:color w:val="CCCCCC"/>
+          <w:sz w:val="18"/>
+          <w:szCs w:val="18"/>
+        </w:rPr>
+        <w:t xml:space="preserve">            </w:t>
+      </w:r>
+      <w:r>
+        <w:rPr>
+          <w:rFonts w:ascii="Menlo" w:eastAsia="Times New Roman" w:hAnsi="Menlo" w:cs="Menlo"/>
+          <w:color w:val="9CDCFE"/>
+          <w:sz w:val="18"/>
+          <w:szCs w:val="18"/>
+        </w:rPr>
+        <w:t>item1</w:t>
+      </w:r>
+      <w:r>
+        <w:rPr>
+          <w:rFonts w:ascii="Menlo" w:eastAsia="Times New Roman" w:hAnsi="Menlo" w:cs="Menlo"/>
+          <w:color w:val="CCCCCC"/>
+          <w:sz w:val="18"/>
+          <w:szCs w:val="18"/>
+        </w:rPr>
+        <w:t>.</w:t>
+      </w:r>
+      <w:r>
+        <w:rPr>
+          <w:rFonts w:ascii="Menlo" w:eastAsia="Times New Roman" w:hAnsi="Menlo" w:cs="Menlo"/>
+          <w:color w:val="9CDCFE"/>
+          <w:sz w:val="18"/>
+          <w:szCs w:val="18"/>
+        </w:rPr>
+        <w:t>item_quantity</w:t>
+      </w:r>
+      <w:r>
+        <w:rPr>
+          <w:rFonts w:ascii="Menlo" w:eastAsia="Times New Roman" w:hAnsi="Menlo" w:cs="Menlo"/>
+          <w:color w:val="CCCCCC"/>
+          <w:sz w:val="18"/>
+          <w:szCs w:val="18"/>
+        </w:rPr>
+        <w:t xml:space="preserve"> </w:t>
+      </w:r>
+      <w:r>
+        <w:rPr>
+          <w:rFonts w:ascii="Menlo" w:eastAsia="Times New Roman" w:hAnsi="Menlo" w:cs="Menlo"/>
+          <w:color w:val="D4D4D4"/>
+          <w:sz w:val="18"/>
+          <w:szCs w:val="18"/>
+        </w:rPr>
+        <w:t>=</w:t>
+      </w:r>
+      <w:r>
+        <w:rPr>
+          <w:rFonts w:ascii="Menlo" w:eastAsia="Times New Roman" w:hAnsi="Menlo" w:cs="Menlo"/>
+          <w:color w:val="CCCCCC"/>
+          <w:sz w:val="18"/>
+          <w:szCs w:val="18"/>
+        </w:rPr>
+        <w:t xml:space="preserve"> </w:t>
+      </w:r>
       <w:proofErr w:type="gramStart"/>
       <w:r>
         <w:rPr>
           <w:rFonts w:ascii="Menlo" w:eastAsia="Times New Roman" w:hAnsi="Menlo" w:cs="Menlo"/>
+          <w:color w:val="4EC9B0"/>
+          <w:sz w:val="18"/>
+          <w:szCs w:val="18"/>
+        </w:rPr>
+        <w:t>int</w:t>
+      </w:r>
+      <w:r>
+        <w:rPr>
+          <w:rFonts w:ascii="Menlo" w:eastAsia="Times New Roman" w:hAnsi="Menlo" w:cs="Menlo"/>
+          <w:color w:val="CCCCCC"/>
+          <w:sz w:val="18"/>
+          <w:szCs w:val="18"/>
+        </w:rPr>
+        <w:t>(</w:t>
+      </w:r>
+      <w:r>
+        <w:rPr>
+          <w:rFonts w:ascii="Menlo" w:eastAsia="Times New Roman" w:hAnsi="Menlo" w:cs="Menlo"/>
           <w:color w:val="DCDCAA"/>
           <w:sz w:val="18"/>
           <w:szCs w:val="18"/>
         </w:rPr>
+        <w:t>input</w:t>
+      </w:r>
+      <w:r>
+        <w:rPr>
+          <w:rFonts w:ascii="Menlo" w:eastAsia="Times New Roman" w:hAnsi="Menlo" w:cs="Menlo"/>
+          <w:color w:val="CCCCCC"/>
+          <w:sz w:val="18"/>
+          <w:szCs w:val="18"/>
+        </w:rPr>
+        <w:t>(</w:t>
+      </w:r>
+      <w:proofErr w:type="gramEnd"/>
+      <w:r>
+        <w:rPr>
+          <w:rFonts w:ascii="Menlo" w:eastAsia="Times New Roman" w:hAnsi="Menlo" w:cs="Menlo"/>
+          <w:color w:val="CE9178"/>
+          <w:sz w:val="18"/>
+          <w:szCs w:val="18"/>
+        </w:rPr>
+        <w:t>"Enter the item quantity:</w:t>
+      </w:r>
+      <w:r>
+        <w:rPr>
+          <w:rFonts w:ascii="Menlo" w:eastAsia="Times New Roman" w:hAnsi="Menlo" w:cs="Menlo"/>
+          <w:color w:val="D7BA7D"/>
+          <w:sz w:val="18"/>
+          <w:szCs w:val="18"/>
+        </w:rPr>
+        <w:t>\n</w:t>
+      </w:r>
+      <w:r>
+        <w:rPr>
+          <w:rFonts w:ascii="Menlo" w:eastAsia="Times New Roman" w:hAnsi="Menlo" w:cs="Menlo"/>
+          <w:color w:val="CE9178"/>
+          <w:sz w:val="18"/>
+          <w:szCs w:val="18"/>
+        </w:rPr>
+        <w:t>"</w:t>
+      </w:r>
+      <w:r>
+        <w:rPr>
+          <w:rFonts w:ascii="Menlo" w:eastAsia="Times New Roman" w:hAnsi="Menlo" w:cs="Menlo"/>
+          <w:color w:val="CCCCCC"/>
+          <w:sz w:val="18"/>
+          <w:szCs w:val="18"/>
+        </w:rPr>
+        <w:t>))</w:t>
+      </w:r>
+    </w:p>
+    <w:p>
+      <w:pPr>
+        <w:shd w:val="clear" w:color="auto" w:fill="1F1F1F"/>
+        <w:spacing w:after="0" w:line="270" w:lineRule="atLeast"/>
+        <w:rPr>
+          <w:rFonts w:ascii="Menlo" w:eastAsia="Times New Roman" w:hAnsi="Menlo" w:cs="Menlo"/>
+          <w:color w:val="CCCCCC"/>
+          <w:sz w:val="18"/>
+          <w:szCs w:val="18"/>
+        </w:rPr>
+      </w:pPr>
+      <w:r>
+        <w:rPr>
+          <w:rFonts w:ascii="Menlo" w:eastAsia="Times New Roman" w:hAnsi="Menlo" w:cs="Menlo"/>
+          <w:color w:val="CCCCCC"/>
+          <w:sz w:val="18"/>
+          <w:szCs w:val="18"/>
+        </w:rPr>
+        <w:t xml:space="preserve">            </w:t>
+      </w:r>
+      <w:r>
+        <w:rPr>
+          <w:rFonts w:ascii="Menlo" w:eastAsia="Times New Roman" w:hAnsi="Menlo" w:cs="Menlo"/>
+          <w:color w:val="C586C0"/>
+          <w:sz w:val="18"/>
+          <w:szCs w:val="18"/>
+        </w:rPr>
+        <w:t>if</w:t>
+      </w:r>
+      <w:r>
+        <w:rPr>
+          <w:rFonts w:ascii="Menlo" w:eastAsia="Times New Roman" w:hAnsi="Menlo" w:cs="Menlo"/>
+          <w:color w:val="CCCCCC"/>
+          <w:sz w:val="18"/>
+          <w:szCs w:val="18"/>
+        </w:rPr>
+        <w:t xml:space="preserve"> </w:t>
+      </w:r>
+      <w:r>
+        <w:rPr>
+          <w:rFonts w:ascii="Menlo" w:eastAsia="Times New Roman" w:hAnsi="Menlo" w:cs="Menlo"/>
+          <w:color w:val="9CDCFE"/>
+          <w:sz w:val="18"/>
+          <w:szCs w:val="18"/>
+        </w:rPr>
+        <w:t>item1</w:t>
+      </w:r>
+      <w:r>
+        <w:rPr>
+          <w:rFonts w:ascii="Menlo" w:eastAsia="Times New Roman" w:hAnsi="Menlo" w:cs="Menlo"/>
+          <w:color w:val="CCCCCC"/>
+          <w:sz w:val="18"/>
+          <w:szCs w:val="18"/>
+        </w:rPr>
+        <w:t>.</w:t>
+      </w:r>
+      <w:r>
+        <w:rPr>
+          <w:rFonts w:ascii="Menlo" w:eastAsia="Times New Roman" w:hAnsi="Menlo" w:cs="Menlo"/>
+          <w:color w:val="9CDCFE"/>
+          <w:sz w:val="18"/>
+          <w:szCs w:val="18"/>
+        </w:rPr>
+        <w:t>item_quantity</w:t>
+      </w:r>
+      <w:r>
+        <w:rPr>
+          <w:rFonts w:ascii="Menlo" w:eastAsia="Times New Roman" w:hAnsi="Menlo" w:cs="Menlo"/>
+          <w:color w:val="CCCCCC"/>
+          <w:sz w:val="18"/>
+          <w:szCs w:val="18"/>
+        </w:rPr>
+        <w:t xml:space="preserve"> </w:t>
+      </w:r>
+      <w:r>
+        <w:rPr>
+          <w:rFonts w:ascii="Menlo" w:eastAsia="Times New Roman" w:hAnsi="Menlo" w:cs="Menlo"/>
+          <w:color w:val="D4D4D4"/>
+          <w:sz w:val="18"/>
+          <w:szCs w:val="18"/>
+        </w:rPr>
+        <w:t>&lt;</w:t>
+      </w:r>
+      <w:r>
+        <w:rPr>
+          <w:rFonts w:ascii="Menlo" w:eastAsia="Times New Roman" w:hAnsi="Menlo" w:cs="Menlo"/>
+          <w:color w:val="CCCCCC"/>
+          <w:sz w:val="18"/>
+          <w:szCs w:val="18"/>
+        </w:rPr>
+        <w:t xml:space="preserve"> </w:t>
+      </w:r>
+      <w:r>
+        <w:rPr>
+          <w:rFonts w:ascii="Menlo" w:eastAsia="Times New Roman" w:hAnsi="Menlo" w:cs="Menlo"/>
+          <w:color w:val="B5CEA8"/>
+          <w:sz w:val="18"/>
+          <w:szCs w:val="18"/>
+        </w:rPr>
+        <w:t>0</w:t>
+      </w:r>
+      <w:r>
+        <w:rPr>
+          <w:rFonts w:ascii="Menlo" w:eastAsia="Times New Roman" w:hAnsi="Menlo" w:cs="Menlo"/>
+          <w:color w:val="CCCCCC"/>
+          <w:sz w:val="18"/>
+          <w:szCs w:val="18"/>
+        </w:rPr>
+        <w:t>:</w:t>
+      </w:r>
+    </w:p>
+    <w:p>
+      <w:pPr>
+        <w:shd w:val="clear" w:color="auto" w:fill="1F1F1F"/>
+        <w:spacing w:after="0" w:line="270" w:lineRule="atLeast"/>
+        <w:rPr>
+          <w:rFonts w:ascii="Menlo" w:eastAsia="Times New Roman" w:hAnsi="Menlo" w:cs="Menlo"/>
+          <w:color w:val="CCCCCC"/>
+          <w:sz w:val="18"/>
+          <w:szCs w:val="18"/>
+        </w:rPr>
+      </w:pPr>
+      <w:r>
+        <w:rPr>
+          <w:rFonts w:ascii="Menlo" w:eastAsia="Times New Roman" w:hAnsi="Menlo" w:cs="Menlo"/>
+          <w:color w:val="CCCCCC"/>
+          <w:sz w:val="18"/>
+          <w:szCs w:val="18"/>
+        </w:rPr>
+        <w:t xml:space="preserve">                </w:t>
+      </w:r>
+      <w:proofErr w:type="gramStart"/>
+      <w:r>
+        <w:rPr>
+          <w:rFonts w:ascii="Menlo" w:eastAsia="Times New Roman" w:hAnsi="Menlo" w:cs="Menlo"/>
+          <w:color w:val="DCDCAA"/>
+          <w:sz w:val="18"/>
+          <w:szCs w:val="18"/>
+        </w:rPr>
         <w:t>print</w:t>
       </w:r>
       <w:r>
@@ -1913,7 +3646,2723 @@
           <w:sz w:val="18"/>
           <w:szCs w:val="18"/>
         </w:rPr>
-        <w:t>"Error: Please enter a valid number for the food charge."</w:t>
+        <w:t>"Quantity cannot be negative."</w:t>
+      </w:r>
+      <w:r>
+        <w:rPr>
+          <w:rFonts w:ascii="Menlo" w:eastAsia="Times New Roman" w:hAnsi="Menlo" w:cs="Menlo"/>
+          <w:color w:val="CCCCCC"/>
+          <w:sz w:val="18"/>
+          <w:szCs w:val="18"/>
+        </w:rPr>
+        <w:t>)</w:t>
+      </w:r>
+    </w:p>
+    <w:p>
+      <w:pPr>
+        <w:shd w:val="clear" w:color="auto" w:fill="1F1F1F"/>
+        <w:spacing w:after="0" w:line="270" w:lineRule="atLeast"/>
+        <w:rPr>
+          <w:rFonts w:ascii="Menlo" w:eastAsia="Times New Roman" w:hAnsi="Menlo" w:cs="Menlo"/>
+          <w:color w:val="CCCCCC"/>
+          <w:sz w:val="18"/>
+          <w:szCs w:val="18"/>
+        </w:rPr>
+      </w:pPr>
+      <w:r>
+        <w:rPr>
+          <w:rFonts w:ascii="Menlo" w:eastAsia="Times New Roman" w:hAnsi="Menlo" w:cs="Menlo"/>
+          <w:color w:val="CCCCCC"/>
+          <w:sz w:val="18"/>
+          <w:szCs w:val="18"/>
+        </w:rPr>
+        <w:t xml:space="preserve">                </w:t>
+      </w:r>
+      <w:r>
+        <w:rPr>
+          <w:rFonts w:ascii="Menlo" w:eastAsia="Times New Roman" w:hAnsi="Menlo" w:cs="Menlo"/>
+          <w:color w:val="C586C0"/>
+          <w:sz w:val="18"/>
+          <w:szCs w:val="18"/>
+        </w:rPr>
+        <w:t>continue</w:t>
+      </w:r>
+    </w:p>
+    <w:p>
+      <w:pPr>
+        <w:shd w:val="clear" w:color="auto" w:fill="1F1F1F"/>
+        <w:spacing w:after="0" w:line="270" w:lineRule="atLeast"/>
+        <w:rPr>
+          <w:rFonts w:ascii="Menlo" w:eastAsia="Times New Roman" w:hAnsi="Menlo" w:cs="Menlo"/>
+          <w:color w:val="CCCCCC"/>
+          <w:sz w:val="18"/>
+          <w:szCs w:val="18"/>
+        </w:rPr>
+      </w:pPr>
+      <w:r>
+        <w:rPr>
+          <w:rFonts w:ascii="Menlo" w:eastAsia="Times New Roman" w:hAnsi="Menlo" w:cs="Menlo"/>
+          <w:color w:val="CCCCCC"/>
+          <w:sz w:val="18"/>
+          <w:szCs w:val="18"/>
+        </w:rPr>
+        <w:t xml:space="preserve">            </w:t>
+      </w:r>
+      <w:r>
+        <w:rPr>
+          <w:rFonts w:ascii="Menlo" w:eastAsia="Times New Roman" w:hAnsi="Menlo" w:cs="Menlo"/>
+          <w:color w:val="C586C0"/>
+          <w:sz w:val="18"/>
+          <w:szCs w:val="18"/>
+        </w:rPr>
+        <w:t>break</w:t>
+      </w:r>
+    </w:p>
+    <w:p>
+      <w:pPr>
+        <w:shd w:val="clear" w:color="auto" w:fill="1F1F1F"/>
+        <w:spacing w:after="0" w:line="270" w:lineRule="atLeast"/>
+        <w:rPr>
+          <w:rFonts w:ascii="Menlo" w:eastAsia="Times New Roman" w:hAnsi="Menlo" w:cs="Menlo"/>
+          <w:color w:val="CCCCCC"/>
+          <w:sz w:val="18"/>
+          <w:szCs w:val="18"/>
+        </w:rPr>
+      </w:pPr>
+      <w:r>
+        <w:rPr>
+          <w:rFonts w:ascii="Menlo" w:eastAsia="Times New Roman" w:hAnsi="Menlo" w:cs="Menlo"/>
+          <w:color w:val="CCCCCC"/>
+          <w:sz w:val="18"/>
+          <w:szCs w:val="18"/>
+        </w:rPr>
+        <w:t xml:space="preserve">        </w:t>
+      </w:r>
+      <w:r>
+        <w:rPr>
+          <w:rFonts w:ascii="Menlo" w:eastAsia="Times New Roman" w:hAnsi="Menlo" w:cs="Menlo"/>
+          <w:color w:val="C586C0"/>
+          <w:sz w:val="18"/>
+          <w:szCs w:val="18"/>
+        </w:rPr>
+        <w:t>except</w:t>
+      </w:r>
+      <w:r>
+        <w:rPr>
+          <w:rFonts w:ascii="Menlo" w:eastAsia="Times New Roman" w:hAnsi="Menlo" w:cs="Menlo"/>
+          <w:color w:val="CCCCCC"/>
+          <w:sz w:val="18"/>
+          <w:szCs w:val="18"/>
+        </w:rPr>
+        <w:t xml:space="preserve"> </w:t>
+      </w:r>
+      <w:proofErr w:type="spellStart"/>
+      <w:r>
+        <w:rPr>
+          <w:rFonts w:ascii="Menlo" w:eastAsia="Times New Roman" w:hAnsi="Menlo" w:cs="Menlo"/>
+          <w:color w:val="4EC9B0"/>
+          <w:sz w:val="18"/>
+          <w:szCs w:val="18"/>
+        </w:rPr>
+        <w:t>ValueError</w:t>
+      </w:r>
+      <w:proofErr w:type="spellEnd"/>
+      <w:r>
+        <w:rPr>
+          <w:rFonts w:ascii="Menlo" w:eastAsia="Times New Roman" w:hAnsi="Menlo" w:cs="Menlo"/>
+          <w:color w:val="CCCCCC"/>
+          <w:sz w:val="18"/>
+          <w:szCs w:val="18"/>
+        </w:rPr>
+        <w:t>:</w:t>
+      </w:r>
+    </w:p>
+    <w:p>
+      <w:pPr>
+        <w:shd w:val="clear" w:color="auto" w:fill="1F1F1F"/>
+        <w:spacing w:after="0" w:line="270" w:lineRule="atLeast"/>
+        <w:rPr>
+          <w:rFonts w:ascii="Menlo" w:eastAsia="Times New Roman" w:hAnsi="Menlo" w:cs="Menlo"/>
+          <w:color w:val="CCCCCC"/>
+          <w:sz w:val="18"/>
+          <w:szCs w:val="18"/>
+        </w:rPr>
+      </w:pPr>
+      <w:r>
+        <w:rPr>
+          <w:rFonts w:ascii="Menlo" w:eastAsia="Times New Roman" w:hAnsi="Menlo" w:cs="Menlo"/>
+          <w:color w:val="CCCCCC"/>
+          <w:sz w:val="18"/>
+          <w:szCs w:val="18"/>
+        </w:rPr>
+        <w:t xml:space="preserve">            </w:t>
+      </w:r>
+      <w:proofErr w:type="gramStart"/>
+      <w:r>
+        <w:rPr>
+          <w:rFonts w:ascii="Menlo" w:eastAsia="Times New Roman" w:hAnsi="Menlo" w:cs="Menlo"/>
+          <w:color w:val="DCDCAA"/>
+          <w:sz w:val="18"/>
+          <w:szCs w:val="18"/>
+        </w:rPr>
+        <w:t>print</w:t>
+      </w:r>
+      <w:r>
+        <w:rPr>
+          <w:rFonts w:ascii="Menlo" w:eastAsia="Times New Roman" w:hAnsi="Menlo" w:cs="Menlo"/>
+          <w:color w:val="CCCCCC"/>
+          <w:sz w:val="18"/>
+          <w:szCs w:val="18"/>
+        </w:rPr>
+        <w:t>(</w:t>
+      </w:r>
+      <w:proofErr w:type="gramEnd"/>
+      <w:r>
+        <w:rPr>
+          <w:rFonts w:ascii="Menlo" w:eastAsia="Times New Roman" w:hAnsi="Menlo" w:cs="Menlo"/>
+          <w:color w:val="CE9178"/>
+          <w:sz w:val="18"/>
+          <w:szCs w:val="18"/>
+        </w:rPr>
+        <w:t>"Please enter a valid integer for the quantity."</w:t>
+      </w:r>
+      <w:r>
+        <w:rPr>
+          <w:rFonts w:ascii="Menlo" w:eastAsia="Times New Roman" w:hAnsi="Menlo" w:cs="Menlo"/>
+          <w:color w:val="CCCCCC"/>
+          <w:sz w:val="18"/>
+          <w:szCs w:val="18"/>
+        </w:rPr>
+        <w:t>)</w:t>
+      </w:r>
+    </w:p>
+    <w:p>
+      <w:pPr>
+        <w:shd w:val="clear" w:color="auto" w:fill="1F1F1F"/>
+        <w:spacing w:after="0" w:line="270" w:lineRule="atLeast"/>
+        <w:rPr>
+          <w:rFonts w:ascii="Menlo" w:eastAsia="Times New Roman" w:hAnsi="Menlo" w:cs="Menlo"/>
+          <w:color w:val="CCCCCC"/>
+          <w:sz w:val="18"/>
+          <w:szCs w:val="18"/>
+        </w:rPr>
+      </w:pPr>
+    </w:p>
+    <w:p>
+      <w:pPr>
+        <w:shd w:val="clear" w:color="auto" w:fill="1F1F1F"/>
+        <w:spacing w:after="0" w:line="270" w:lineRule="atLeast"/>
+        <w:rPr>
+          <w:rFonts w:ascii="Menlo" w:eastAsia="Times New Roman" w:hAnsi="Menlo" w:cs="Menlo"/>
+          <w:color w:val="CCCCCC"/>
+          <w:sz w:val="18"/>
+          <w:szCs w:val="18"/>
+        </w:rPr>
+      </w:pPr>
+      <w:r>
+        <w:rPr>
+          <w:rFonts w:ascii="Menlo" w:eastAsia="Times New Roman" w:hAnsi="Menlo" w:cs="Menlo"/>
+          <w:color w:val="CCCCCC"/>
+          <w:sz w:val="18"/>
+          <w:szCs w:val="18"/>
+        </w:rPr>
+        <w:t xml:space="preserve">    </w:t>
+      </w:r>
+      <w:proofErr w:type="gramStart"/>
+      <w:r>
+        <w:rPr>
+          <w:rFonts w:ascii="Menlo" w:eastAsia="Times New Roman" w:hAnsi="Menlo" w:cs="Menlo"/>
+          <w:color w:val="DCDCAA"/>
+          <w:sz w:val="18"/>
+          <w:szCs w:val="18"/>
+        </w:rPr>
+        <w:t>print</w:t>
+      </w:r>
+      <w:r>
+        <w:rPr>
+          <w:rFonts w:ascii="Menlo" w:eastAsia="Times New Roman" w:hAnsi="Menlo" w:cs="Menlo"/>
+          <w:color w:val="CCCCCC"/>
+          <w:sz w:val="18"/>
+          <w:szCs w:val="18"/>
+        </w:rPr>
+        <w:t>(</w:t>
+      </w:r>
+      <w:proofErr w:type="gramEnd"/>
+      <w:r>
+        <w:rPr>
+          <w:rFonts w:ascii="Menlo" w:eastAsia="Times New Roman" w:hAnsi="Menlo" w:cs="Menlo"/>
+          <w:color w:val="CCCCCC"/>
+          <w:sz w:val="18"/>
+          <w:szCs w:val="18"/>
+        </w:rPr>
+        <w:t>)</w:t>
+      </w:r>
+    </w:p>
+    <w:p>
+      <w:pPr>
+        <w:shd w:val="clear" w:color="auto" w:fill="1F1F1F"/>
+        <w:spacing w:after="0" w:line="270" w:lineRule="atLeast"/>
+        <w:rPr>
+          <w:rFonts w:ascii="Menlo" w:eastAsia="Times New Roman" w:hAnsi="Menlo" w:cs="Menlo"/>
+          <w:color w:val="CCCCCC"/>
+          <w:sz w:val="18"/>
+          <w:szCs w:val="18"/>
+        </w:rPr>
+      </w:pPr>
+    </w:p>
+    <w:p>
+      <w:pPr>
+        <w:shd w:val="clear" w:color="auto" w:fill="1F1F1F"/>
+        <w:spacing w:after="0" w:line="270" w:lineRule="atLeast"/>
+        <w:rPr>
+          <w:rFonts w:ascii="Menlo" w:eastAsia="Times New Roman" w:hAnsi="Menlo" w:cs="Menlo"/>
+          <w:color w:val="CCCCCC"/>
+          <w:sz w:val="18"/>
+          <w:szCs w:val="18"/>
+        </w:rPr>
+      </w:pPr>
+      <w:r>
+        <w:rPr>
+          <w:rFonts w:ascii="Menlo" w:eastAsia="Times New Roman" w:hAnsi="Menlo" w:cs="Menlo"/>
+          <w:color w:val="CCCCCC"/>
+          <w:sz w:val="18"/>
+          <w:szCs w:val="18"/>
+        </w:rPr>
+        <w:t xml:space="preserve">    </w:t>
+      </w:r>
+      <w:r>
+        <w:rPr>
+          <w:rFonts w:ascii="Menlo" w:eastAsia="Times New Roman" w:hAnsi="Menlo" w:cs="Menlo"/>
+          <w:color w:val="6A9955"/>
+          <w:sz w:val="18"/>
+          <w:szCs w:val="18"/>
+        </w:rPr>
+        <w:t># Item 2</w:t>
+      </w:r>
+    </w:p>
+    <w:p>
+      <w:pPr>
+        <w:shd w:val="clear" w:color="auto" w:fill="1F1F1F"/>
+        <w:spacing w:after="0" w:line="270" w:lineRule="atLeast"/>
+        <w:rPr>
+          <w:rFonts w:ascii="Menlo" w:eastAsia="Times New Roman" w:hAnsi="Menlo" w:cs="Menlo"/>
+          <w:color w:val="CCCCCC"/>
+          <w:sz w:val="18"/>
+          <w:szCs w:val="18"/>
+        </w:rPr>
+      </w:pPr>
+      <w:r>
+        <w:rPr>
+          <w:rFonts w:ascii="Menlo" w:eastAsia="Times New Roman" w:hAnsi="Menlo" w:cs="Menlo"/>
+          <w:color w:val="CCCCCC"/>
+          <w:sz w:val="18"/>
+          <w:szCs w:val="18"/>
+        </w:rPr>
+        <w:t xml:space="preserve">    </w:t>
+      </w:r>
+      <w:proofErr w:type="gramStart"/>
+      <w:r>
+        <w:rPr>
+          <w:rFonts w:ascii="Menlo" w:eastAsia="Times New Roman" w:hAnsi="Menlo" w:cs="Menlo"/>
+          <w:color w:val="DCDCAA"/>
+          <w:sz w:val="18"/>
+          <w:szCs w:val="18"/>
+        </w:rPr>
+        <w:t>print</w:t>
+      </w:r>
+      <w:r>
+        <w:rPr>
+          <w:rFonts w:ascii="Menlo" w:eastAsia="Times New Roman" w:hAnsi="Menlo" w:cs="Menlo"/>
+          <w:color w:val="CCCCCC"/>
+          <w:sz w:val="18"/>
+          <w:szCs w:val="18"/>
+        </w:rPr>
+        <w:t>(</w:t>
+      </w:r>
+      <w:proofErr w:type="gramEnd"/>
+      <w:r>
+        <w:rPr>
+          <w:rFonts w:ascii="Menlo" w:eastAsia="Times New Roman" w:hAnsi="Menlo" w:cs="Menlo"/>
+          <w:color w:val="CE9178"/>
+          <w:sz w:val="18"/>
+          <w:szCs w:val="18"/>
+        </w:rPr>
+        <w:t>"Item 2"</w:t>
+      </w:r>
+      <w:r>
+        <w:rPr>
+          <w:rFonts w:ascii="Menlo" w:eastAsia="Times New Roman" w:hAnsi="Menlo" w:cs="Menlo"/>
+          <w:color w:val="CCCCCC"/>
+          <w:sz w:val="18"/>
+          <w:szCs w:val="18"/>
+        </w:rPr>
+        <w:t>)</w:t>
+      </w:r>
+    </w:p>
+    <w:p>
+      <w:pPr>
+        <w:shd w:val="clear" w:color="auto" w:fill="1F1F1F"/>
+        <w:spacing w:after="0" w:line="270" w:lineRule="atLeast"/>
+        <w:rPr>
+          <w:rFonts w:ascii="Menlo" w:eastAsia="Times New Roman" w:hAnsi="Menlo" w:cs="Menlo"/>
+          <w:color w:val="CCCCCC"/>
+          <w:sz w:val="18"/>
+          <w:szCs w:val="18"/>
+        </w:rPr>
+      </w:pPr>
+      <w:r>
+        <w:rPr>
+          <w:rFonts w:ascii="Menlo" w:eastAsia="Times New Roman" w:hAnsi="Menlo" w:cs="Menlo"/>
+          <w:color w:val="CCCCCC"/>
+          <w:sz w:val="18"/>
+          <w:szCs w:val="18"/>
+        </w:rPr>
+        <w:t xml:space="preserve">    </w:t>
+      </w:r>
+      <w:r>
+        <w:rPr>
+          <w:rFonts w:ascii="Menlo" w:eastAsia="Times New Roman" w:hAnsi="Menlo" w:cs="Menlo"/>
+          <w:color w:val="9CDCFE"/>
+          <w:sz w:val="18"/>
+          <w:szCs w:val="18"/>
+        </w:rPr>
+        <w:t>item2</w:t>
+      </w:r>
+      <w:r>
+        <w:rPr>
+          <w:rFonts w:ascii="Menlo" w:eastAsia="Times New Roman" w:hAnsi="Menlo" w:cs="Menlo"/>
+          <w:color w:val="CCCCCC"/>
+          <w:sz w:val="18"/>
+          <w:szCs w:val="18"/>
+        </w:rPr>
+        <w:t xml:space="preserve"> </w:t>
+      </w:r>
+      <w:r>
+        <w:rPr>
+          <w:rFonts w:ascii="Menlo" w:eastAsia="Times New Roman" w:hAnsi="Menlo" w:cs="Menlo"/>
+          <w:color w:val="D4D4D4"/>
+          <w:sz w:val="18"/>
+          <w:szCs w:val="18"/>
+        </w:rPr>
+        <w:t>=</w:t>
+      </w:r>
+      <w:r>
+        <w:rPr>
+          <w:rFonts w:ascii="Menlo" w:eastAsia="Times New Roman" w:hAnsi="Menlo" w:cs="Menlo"/>
+          <w:color w:val="CCCCCC"/>
+          <w:sz w:val="18"/>
+          <w:szCs w:val="18"/>
+        </w:rPr>
+        <w:t xml:space="preserve"> </w:t>
+      </w:r>
+      <w:proofErr w:type="spellStart"/>
+      <w:proofErr w:type="gramStart"/>
+      <w:r>
+        <w:rPr>
+          <w:rFonts w:ascii="Menlo" w:eastAsia="Times New Roman" w:hAnsi="Menlo" w:cs="Menlo"/>
+          <w:color w:val="4EC9B0"/>
+          <w:sz w:val="18"/>
+          <w:szCs w:val="18"/>
+        </w:rPr>
+        <w:t>ItemToPurchase</w:t>
+      </w:r>
+      <w:proofErr w:type="spellEnd"/>
+      <w:r>
+        <w:rPr>
+          <w:rFonts w:ascii="Menlo" w:eastAsia="Times New Roman" w:hAnsi="Menlo" w:cs="Menlo"/>
+          <w:color w:val="CCCCCC"/>
+          <w:sz w:val="18"/>
+          <w:szCs w:val="18"/>
+        </w:rPr>
+        <w:t>(</w:t>
+      </w:r>
+      <w:proofErr w:type="gramEnd"/>
+      <w:r>
+        <w:rPr>
+          <w:rFonts w:ascii="Menlo" w:eastAsia="Times New Roman" w:hAnsi="Menlo" w:cs="Menlo"/>
+          <w:color w:val="CCCCCC"/>
+          <w:sz w:val="18"/>
+          <w:szCs w:val="18"/>
+        </w:rPr>
+        <w:t>)</w:t>
+      </w:r>
+    </w:p>
+    <w:p>
+      <w:pPr>
+        <w:shd w:val="clear" w:color="auto" w:fill="1F1F1F"/>
+        <w:spacing w:after="0" w:line="270" w:lineRule="atLeast"/>
+        <w:rPr>
+          <w:rFonts w:ascii="Menlo" w:eastAsia="Times New Roman" w:hAnsi="Menlo" w:cs="Menlo"/>
+          <w:color w:val="CCCCCC"/>
+          <w:sz w:val="18"/>
+          <w:szCs w:val="18"/>
+        </w:rPr>
+      </w:pPr>
+      <w:r>
+        <w:rPr>
+          <w:rFonts w:ascii="Menlo" w:eastAsia="Times New Roman" w:hAnsi="Menlo" w:cs="Menlo"/>
+          <w:color w:val="CCCCCC"/>
+          <w:sz w:val="18"/>
+          <w:szCs w:val="18"/>
+        </w:rPr>
+        <w:t xml:space="preserve">    </w:t>
+      </w:r>
+      <w:r>
+        <w:rPr>
+          <w:rFonts w:ascii="Menlo" w:eastAsia="Times New Roman" w:hAnsi="Menlo" w:cs="Menlo"/>
+          <w:color w:val="C586C0"/>
+          <w:sz w:val="18"/>
+          <w:szCs w:val="18"/>
+        </w:rPr>
+        <w:t>while</w:t>
+      </w:r>
+      <w:r>
+        <w:rPr>
+          <w:rFonts w:ascii="Menlo" w:eastAsia="Times New Roman" w:hAnsi="Menlo" w:cs="Menlo"/>
+          <w:color w:val="CCCCCC"/>
+          <w:sz w:val="18"/>
+          <w:szCs w:val="18"/>
+        </w:rPr>
+        <w:t xml:space="preserve"> </w:t>
+      </w:r>
+      <w:r>
+        <w:rPr>
+          <w:rFonts w:ascii="Menlo" w:eastAsia="Times New Roman" w:hAnsi="Menlo" w:cs="Menlo"/>
+          <w:color w:val="4FC1FF"/>
+          <w:sz w:val="18"/>
+          <w:szCs w:val="18"/>
+        </w:rPr>
+        <w:t>True</w:t>
+      </w:r>
+      <w:r>
+        <w:rPr>
+          <w:rFonts w:ascii="Menlo" w:eastAsia="Times New Roman" w:hAnsi="Menlo" w:cs="Menlo"/>
+          <w:color w:val="CCCCCC"/>
+          <w:sz w:val="18"/>
+          <w:szCs w:val="18"/>
+        </w:rPr>
+        <w:t>:</w:t>
+      </w:r>
+    </w:p>
+    <w:p>
+      <w:pPr>
+        <w:shd w:val="clear" w:color="auto" w:fill="1F1F1F"/>
+        <w:spacing w:after="0" w:line="270" w:lineRule="atLeast"/>
+        <w:rPr>
+          <w:rFonts w:ascii="Menlo" w:eastAsia="Times New Roman" w:hAnsi="Menlo" w:cs="Menlo"/>
+          <w:color w:val="CCCCCC"/>
+          <w:sz w:val="18"/>
+          <w:szCs w:val="18"/>
+        </w:rPr>
+      </w:pPr>
+      <w:r>
+        <w:rPr>
+          <w:rFonts w:ascii="Menlo" w:eastAsia="Times New Roman" w:hAnsi="Menlo" w:cs="Menlo"/>
+          <w:color w:val="CCCCCC"/>
+          <w:sz w:val="18"/>
+          <w:szCs w:val="18"/>
+        </w:rPr>
+        <w:t xml:space="preserve">        </w:t>
+      </w:r>
+      <w:r>
+        <w:rPr>
+          <w:rFonts w:ascii="Menlo" w:eastAsia="Times New Roman" w:hAnsi="Menlo" w:cs="Menlo"/>
+          <w:color w:val="9CDCFE"/>
+          <w:sz w:val="18"/>
+          <w:szCs w:val="18"/>
+        </w:rPr>
+        <w:t>item2</w:t>
+      </w:r>
+      <w:r>
+        <w:rPr>
+          <w:rFonts w:ascii="Menlo" w:eastAsia="Times New Roman" w:hAnsi="Menlo" w:cs="Menlo"/>
+          <w:color w:val="CCCCCC"/>
+          <w:sz w:val="18"/>
+          <w:szCs w:val="18"/>
+        </w:rPr>
+        <w:t>.</w:t>
+      </w:r>
+      <w:r>
+        <w:rPr>
+          <w:rFonts w:ascii="Menlo" w:eastAsia="Times New Roman" w:hAnsi="Menlo" w:cs="Menlo"/>
+          <w:color w:val="9CDCFE"/>
+          <w:sz w:val="18"/>
+          <w:szCs w:val="18"/>
+        </w:rPr>
+        <w:t>item_name</w:t>
+      </w:r>
+      <w:r>
+        <w:rPr>
+          <w:rFonts w:ascii="Menlo" w:eastAsia="Times New Roman" w:hAnsi="Menlo" w:cs="Menlo"/>
+          <w:color w:val="CCCCCC"/>
+          <w:sz w:val="18"/>
+          <w:szCs w:val="18"/>
+        </w:rPr>
+        <w:t xml:space="preserve"> </w:t>
+      </w:r>
+      <w:r>
+        <w:rPr>
+          <w:rFonts w:ascii="Menlo" w:eastAsia="Times New Roman" w:hAnsi="Menlo" w:cs="Menlo"/>
+          <w:color w:val="D4D4D4"/>
+          <w:sz w:val="18"/>
+          <w:szCs w:val="18"/>
+        </w:rPr>
+        <w:t>=</w:t>
+      </w:r>
+      <w:r>
+        <w:rPr>
+          <w:rFonts w:ascii="Menlo" w:eastAsia="Times New Roman" w:hAnsi="Menlo" w:cs="Menlo"/>
+          <w:color w:val="CCCCCC"/>
+          <w:sz w:val="18"/>
+          <w:szCs w:val="18"/>
+        </w:rPr>
+        <w:t xml:space="preserve"> </w:t>
+      </w:r>
+      <w:proofErr w:type="gramStart"/>
+      <w:r>
+        <w:rPr>
+          <w:rFonts w:ascii="Menlo" w:eastAsia="Times New Roman" w:hAnsi="Menlo" w:cs="Menlo"/>
+          <w:color w:val="DCDCAA"/>
+          <w:sz w:val="18"/>
+          <w:szCs w:val="18"/>
+        </w:rPr>
+        <w:t>input</w:t>
+      </w:r>
+      <w:r>
+        <w:rPr>
+          <w:rFonts w:ascii="Menlo" w:eastAsia="Times New Roman" w:hAnsi="Menlo" w:cs="Menlo"/>
+          <w:color w:val="CCCCCC"/>
+          <w:sz w:val="18"/>
+          <w:szCs w:val="18"/>
+        </w:rPr>
+        <w:t>(</w:t>
+      </w:r>
+      <w:proofErr w:type="gramEnd"/>
+      <w:r>
+        <w:rPr>
+          <w:rFonts w:ascii="Menlo" w:eastAsia="Times New Roman" w:hAnsi="Menlo" w:cs="Menlo"/>
+          <w:color w:val="CE9178"/>
+          <w:sz w:val="18"/>
+          <w:szCs w:val="18"/>
+        </w:rPr>
+        <w:t>"Enter the item name:</w:t>
+      </w:r>
+      <w:r>
+        <w:rPr>
+          <w:rFonts w:ascii="Menlo" w:eastAsia="Times New Roman" w:hAnsi="Menlo" w:cs="Menlo"/>
+          <w:color w:val="D7BA7D"/>
+          <w:sz w:val="18"/>
+          <w:szCs w:val="18"/>
+        </w:rPr>
+        <w:t>\n</w:t>
+      </w:r>
+      <w:r>
+        <w:rPr>
+          <w:rFonts w:ascii="Menlo" w:eastAsia="Times New Roman" w:hAnsi="Menlo" w:cs="Menlo"/>
+          <w:color w:val="CE9178"/>
+          <w:sz w:val="18"/>
+          <w:szCs w:val="18"/>
+        </w:rPr>
+        <w:t>"</w:t>
+      </w:r>
+      <w:proofErr w:type="gramStart"/>
+      <w:r>
+        <w:rPr>
+          <w:rFonts w:ascii="Menlo" w:eastAsia="Times New Roman" w:hAnsi="Menlo" w:cs="Menlo"/>
+          <w:color w:val="CCCCCC"/>
+          <w:sz w:val="18"/>
+          <w:szCs w:val="18"/>
+        </w:rPr>
+        <w:t>).</w:t>
+      </w:r>
+      <w:r>
+        <w:rPr>
+          <w:rFonts w:ascii="Menlo" w:eastAsia="Times New Roman" w:hAnsi="Menlo" w:cs="Menlo"/>
+          <w:color w:val="DCDCAA"/>
+          <w:sz w:val="18"/>
+          <w:szCs w:val="18"/>
+        </w:rPr>
+        <w:t>strip</w:t>
+      </w:r>
+      <w:proofErr w:type="gramEnd"/>
+      <w:r>
+        <w:rPr>
+          <w:rFonts w:ascii="Menlo" w:eastAsia="Times New Roman" w:hAnsi="Menlo" w:cs="Menlo"/>
+          <w:color w:val="CCCCCC"/>
+          <w:sz w:val="18"/>
+          <w:szCs w:val="18"/>
+        </w:rPr>
+        <w:t>()</w:t>
+      </w:r>
+    </w:p>
+    <w:p>
+      <w:pPr>
+        <w:shd w:val="clear" w:color="auto" w:fill="1F1F1F"/>
+        <w:spacing w:after="0" w:line="270" w:lineRule="atLeast"/>
+        <w:rPr>
+          <w:rFonts w:ascii="Menlo" w:eastAsia="Times New Roman" w:hAnsi="Menlo" w:cs="Menlo"/>
+          <w:color w:val="CCCCCC"/>
+          <w:sz w:val="18"/>
+          <w:szCs w:val="18"/>
+        </w:rPr>
+      </w:pPr>
+      <w:r>
+        <w:rPr>
+          <w:rFonts w:ascii="Menlo" w:eastAsia="Times New Roman" w:hAnsi="Menlo" w:cs="Menlo"/>
+          <w:color w:val="CCCCCC"/>
+          <w:sz w:val="18"/>
+          <w:szCs w:val="18"/>
+        </w:rPr>
+        <w:t xml:space="preserve">        </w:t>
+      </w:r>
+      <w:r>
+        <w:rPr>
+          <w:rFonts w:ascii="Menlo" w:eastAsia="Times New Roman" w:hAnsi="Menlo" w:cs="Menlo"/>
+          <w:color w:val="C586C0"/>
+          <w:sz w:val="18"/>
+          <w:szCs w:val="18"/>
+        </w:rPr>
+        <w:t>if</w:t>
+      </w:r>
+      <w:r>
+        <w:rPr>
+          <w:rFonts w:ascii="Menlo" w:eastAsia="Times New Roman" w:hAnsi="Menlo" w:cs="Menlo"/>
+          <w:color w:val="CCCCCC"/>
+          <w:sz w:val="18"/>
+          <w:szCs w:val="18"/>
+        </w:rPr>
+        <w:t xml:space="preserve"> </w:t>
+      </w:r>
+      <w:r>
+        <w:rPr>
+          <w:rFonts w:ascii="Menlo" w:eastAsia="Times New Roman" w:hAnsi="Menlo" w:cs="Menlo"/>
+          <w:color w:val="9CDCFE"/>
+          <w:sz w:val="18"/>
+          <w:szCs w:val="18"/>
+        </w:rPr>
+        <w:t>item2</w:t>
+      </w:r>
+      <w:r>
+        <w:rPr>
+          <w:rFonts w:ascii="Menlo" w:eastAsia="Times New Roman" w:hAnsi="Menlo" w:cs="Menlo"/>
+          <w:color w:val="CCCCCC"/>
+          <w:sz w:val="18"/>
+          <w:szCs w:val="18"/>
+        </w:rPr>
+        <w:t>.</w:t>
+      </w:r>
+      <w:r>
+        <w:rPr>
+          <w:rFonts w:ascii="Menlo" w:eastAsia="Times New Roman" w:hAnsi="Menlo" w:cs="Menlo"/>
+          <w:color w:val="9CDCFE"/>
+          <w:sz w:val="18"/>
+          <w:szCs w:val="18"/>
+        </w:rPr>
+        <w:t>item_name</w:t>
+      </w:r>
+      <w:r>
+        <w:rPr>
+          <w:rFonts w:ascii="Menlo" w:eastAsia="Times New Roman" w:hAnsi="Menlo" w:cs="Menlo"/>
+          <w:color w:val="CCCCCC"/>
+          <w:sz w:val="18"/>
+          <w:szCs w:val="18"/>
+        </w:rPr>
+        <w:t>:</w:t>
+      </w:r>
+    </w:p>
+    <w:p>
+      <w:pPr>
+        <w:shd w:val="clear" w:color="auto" w:fill="1F1F1F"/>
+        <w:spacing w:after="0" w:line="270" w:lineRule="atLeast"/>
+        <w:rPr>
+          <w:rFonts w:ascii="Menlo" w:eastAsia="Times New Roman" w:hAnsi="Menlo" w:cs="Menlo"/>
+          <w:color w:val="CCCCCC"/>
+          <w:sz w:val="18"/>
+          <w:szCs w:val="18"/>
+        </w:rPr>
+      </w:pPr>
+      <w:r>
+        <w:rPr>
+          <w:rFonts w:ascii="Menlo" w:eastAsia="Times New Roman" w:hAnsi="Menlo" w:cs="Menlo"/>
+          <w:color w:val="CCCCCC"/>
+          <w:sz w:val="18"/>
+          <w:szCs w:val="18"/>
+        </w:rPr>
+        <w:t xml:space="preserve">            </w:t>
+      </w:r>
+      <w:r>
+        <w:rPr>
+          <w:rFonts w:ascii="Menlo" w:eastAsia="Times New Roman" w:hAnsi="Menlo" w:cs="Menlo"/>
+          <w:color w:val="C586C0"/>
+          <w:sz w:val="18"/>
+          <w:szCs w:val="18"/>
+        </w:rPr>
+        <w:t>break</w:t>
+      </w:r>
+    </w:p>
+    <w:p>
+      <w:pPr>
+        <w:shd w:val="clear" w:color="auto" w:fill="1F1F1F"/>
+        <w:spacing w:after="0" w:line="270" w:lineRule="atLeast"/>
+        <w:rPr>
+          <w:rFonts w:ascii="Menlo" w:eastAsia="Times New Roman" w:hAnsi="Menlo" w:cs="Menlo"/>
+          <w:color w:val="CCCCCC"/>
+          <w:sz w:val="18"/>
+          <w:szCs w:val="18"/>
+        </w:rPr>
+      </w:pPr>
+      <w:r>
+        <w:rPr>
+          <w:rFonts w:ascii="Menlo" w:eastAsia="Times New Roman" w:hAnsi="Menlo" w:cs="Menlo"/>
+          <w:color w:val="CCCCCC"/>
+          <w:sz w:val="18"/>
+          <w:szCs w:val="18"/>
+        </w:rPr>
+        <w:t xml:space="preserve">        </w:t>
+      </w:r>
+      <w:proofErr w:type="gramStart"/>
+      <w:r>
+        <w:rPr>
+          <w:rFonts w:ascii="Menlo" w:eastAsia="Times New Roman" w:hAnsi="Menlo" w:cs="Menlo"/>
+          <w:color w:val="DCDCAA"/>
+          <w:sz w:val="18"/>
+          <w:szCs w:val="18"/>
+        </w:rPr>
+        <w:t>print</w:t>
+      </w:r>
+      <w:r>
+        <w:rPr>
+          <w:rFonts w:ascii="Menlo" w:eastAsia="Times New Roman" w:hAnsi="Menlo" w:cs="Menlo"/>
+          <w:color w:val="CCCCCC"/>
+          <w:sz w:val="18"/>
+          <w:szCs w:val="18"/>
+        </w:rPr>
+        <w:t>(</w:t>
+      </w:r>
+      <w:proofErr w:type="gramEnd"/>
+      <w:r>
+        <w:rPr>
+          <w:rFonts w:ascii="Menlo" w:eastAsia="Times New Roman" w:hAnsi="Menlo" w:cs="Menlo"/>
+          <w:color w:val="CE9178"/>
+          <w:sz w:val="18"/>
+          <w:szCs w:val="18"/>
+        </w:rPr>
+        <w:t>"Item name cannot be empty."</w:t>
+      </w:r>
+      <w:r>
+        <w:rPr>
+          <w:rFonts w:ascii="Menlo" w:eastAsia="Times New Roman" w:hAnsi="Menlo" w:cs="Menlo"/>
+          <w:color w:val="CCCCCC"/>
+          <w:sz w:val="18"/>
+          <w:szCs w:val="18"/>
+        </w:rPr>
+        <w:t>)</w:t>
+      </w:r>
+    </w:p>
+    <w:p>
+      <w:pPr>
+        <w:shd w:val="clear" w:color="auto" w:fill="1F1F1F"/>
+        <w:spacing w:after="0" w:line="270" w:lineRule="atLeast"/>
+        <w:rPr>
+          <w:rFonts w:ascii="Menlo" w:eastAsia="Times New Roman" w:hAnsi="Menlo" w:cs="Menlo"/>
+          <w:color w:val="CCCCCC"/>
+          <w:sz w:val="18"/>
+          <w:szCs w:val="18"/>
+        </w:rPr>
+      </w:pPr>
+      <w:r>
+        <w:rPr>
+          <w:rFonts w:ascii="Menlo" w:eastAsia="Times New Roman" w:hAnsi="Menlo" w:cs="Menlo"/>
+          <w:color w:val="CCCCCC"/>
+          <w:sz w:val="18"/>
+          <w:szCs w:val="18"/>
+        </w:rPr>
+        <w:t xml:space="preserve">    </w:t>
+      </w:r>
+      <w:r>
+        <w:rPr>
+          <w:rFonts w:ascii="Menlo" w:eastAsia="Times New Roman" w:hAnsi="Menlo" w:cs="Menlo"/>
+          <w:color w:val="C586C0"/>
+          <w:sz w:val="18"/>
+          <w:szCs w:val="18"/>
+        </w:rPr>
+        <w:t>while</w:t>
+      </w:r>
+      <w:r>
+        <w:rPr>
+          <w:rFonts w:ascii="Menlo" w:eastAsia="Times New Roman" w:hAnsi="Menlo" w:cs="Menlo"/>
+          <w:color w:val="CCCCCC"/>
+          <w:sz w:val="18"/>
+          <w:szCs w:val="18"/>
+        </w:rPr>
+        <w:t xml:space="preserve"> </w:t>
+      </w:r>
+      <w:r>
+        <w:rPr>
+          <w:rFonts w:ascii="Menlo" w:eastAsia="Times New Roman" w:hAnsi="Menlo" w:cs="Menlo"/>
+          <w:color w:val="4FC1FF"/>
+          <w:sz w:val="18"/>
+          <w:szCs w:val="18"/>
+        </w:rPr>
+        <w:t>True</w:t>
+      </w:r>
+      <w:r>
+        <w:rPr>
+          <w:rFonts w:ascii="Menlo" w:eastAsia="Times New Roman" w:hAnsi="Menlo" w:cs="Menlo"/>
+          <w:color w:val="CCCCCC"/>
+          <w:sz w:val="18"/>
+          <w:szCs w:val="18"/>
+        </w:rPr>
+        <w:t>:</w:t>
+      </w:r>
+    </w:p>
+    <w:p>
+      <w:pPr>
+        <w:shd w:val="clear" w:color="auto" w:fill="1F1F1F"/>
+        <w:spacing w:after="0" w:line="270" w:lineRule="atLeast"/>
+        <w:rPr>
+          <w:rFonts w:ascii="Menlo" w:eastAsia="Times New Roman" w:hAnsi="Menlo" w:cs="Menlo"/>
+          <w:color w:val="CCCCCC"/>
+          <w:sz w:val="18"/>
+          <w:szCs w:val="18"/>
+        </w:rPr>
+      </w:pPr>
+      <w:r>
+        <w:rPr>
+          <w:rFonts w:ascii="Menlo" w:eastAsia="Times New Roman" w:hAnsi="Menlo" w:cs="Menlo"/>
+          <w:color w:val="CCCCCC"/>
+          <w:sz w:val="18"/>
+          <w:szCs w:val="18"/>
+        </w:rPr>
+        <w:t xml:space="preserve">        </w:t>
+      </w:r>
+      <w:r>
+        <w:rPr>
+          <w:rFonts w:ascii="Menlo" w:eastAsia="Times New Roman" w:hAnsi="Menlo" w:cs="Menlo"/>
+          <w:color w:val="C586C0"/>
+          <w:sz w:val="18"/>
+          <w:szCs w:val="18"/>
+        </w:rPr>
+        <w:t>try</w:t>
+      </w:r>
+      <w:r>
+        <w:rPr>
+          <w:rFonts w:ascii="Menlo" w:eastAsia="Times New Roman" w:hAnsi="Menlo" w:cs="Menlo"/>
+          <w:color w:val="CCCCCC"/>
+          <w:sz w:val="18"/>
+          <w:szCs w:val="18"/>
+        </w:rPr>
+        <w:t>:</w:t>
+      </w:r>
+    </w:p>
+    <w:p>
+      <w:pPr>
+        <w:shd w:val="clear" w:color="auto" w:fill="1F1F1F"/>
+        <w:spacing w:after="0" w:line="270" w:lineRule="atLeast"/>
+        <w:rPr>
+          <w:rFonts w:ascii="Menlo" w:eastAsia="Times New Roman" w:hAnsi="Menlo" w:cs="Menlo"/>
+          <w:color w:val="CCCCCC"/>
+          <w:sz w:val="18"/>
+          <w:szCs w:val="18"/>
+        </w:rPr>
+      </w:pPr>
+      <w:r>
+        <w:rPr>
+          <w:rFonts w:ascii="Menlo" w:eastAsia="Times New Roman" w:hAnsi="Menlo" w:cs="Menlo"/>
+          <w:color w:val="CCCCCC"/>
+          <w:sz w:val="18"/>
+          <w:szCs w:val="18"/>
+        </w:rPr>
+        <w:t xml:space="preserve">            </w:t>
+      </w:r>
+      <w:r>
+        <w:rPr>
+          <w:rFonts w:ascii="Menlo" w:eastAsia="Times New Roman" w:hAnsi="Menlo" w:cs="Menlo"/>
+          <w:color w:val="9CDCFE"/>
+          <w:sz w:val="18"/>
+          <w:szCs w:val="18"/>
+        </w:rPr>
+        <w:t>item2</w:t>
+      </w:r>
+      <w:r>
+        <w:rPr>
+          <w:rFonts w:ascii="Menlo" w:eastAsia="Times New Roman" w:hAnsi="Menlo" w:cs="Menlo"/>
+          <w:color w:val="CCCCCC"/>
+          <w:sz w:val="18"/>
+          <w:szCs w:val="18"/>
+        </w:rPr>
+        <w:t>.</w:t>
+      </w:r>
+      <w:r>
+        <w:rPr>
+          <w:rFonts w:ascii="Menlo" w:eastAsia="Times New Roman" w:hAnsi="Menlo" w:cs="Menlo"/>
+          <w:color w:val="9CDCFE"/>
+          <w:sz w:val="18"/>
+          <w:szCs w:val="18"/>
+        </w:rPr>
+        <w:t>item_price</w:t>
+      </w:r>
+      <w:r>
+        <w:rPr>
+          <w:rFonts w:ascii="Menlo" w:eastAsia="Times New Roman" w:hAnsi="Menlo" w:cs="Menlo"/>
+          <w:color w:val="CCCCCC"/>
+          <w:sz w:val="18"/>
+          <w:szCs w:val="18"/>
+        </w:rPr>
+        <w:t xml:space="preserve"> </w:t>
+      </w:r>
+      <w:r>
+        <w:rPr>
+          <w:rFonts w:ascii="Menlo" w:eastAsia="Times New Roman" w:hAnsi="Menlo" w:cs="Menlo"/>
+          <w:color w:val="D4D4D4"/>
+          <w:sz w:val="18"/>
+          <w:szCs w:val="18"/>
+        </w:rPr>
+        <w:t>=</w:t>
+      </w:r>
+      <w:r>
+        <w:rPr>
+          <w:rFonts w:ascii="Menlo" w:eastAsia="Times New Roman" w:hAnsi="Menlo" w:cs="Menlo"/>
+          <w:color w:val="CCCCCC"/>
+          <w:sz w:val="18"/>
+          <w:szCs w:val="18"/>
+        </w:rPr>
+        <w:t xml:space="preserve"> </w:t>
+      </w:r>
+      <w:proofErr w:type="gramStart"/>
+      <w:r>
+        <w:rPr>
+          <w:rFonts w:ascii="Menlo" w:eastAsia="Times New Roman" w:hAnsi="Menlo" w:cs="Menlo"/>
+          <w:color w:val="4EC9B0"/>
+          <w:sz w:val="18"/>
+          <w:szCs w:val="18"/>
+        </w:rPr>
+        <w:t>float</w:t>
+      </w:r>
+      <w:r>
+        <w:rPr>
+          <w:rFonts w:ascii="Menlo" w:eastAsia="Times New Roman" w:hAnsi="Menlo" w:cs="Menlo"/>
+          <w:color w:val="CCCCCC"/>
+          <w:sz w:val="18"/>
+          <w:szCs w:val="18"/>
+        </w:rPr>
+        <w:t>(</w:t>
+      </w:r>
+      <w:r>
+        <w:rPr>
+          <w:rFonts w:ascii="Menlo" w:eastAsia="Times New Roman" w:hAnsi="Menlo" w:cs="Menlo"/>
+          <w:color w:val="DCDCAA"/>
+          <w:sz w:val="18"/>
+          <w:szCs w:val="18"/>
+        </w:rPr>
+        <w:t>input</w:t>
+      </w:r>
+      <w:r>
+        <w:rPr>
+          <w:rFonts w:ascii="Menlo" w:eastAsia="Times New Roman" w:hAnsi="Menlo" w:cs="Menlo"/>
+          <w:color w:val="CCCCCC"/>
+          <w:sz w:val="18"/>
+          <w:szCs w:val="18"/>
+        </w:rPr>
+        <w:t>(</w:t>
+      </w:r>
+      <w:proofErr w:type="gramEnd"/>
+      <w:r>
+        <w:rPr>
+          <w:rFonts w:ascii="Menlo" w:eastAsia="Times New Roman" w:hAnsi="Menlo" w:cs="Menlo"/>
+          <w:color w:val="CE9178"/>
+          <w:sz w:val="18"/>
+          <w:szCs w:val="18"/>
+        </w:rPr>
+        <w:t>"Enter the item price:</w:t>
+      </w:r>
+      <w:r>
+        <w:rPr>
+          <w:rFonts w:ascii="Menlo" w:eastAsia="Times New Roman" w:hAnsi="Menlo" w:cs="Menlo"/>
+          <w:color w:val="D7BA7D"/>
+          <w:sz w:val="18"/>
+          <w:szCs w:val="18"/>
+        </w:rPr>
+        <w:t>\n</w:t>
+      </w:r>
+      <w:r>
+        <w:rPr>
+          <w:rFonts w:ascii="Menlo" w:eastAsia="Times New Roman" w:hAnsi="Menlo" w:cs="Menlo"/>
+          <w:color w:val="CE9178"/>
+          <w:sz w:val="18"/>
+          <w:szCs w:val="18"/>
+        </w:rPr>
+        <w:t>"</w:t>
+      </w:r>
+      <w:r>
+        <w:rPr>
+          <w:rFonts w:ascii="Menlo" w:eastAsia="Times New Roman" w:hAnsi="Menlo" w:cs="Menlo"/>
+          <w:color w:val="CCCCCC"/>
+          <w:sz w:val="18"/>
+          <w:szCs w:val="18"/>
+        </w:rPr>
+        <w:t>))</w:t>
+      </w:r>
+    </w:p>
+    <w:p>
+      <w:pPr>
+        <w:shd w:val="clear" w:color="auto" w:fill="1F1F1F"/>
+        <w:spacing w:after="0" w:line="270" w:lineRule="atLeast"/>
+        <w:rPr>
+          <w:rFonts w:ascii="Menlo" w:eastAsia="Times New Roman" w:hAnsi="Menlo" w:cs="Menlo"/>
+          <w:color w:val="CCCCCC"/>
+          <w:sz w:val="18"/>
+          <w:szCs w:val="18"/>
+        </w:rPr>
+      </w:pPr>
+      <w:r>
+        <w:rPr>
+          <w:rFonts w:ascii="Menlo" w:eastAsia="Times New Roman" w:hAnsi="Menlo" w:cs="Menlo"/>
+          <w:color w:val="CCCCCC"/>
+          <w:sz w:val="18"/>
+          <w:szCs w:val="18"/>
+        </w:rPr>
+        <w:t xml:space="preserve">            </w:t>
+      </w:r>
+      <w:r>
+        <w:rPr>
+          <w:rFonts w:ascii="Menlo" w:eastAsia="Times New Roman" w:hAnsi="Menlo" w:cs="Menlo"/>
+          <w:color w:val="C586C0"/>
+          <w:sz w:val="18"/>
+          <w:szCs w:val="18"/>
+        </w:rPr>
+        <w:t>if</w:t>
+      </w:r>
+      <w:r>
+        <w:rPr>
+          <w:rFonts w:ascii="Menlo" w:eastAsia="Times New Roman" w:hAnsi="Menlo" w:cs="Menlo"/>
+          <w:color w:val="CCCCCC"/>
+          <w:sz w:val="18"/>
+          <w:szCs w:val="18"/>
+        </w:rPr>
+        <w:t xml:space="preserve"> </w:t>
+      </w:r>
+      <w:r>
+        <w:rPr>
+          <w:rFonts w:ascii="Menlo" w:eastAsia="Times New Roman" w:hAnsi="Menlo" w:cs="Menlo"/>
+          <w:color w:val="9CDCFE"/>
+          <w:sz w:val="18"/>
+          <w:szCs w:val="18"/>
+        </w:rPr>
+        <w:t>item2</w:t>
+      </w:r>
+      <w:r>
+        <w:rPr>
+          <w:rFonts w:ascii="Menlo" w:eastAsia="Times New Roman" w:hAnsi="Menlo" w:cs="Menlo"/>
+          <w:color w:val="CCCCCC"/>
+          <w:sz w:val="18"/>
+          <w:szCs w:val="18"/>
+        </w:rPr>
+        <w:t>.</w:t>
+      </w:r>
+      <w:r>
+        <w:rPr>
+          <w:rFonts w:ascii="Menlo" w:eastAsia="Times New Roman" w:hAnsi="Menlo" w:cs="Menlo"/>
+          <w:color w:val="9CDCFE"/>
+          <w:sz w:val="18"/>
+          <w:szCs w:val="18"/>
+        </w:rPr>
+        <w:t>item_price</w:t>
+      </w:r>
+      <w:r>
+        <w:rPr>
+          <w:rFonts w:ascii="Menlo" w:eastAsia="Times New Roman" w:hAnsi="Menlo" w:cs="Menlo"/>
+          <w:color w:val="CCCCCC"/>
+          <w:sz w:val="18"/>
+          <w:szCs w:val="18"/>
+        </w:rPr>
+        <w:t xml:space="preserve"> </w:t>
+      </w:r>
+      <w:r>
+        <w:rPr>
+          <w:rFonts w:ascii="Menlo" w:eastAsia="Times New Roman" w:hAnsi="Menlo" w:cs="Menlo"/>
+          <w:color w:val="D4D4D4"/>
+          <w:sz w:val="18"/>
+          <w:szCs w:val="18"/>
+        </w:rPr>
+        <w:t>&lt;</w:t>
+      </w:r>
+      <w:r>
+        <w:rPr>
+          <w:rFonts w:ascii="Menlo" w:eastAsia="Times New Roman" w:hAnsi="Menlo" w:cs="Menlo"/>
+          <w:color w:val="CCCCCC"/>
+          <w:sz w:val="18"/>
+          <w:szCs w:val="18"/>
+        </w:rPr>
+        <w:t xml:space="preserve"> </w:t>
+      </w:r>
+      <w:r>
+        <w:rPr>
+          <w:rFonts w:ascii="Menlo" w:eastAsia="Times New Roman" w:hAnsi="Menlo" w:cs="Menlo"/>
+          <w:color w:val="B5CEA8"/>
+          <w:sz w:val="18"/>
+          <w:szCs w:val="18"/>
+        </w:rPr>
+        <w:t>0</w:t>
+      </w:r>
+      <w:r>
+        <w:rPr>
+          <w:rFonts w:ascii="Menlo" w:eastAsia="Times New Roman" w:hAnsi="Menlo" w:cs="Menlo"/>
+          <w:color w:val="CCCCCC"/>
+          <w:sz w:val="18"/>
+          <w:szCs w:val="18"/>
+        </w:rPr>
+        <w:t>:</w:t>
+      </w:r>
+    </w:p>
+    <w:p>
+      <w:pPr>
+        <w:shd w:val="clear" w:color="auto" w:fill="1F1F1F"/>
+        <w:spacing w:after="0" w:line="270" w:lineRule="atLeast"/>
+        <w:rPr>
+          <w:rFonts w:ascii="Menlo" w:eastAsia="Times New Roman" w:hAnsi="Menlo" w:cs="Menlo"/>
+          <w:color w:val="CCCCCC"/>
+          <w:sz w:val="18"/>
+          <w:szCs w:val="18"/>
+        </w:rPr>
+      </w:pPr>
+      <w:r>
+        <w:rPr>
+          <w:rFonts w:ascii="Menlo" w:eastAsia="Times New Roman" w:hAnsi="Menlo" w:cs="Menlo"/>
+          <w:color w:val="CCCCCC"/>
+          <w:sz w:val="18"/>
+          <w:szCs w:val="18"/>
+        </w:rPr>
+        <w:t xml:space="preserve">                </w:t>
+      </w:r>
+      <w:proofErr w:type="gramStart"/>
+      <w:r>
+        <w:rPr>
+          <w:rFonts w:ascii="Menlo" w:eastAsia="Times New Roman" w:hAnsi="Menlo" w:cs="Menlo"/>
+          <w:color w:val="DCDCAA"/>
+          <w:sz w:val="18"/>
+          <w:szCs w:val="18"/>
+        </w:rPr>
+        <w:t>print</w:t>
+      </w:r>
+      <w:r>
+        <w:rPr>
+          <w:rFonts w:ascii="Menlo" w:eastAsia="Times New Roman" w:hAnsi="Menlo" w:cs="Menlo"/>
+          <w:color w:val="CCCCCC"/>
+          <w:sz w:val="18"/>
+          <w:szCs w:val="18"/>
+        </w:rPr>
+        <w:t>(</w:t>
+      </w:r>
+      <w:proofErr w:type="gramEnd"/>
+      <w:r>
+        <w:rPr>
+          <w:rFonts w:ascii="Menlo" w:eastAsia="Times New Roman" w:hAnsi="Menlo" w:cs="Menlo"/>
+          <w:color w:val="CE9178"/>
+          <w:sz w:val="18"/>
+          <w:szCs w:val="18"/>
+        </w:rPr>
+        <w:t>"Price cannot be negative."</w:t>
+      </w:r>
+      <w:r>
+        <w:rPr>
+          <w:rFonts w:ascii="Menlo" w:eastAsia="Times New Roman" w:hAnsi="Menlo" w:cs="Menlo"/>
+          <w:color w:val="CCCCCC"/>
+          <w:sz w:val="18"/>
+          <w:szCs w:val="18"/>
+        </w:rPr>
+        <w:t>)</w:t>
+      </w:r>
+    </w:p>
+    <w:p>
+      <w:pPr>
+        <w:shd w:val="clear" w:color="auto" w:fill="1F1F1F"/>
+        <w:spacing w:after="0" w:line="270" w:lineRule="atLeast"/>
+        <w:rPr>
+          <w:rFonts w:ascii="Menlo" w:eastAsia="Times New Roman" w:hAnsi="Menlo" w:cs="Menlo"/>
+          <w:color w:val="CCCCCC"/>
+          <w:sz w:val="18"/>
+          <w:szCs w:val="18"/>
+        </w:rPr>
+      </w:pPr>
+      <w:r>
+        <w:rPr>
+          <w:rFonts w:ascii="Menlo" w:eastAsia="Times New Roman" w:hAnsi="Menlo" w:cs="Menlo"/>
+          <w:color w:val="CCCCCC"/>
+          <w:sz w:val="18"/>
+          <w:szCs w:val="18"/>
+        </w:rPr>
+        <w:t xml:space="preserve">                </w:t>
+      </w:r>
+      <w:r>
+        <w:rPr>
+          <w:rFonts w:ascii="Menlo" w:eastAsia="Times New Roman" w:hAnsi="Menlo" w:cs="Menlo"/>
+          <w:color w:val="C586C0"/>
+          <w:sz w:val="18"/>
+          <w:szCs w:val="18"/>
+        </w:rPr>
+        <w:t>continue</w:t>
+      </w:r>
+    </w:p>
+    <w:p>
+      <w:pPr>
+        <w:shd w:val="clear" w:color="auto" w:fill="1F1F1F"/>
+        <w:spacing w:after="0" w:line="270" w:lineRule="atLeast"/>
+        <w:rPr>
+          <w:rFonts w:ascii="Menlo" w:eastAsia="Times New Roman" w:hAnsi="Menlo" w:cs="Menlo"/>
+          <w:color w:val="CCCCCC"/>
+          <w:sz w:val="18"/>
+          <w:szCs w:val="18"/>
+        </w:rPr>
+      </w:pPr>
+      <w:r>
+        <w:rPr>
+          <w:rFonts w:ascii="Menlo" w:eastAsia="Times New Roman" w:hAnsi="Menlo" w:cs="Menlo"/>
+          <w:color w:val="CCCCCC"/>
+          <w:sz w:val="18"/>
+          <w:szCs w:val="18"/>
+        </w:rPr>
+        <w:t xml:space="preserve">            </w:t>
+      </w:r>
+      <w:r>
+        <w:rPr>
+          <w:rFonts w:ascii="Menlo" w:eastAsia="Times New Roman" w:hAnsi="Menlo" w:cs="Menlo"/>
+          <w:color w:val="C586C0"/>
+          <w:sz w:val="18"/>
+          <w:szCs w:val="18"/>
+        </w:rPr>
+        <w:t>break</w:t>
+      </w:r>
+    </w:p>
+    <w:p>
+      <w:pPr>
+        <w:shd w:val="clear" w:color="auto" w:fill="1F1F1F"/>
+        <w:spacing w:after="0" w:line="270" w:lineRule="atLeast"/>
+        <w:rPr>
+          <w:rFonts w:ascii="Menlo" w:eastAsia="Times New Roman" w:hAnsi="Menlo" w:cs="Menlo"/>
+          <w:color w:val="CCCCCC"/>
+          <w:sz w:val="18"/>
+          <w:szCs w:val="18"/>
+        </w:rPr>
+      </w:pPr>
+      <w:r>
+        <w:rPr>
+          <w:rFonts w:ascii="Menlo" w:eastAsia="Times New Roman" w:hAnsi="Menlo" w:cs="Menlo"/>
+          <w:color w:val="CCCCCC"/>
+          <w:sz w:val="18"/>
+          <w:szCs w:val="18"/>
+        </w:rPr>
+        <w:t xml:space="preserve">        </w:t>
+      </w:r>
+      <w:r>
+        <w:rPr>
+          <w:rFonts w:ascii="Menlo" w:eastAsia="Times New Roman" w:hAnsi="Menlo" w:cs="Menlo"/>
+          <w:color w:val="C586C0"/>
+          <w:sz w:val="18"/>
+          <w:szCs w:val="18"/>
+        </w:rPr>
+        <w:t>except</w:t>
+      </w:r>
+      <w:r>
+        <w:rPr>
+          <w:rFonts w:ascii="Menlo" w:eastAsia="Times New Roman" w:hAnsi="Menlo" w:cs="Menlo"/>
+          <w:color w:val="CCCCCC"/>
+          <w:sz w:val="18"/>
+          <w:szCs w:val="18"/>
+        </w:rPr>
+        <w:t xml:space="preserve"> </w:t>
+      </w:r>
+      <w:proofErr w:type="spellStart"/>
+      <w:r>
+        <w:rPr>
+          <w:rFonts w:ascii="Menlo" w:eastAsia="Times New Roman" w:hAnsi="Menlo" w:cs="Menlo"/>
+          <w:color w:val="4EC9B0"/>
+          <w:sz w:val="18"/>
+          <w:szCs w:val="18"/>
+        </w:rPr>
+        <w:t>ValueError</w:t>
+      </w:r>
+      <w:proofErr w:type="spellEnd"/>
+      <w:r>
+        <w:rPr>
+          <w:rFonts w:ascii="Menlo" w:eastAsia="Times New Roman" w:hAnsi="Menlo" w:cs="Menlo"/>
+          <w:color w:val="CCCCCC"/>
+          <w:sz w:val="18"/>
+          <w:szCs w:val="18"/>
+        </w:rPr>
+        <w:t>:</w:t>
+      </w:r>
+    </w:p>
+    <w:p>
+      <w:pPr>
+        <w:shd w:val="clear" w:color="auto" w:fill="1F1F1F"/>
+        <w:spacing w:after="0" w:line="270" w:lineRule="atLeast"/>
+        <w:rPr>
+          <w:rFonts w:ascii="Menlo" w:eastAsia="Times New Roman" w:hAnsi="Menlo" w:cs="Menlo"/>
+          <w:color w:val="CCCCCC"/>
+          <w:sz w:val="18"/>
+          <w:szCs w:val="18"/>
+        </w:rPr>
+      </w:pPr>
+      <w:r>
+        <w:rPr>
+          <w:rFonts w:ascii="Menlo" w:eastAsia="Times New Roman" w:hAnsi="Menlo" w:cs="Menlo"/>
+          <w:color w:val="CCCCCC"/>
+          <w:sz w:val="18"/>
+          <w:szCs w:val="18"/>
+        </w:rPr>
+        <w:t xml:space="preserve">            </w:t>
+      </w:r>
+      <w:proofErr w:type="gramStart"/>
+      <w:r>
+        <w:rPr>
+          <w:rFonts w:ascii="Menlo" w:eastAsia="Times New Roman" w:hAnsi="Menlo" w:cs="Menlo"/>
+          <w:color w:val="DCDCAA"/>
+          <w:sz w:val="18"/>
+          <w:szCs w:val="18"/>
+        </w:rPr>
+        <w:t>print</w:t>
+      </w:r>
+      <w:r>
+        <w:rPr>
+          <w:rFonts w:ascii="Menlo" w:eastAsia="Times New Roman" w:hAnsi="Menlo" w:cs="Menlo"/>
+          <w:color w:val="CCCCCC"/>
+          <w:sz w:val="18"/>
+          <w:szCs w:val="18"/>
+        </w:rPr>
+        <w:t>(</w:t>
+      </w:r>
+      <w:proofErr w:type="gramEnd"/>
+      <w:r>
+        <w:rPr>
+          <w:rFonts w:ascii="Menlo" w:eastAsia="Times New Roman" w:hAnsi="Menlo" w:cs="Menlo"/>
+          <w:color w:val="CE9178"/>
+          <w:sz w:val="18"/>
+          <w:szCs w:val="18"/>
+        </w:rPr>
+        <w:t>"Please enter a valid number for the price."</w:t>
+      </w:r>
+      <w:r>
+        <w:rPr>
+          <w:rFonts w:ascii="Menlo" w:eastAsia="Times New Roman" w:hAnsi="Menlo" w:cs="Menlo"/>
+          <w:color w:val="CCCCCC"/>
+          <w:sz w:val="18"/>
+          <w:szCs w:val="18"/>
+        </w:rPr>
+        <w:t>)</w:t>
+      </w:r>
+    </w:p>
+    <w:p>
+      <w:pPr>
+        <w:shd w:val="clear" w:color="auto" w:fill="1F1F1F"/>
+        <w:spacing w:after="0" w:line="270" w:lineRule="atLeast"/>
+        <w:rPr>
+          <w:rFonts w:ascii="Menlo" w:eastAsia="Times New Roman" w:hAnsi="Menlo" w:cs="Menlo"/>
+          <w:color w:val="CCCCCC"/>
+          <w:sz w:val="18"/>
+          <w:szCs w:val="18"/>
+        </w:rPr>
+      </w:pPr>
+      <w:r>
+        <w:rPr>
+          <w:rFonts w:ascii="Menlo" w:eastAsia="Times New Roman" w:hAnsi="Menlo" w:cs="Menlo"/>
+          <w:color w:val="CCCCCC"/>
+          <w:sz w:val="18"/>
+          <w:szCs w:val="18"/>
+        </w:rPr>
+        <w:t xml:space="preserve">    </w:t>
+      </w:r>
+      <w:r>
+        <w:rPr>
+          <w:rFonts w:ascii="Menlo" w:eastAsia="Times New Roman" w:hAnsi="Menlo" w:cs="Menlo"/>
+          <w:color w:val="C586C0"/>
+          <w:sz w:val="18"/>
+          <w:szCs w:val="18"/>
+        </w:rPr>
+        <w:t>while</w:t>
+      </w:r>
+      <w:r>
+        <w:rPr>
+          <w:rFonts w:ascii="Menlo" w:eastAsia="Times New Roman" w:hAnsi="Menlo" w:cs="Menlo"/>
+          <w:color w:val="CCCCCC"/>
+          <w:sz w:val="18"/>
+          <w:szCs w:val="18"/>
+        </w:rPr>
+        <w:t xml:space="preserve"> </w:t>
+      </w:r>
+      <w:r>
+        <w:rPr>
+          <w:rFonts w:ascii="Menlo" w:eastAsia="Times New Roman" w:hAnsi="Menlo" w:cs="Menlo"/>
+          <w:color w:val="4FC1FF"/>
+          <w:sz w:val="18"/>
+          <w:szCs w:val="18"/>
+        </w:rPr>
+        <w:t>True</w:t>
+      </w:r>
+      <w:r>
+        <w:rPr>
+          <w:rFonts w:ascii="Menlo" w:eastAsia="Times New Roman" w:hAnsi="Menlo" w:cs="Menlo"/>
+          <w:color w:val="CCCCCC"/>
+          <w:sz w:val="18"/>
+          <w:szCs w:val="18"/>
+        </w:rPr>
+        <w:t>:</w:t>
+      </w:r>
+    </w:p>
+    <w:p>
+      <w:pPr>
+        <w:shd w:val="clear" w:color="auto" w:fill="1F1F1F"/>
+        <w:spacing w:after="0" w:line="270" w:lineRule="atLeast"/>
+        <w:rPr>
+          <w:rFonts w:ascii="Menlo" w:eastAsia="Times New Roman" w:hAnsi="Menlo" w:cs="Menlo"/>
+          <w:color w:val="CCCCCC"/>
+          <w:sz w:val="18"/>
+          <w:szCs w:val="18"/>
+        </w:rPr>
+      </w:pPr>
+      <w:r>
+        <w:rPr>
+          <w:rFonts w:ascii="Menlo" w:eastAsia="Times New Roman" w:hAnsi="Menlo" w:cs="Menlo"/>
+          <w:color w:val="CCCCCC"/>
+          <w:sz w:val="18"/>
+          <w:szCs w:val="18"/>
+        </w:rPr>
+        <w:t xml:space="preserve">        </w:t>
+      </w:r>
+      <w:r>
+        <w:rPr>
+          <w:rFonts w:ascii="Menlo" w:eastAsia="Times New Roman" w:hAnsi="Menlo" w:cs="Menlo"/>
+          <w:color w:val="C586C0"/>
+          <w:sz w:val="18"/>
+          <w:szCs w:val="18"/>
+        </w:rPr>
+        <w:t>try</w:t>
+      </w:r>
+      <w:r>
+        <w:rPr>
+          <w:rFonts w:ascii="Menlo" w:eastAsia="Times New Roman" w:hAnsi="Menlo" w:cs="Menlo"/>
+          <w:color w:val="CCCCCC"/>
+          <w:sz w:val="18"/>
+          <w:szCs w:val="18"/>
+        </w:rPr>
+        <w:t>:</w:t>
+      </w:r>
+    </w:p>
+    <w:p>
+      <w:pPr>
+        <w:shd w:val="clear" w:color="auto" w:fill="1F1F1F"/>
+        <w:spacing w:after="0" w:line="270" w:lineRule="atLeast"/>
+        <w:rPr>
+          <w:rFonts w:ascii="Menlo" w:eastAsia="Times New Roman" w:hAnsi="Menlo" w:cs="Menlo"/>
+          <w:color w:val="CCCCCC"/>
+          <w:sz w:val="18"/>
+          <w:szCs w:val="18"/>
+        </w:rPr>
+      </w:pPr>
+      <w:r>
+        <w:rPr>
+          <w:rFonts w:ascii="Menlo" w:eastAsia="Times New Roman" w:hAnsi="Menlo" w:cs="Menlo"/>
+          <w:color w:val="CCCCCC"/>
+          <w:sz w:val="18"/>
+          <w:szCs w:val="18"/>
+        </w:rPr>
+        <w:t xml:space="preserve">            </w:t>
+      </w:r>
+      <w:r>
+        <w:rPr>
+          <w:rFonts w:ascii="Menlo" w:eastAsia="Times New Roman" w:hAnsi="Menlo" w:cs="Menlo"/>
+          <w:color w:val="9CDCFE"/>
+          <w:sz w:val="18"/>
+          <w:szCs w:val="18"/>
+        </w:rPr>
+        <w:t>item2</w:t>
+      </w:r>
+      <w:r>
+        <w:rPr>
+          <w:rFonts w:ascii="Menlo" w:eastAsia="Times New Roman" w:hAnsi="Menlo" w:cs="Menlo"/>
+          <w:color w:val="CCCCCC"/>
+          <w:sz w:val="18"/>
+          <w:szCs w:val="18"/>
+        </w:rPr>
+        <w:t>.</w:t>
+      </w:r>
+      <w:r>
+        <w:rPr>
+          <w:rFonts w:ascii="Menlo" w:eastAsia="Times New Roman" w:hAnsi="Menlo" w:cs="Menlo"/>
+          <w:color w:val="9CDCFE"/>
+          <w:sz w:val="18"/>
+          <w:szCs w:val="18"/>
+        </w:rPr>
+        <w:t>item_quantity</w:t>
+      </w:r>
+      <w:r>
+        <w:rPr>
+          <w:rFonts w:ascii="Menlo" w:eastAsia="Times New Roman" w:hAnsi="Menlo" w:cs="Menlo"/>
+          <w:color w:val="CCCCCC"/>
+          <w:sz w:val="18"/>
+          <w:szCs w:val="18"/>
+        </w:rPr>
+        <w:t xml:space="preserve"> </w:t>
+      </w:r>
+      <w:r>
+        <w:rPr>
+          <w:rFonts w:ascii="Menlo" w:eastAsia="Times New Roman" w:hAnsi="Menlo" w:cs="Menlo"/>
+          <w:color w:val="D4D4D4"/>
+          <w:sz w:val="18"/>
+          <w:szCs w:val="18"/>
+        </w:rPr>
+        <w:t>=</w:t>
+      </w:r>
+      <w:r>
+        <w:rPr>
+          <w:rFonts w:ascii="Menlo" w:eastAsia="Times New Roman" w:hAnsi="Menlo" w:cs="Menlo"/>
+          <w:color w:val="CCCCCC"/>
+          <w:sz w:val="18"/>
+          <w:szCs w:val="18"/>
+        </w:rPr>
+        <w:t xml:space="preserve"> </w:t>
+      </w:r>
+      <w:proofErr w:type="gramStart"/>
+      <w:r>
+        <w:rPr>
+          <w:rFonts w:ascii="Menlo" w:eastAsia="Times New Roman" w:hAnsi="Menlo" w:cs="Menlo"/>
+          <w:color w:val="4EC9B0"/>
+          <w:sz w:val="18"/>
+          <w:szCs w:val="18"/>
+        </w:rPr>
+        <w:t>int</w:t>
+      </w:r>
+      <w:r>
+        <w:rPr>
+          <w:rFonts w:ascii="Menlo" w:eastAsia="Times New Roman" w:hAnsi="Menlo" w:cs="Menlo"/>
+          <w:color w:val="CCCCCC"/>
+          <w:sz w:val="18"/>
+          <w:szCs w:val="18"/>
+        </w:rPr>
+        <w:t>(</w:t>
+      </w:r>
+      <w:r>
+        <w:rPr>
+          <w:rFonts w:ascii="Menlo" w:eastAsia="Times New Roman" w:hAnsi="Menlo" w:cs="Menlo"/>
+          <w:color w:val="DCDCAA"/>
+          <w:sz w:val="18"/>
+          <w:szCs w:val="18"/>
+        </w:rPr>
+        <w:t>input</w:t>
+      </w:r>
+      <w:r>
+        <w:rPr>
+          <w:rFonts w:ascii="Menlo" w:eastAsia="Times New Roman" w:hAnsi="Menlo" w:cs="Menlo"/>
+          <w:color w:val="CCCCCC"/>
+          <w:sz w:val="18"/>
+          <w:szCs w:val="18"/>
+        </w:rPr>
+        <w:t>(</w:t>
+      </w:r>
+      <w:proofErr w:type="gramEnd"/>
+      <w:r>
+        <w:rPr>
+          <w:rFonts w:ascii="Menlo" w:eastAsia="Times New Roman" w:hAnsi="Menlo" w:cs="Menlo"/>
+          <w:color w:val="CE9178"/>
+          <w:sz w:val="18"/>
+          <w:szCs w:val="18"/>
+        </w:rPr>
+        <w:t>"Enter the item quantity:</w:t>
+      </w:r>
+      <w:r>
+        <w:rPr>
+          <w:rFonts w:ascii="Menlo" w:eastAsia="Times New Roman" w:hAnsi="Menlo" w:cs="Menlo"/>
+          <w:color w:val="D7BA7D"/>
+          <w:sz w:val="18"/>
+          <w:szCs w:val="18"/>
+        </w:rPr>
+        <w:t>\n</w:t>
+      </w:r>
+      <w:r>
+        <w:rPr>
+          <w:rFonts w:ascii="Menlo" w:eastAsia="Times New Roman" w:hAnsi="Menlo" w:cs="Menlo"/>
+          <w:color w:val="CE9178"/>
+          <w:sz w:val="18"/>
+          <w:szCs w:val="18"/>
+        </w:rPr>
+        <w:t>"</w:t>
+      </w:r>
+      <w:r>
+        <w:rPr>
+          <w:rFonts w:ascii="Menlo" w:eastAsia="Times New Roman" w:hAnsi="Menlo" w:cs="Menlo"/>
+          <w:color w:val="CCCCCC"/>
+          <w:sz w:val="18"/>
+          <w:szCs w:val="18"/>
+        </w:rPr>
+        <w:t>))</w:t>
+      </w:r>
+    </w:p>
+    <w:p>
+      <w:pPr>
+        <w:shd w:val="clear" w:color="auto" w:fill="1F1F1F"/>
+        <w:spacing w:after="0" w:line="270" w:lineRule="atLeast"/>
+        <w:rPr>
+          <w:rFonts w:ascii="Menlo" w:eastAsia="Times New Roman" w:hAnsi="Menlo" w:cs="Menlo"/>
+          <w:color w:val="CCCCCC"/>
+          <w:sz w:val="18"/>
+          <w:szCs w:val="18"/>
+        </w:rPr>
+      </w:pPr>
+      <w:r>
+        <w:rPr>
+          <w:rFonts w:ascii="Menlo" w:eastAsia="Times New Roman" w:hAnsi="Menlo" w:cs="Menlo"/>
+          <w:color w:val="CCCCCC"/>
+          <w:sz w:val="18"/>
+          <w:szCs w:val="18"/>
+        </w:rPr>
+        <w:t xml:space="preserve">            </w:t>
+      </w:r>
+      <w:r>
+        <w:rPr>
+          <w:rFonts w:ascii="Menlo" w:eastAsia="Times New Roman" w:hAnsi="Menlo" w:cs="Menlo"/>
+          <w:color w:val="C586C0"/>
+          <w:sz w:val="18"/>
+          <w:szCs w:val="18"/>
+        </w:rPr>
+        <w:t>if</w:t>
+      </w:r>
+      <w:r>
+        <w:rPr>
+          <w:rFonts w:ascii="Menlo" w:eastAsia="Times New Roman" w:hAnsi="Menlo" w:cs="Menlo"/>
+          <w:color w:val="CCCCCC"/>
+          <w:sz w:val="18"/>
+          <w:szCs w:val="18"/>
+        </w:rPr>
+        <w:t xml:space="preserve"> </w:t>
+      </w:r>
+      <w:r>
+        <w:rPr>
+          <w:rFonts w:ascii="Menlo" w:eastAsia="Times New Roman" w:hAnsi="Menlo" w:cs="Menlo"/>
+          <w:color w:val="9CDCFE"/>
+          <w:sz w:val="18"/>
+          <w:szCs w:val="18"/>
+        </w:rPr>
+        <w:t>item2</w:t>
+      </w:r>
+      <w:r>
+        <w:rPr>
+          <w:rFonts w:ascii="Menlo" w:eastAsia="Times New Roman" w:hAnsi="Menlo" w:cs="Menlo"/>
+          <w:color w:val="CCCCCC"/>
+          <w:sz w:val="18"/>
+          <w:szCs w:val="18"/>
+        </w:rPr>
+        <w:t>.</w:t>
+      </w:r>
+      <w:r>
+        <w:rPr>
+          <w:rFonts w:ascii="Menlo" w:eastAsia="Times New Roman" w:hAnsi="Menlo" w:cs="Menlo"/>
+          <w:color w:val="9CDCFE"/>
+          <w:sz w:val="18"/>
+          <w:szCs w:val="18"/>
+        </w:rPr>
+        <w:t>item_quantity</w:t>
+      </w:r>
+      <w:r>
+        <w:rPr>
+          <w:rFonts w:ascii="Menlo" w:eastAsia="Times New Roman" w:hAnsi="Menlo" w:cs="Menlo"/>
+          <w:color w:val="CCCCCC"/>
+          <w:sz w:val="18"/>
+          <w:szCs w:val="18"/>
+        </w:rPr>
+        <w:t xml:space="preserve"> </w:t>
+      </w:r>
+      <w:r>
+        <w:rPr>
+          <w:rFonts w:ascii="Menlo" w:eastAsia="Times New Roman" w:hAnsi="Menlo" w:cs="Menlo"/>
+          <w:color w:val="D4D4D4"/>
+          <w:sz w:val="18"/>
+          <w:szCs w:val="18"/>
+        </w:rPr>
+        <w:t>&lt;</w:t>
+      </w:r>
+      <w:r>
+        <w:rPr>
+          <w:rFonts w:ascii="Menlo" w:eastAsia="Times New Roman" w:hAnsi="Menlo" w:cs="Menlo"/>
+          <w:color w:val="CCCCCC"/>
+          <w:sz w:val="18"/>
+          <w:szCs w:val="18"/>
+        </w:rPr>
+        <w:t xml:space="preserve"> </w:t>
+      </w:r>
+      <w:r>
+        <w:rPr>
+          <w:rFonts w:ascii="Menlo" w:eastAsia="Times New Roman" w:hAnsi="Menlo" w:cs="Menlo"/>
+          <w:color w:val="B5CEA8"/>
+          <w:sz w:val="18"/>
+          <w:szCs w:val="18"/>
+        </w:rPr>
+        <w:t>0</w:t>
+      </w:r>
+      <w:r>
+        <w:rPr>
+          <w:rFonts w:ascii="Menlo" w:eastAsia="Times New Roman" w:hAnsi="Menlo" w:cs="Menlo"/>
+          <w:color w:val="CCCCCC"/>
+          <w:sz w:val="18"/>
+          <w:szCs w:val="18"/>
+        </w:rPr>
+        <w:t>:</w:t>
+      </w:r>
+    </w:p>
+    <w:p>
+      <w:pPr>
+        <w:shd w:val="clear" w:color="auto" w:fill="1F1F1F"/>
+        <w:spacing w:after="0" w:line="270" w:lineRule="atLeast"/>
+        <w:rPr>
+          <w:rFonts w:ascii="Menlo" w:eastAsia="Times New Roman" w:hAnsi="Menlo" w:cs="Menlo"/>
+          <w:color w:val="CCCCCC"/>
+          <w:sz w:val="18"/>
+          <w:szCs w:val="18"/>
+        </w:rPr>
+      </w:pPr>
+      <w:r>
+        <w:rPr>
+          <w:rFonts w:ascii="Menlo" w:eastAsia="Times New Roman" w:hAnsi="Menlo" w:cs="Menlo"/>
+          <w:color w:val="CCCCCC"/>
+          <w:sz w:val="18"/>
+          <w:szCs w:val="18"/>
+        </w:rPr>
+        <w:t xml:space="preserve">                </w:t>
+      </w:r>
+      <w:proofErr w:type="gramStart"/>
+      <w:r>
+        <w:rPr>
+          <w:rFonts w:ascii="Menlo" w:eastAsia="Times New Roman" w:hAnsi="Menlo" w:cs="Menlo"/>
+          <w:color w:val="DCDCAA"/>
+          <w:sz w:val="18"/>
+          <w:szCs w:val="18"/>
+        </w:rPr>
+        <w:t>print</w:t>
+      </w:r>
+      <w:r>
+        <w:rPr>
+          <w:rFonts w:ascii="Menlo" w:eastAsia="Times New Roman" w:hAnsi="Menlo" w:cs="Menlo"/>
+          <w:color w:val="CCCCCC"/>
+          <w:sz w:val="18"/>
+          <w:szCs w:val="18"/>
+        </w:rPr>
+        <w:t>(</w:t>
+      </w:r>
+      <w:proofErr w:type="gramEnd"/>
+      <w:r>
+        <w:rPr>
+          <w:rFonts w:ascii="Menlo" w:eastAsia="Times New Roman" w:hAnsi="Menlo" w:cs="Menlo"/>
+          <w:color w:val="CE9178"/>
+          <w:sz w:val="18"/>
+          <w:szCs w:val="18"/>
+        </w:rPr>
+        <w:t>"Quantity cannot be negative."</w:t>
+      </w:r>
+      <w:r>
+        <w:rPr>
+          <w:rFonts w:ascii="Menlo" w:eastAsia="Times New Roman" w:hAnsi="Menlo" w:cs="Menlo"/>
+          <w:color w:val="CCCCCC"/>
+          <w:sz w:val="18"/>
+          <w:szCs w:val="18"/>
+        </w:rPr>
+        <w:t>)</w:t>
+      </w:r>
+    </w:p>
+    <w:p>
+      <w:pPr>
+        <w:shd w:val="clear" w:color="auto" w:fill="1F1F1F"/>
+        <w:spacing w:after="0" w:line="270" w:lineRule="atLeast"/>
+        <w:rPr>
+          <w:rFonts w:ascii="Menlo" w:eastAsia="Times New Roman" w:hAnsi="Menlo" w:cs="Menlo"/>
+          <w:color w:val="CCCCCC"/>
+          <w:sz w:val="18"/>
+          <w:szCs w:val="18"/>
+        </w:rPr>
+      </w:pPr>
+      <w:r>
+        <w:rPr>
+          <w:rFonts w:ascii="Menlo" w:eastAsia="Times New Roman" w:hAnsi="Menlo" w:cs="Menlo"/>
+          <w:color w:val="CCCCCC"/>
+          <w:sz w:val="18"/>
+          <w:szCs w:val="18"/>
+        </w:rPr>
+        <w:t xml:space="preserve">                </w:t>
+      </w:r>
+      <w:r>
+        <w:rPr>
+          <w:rFonts w:ascii="Menlo" w:eastAsia="Times New Roman" w:hAnsi="Menlo" w:cs="Menlo"/>
+          <w:color w:val="C586C0"/>
+          <w:sz w:val="18"/>
+          <w:szCs w:val="18"/>
+        </w:rPr>
+        <w:t>continue</w:t>
+      </w:r>
+    </w:p>
+    <w:p>
+      <w:pPr>
+        <w:shd w:val="clear" w:color="auto" w:fill="1F1F1F"/>
+        <w:spacing w:after="0" w:line="270" w:lineRule="atLeast"/>
+        <w:rPr>
+          <w:rFonts w:ascii="Menlo" w:eastAsia="Times New Roman" w:hAnsi="Menlo" w:cs="Menlo"/>
+          <w:color w:val="CCCCCC"/>
+          <w:sz w:val="18"/>
+          <w:szCs w:val="18"/>
+        </w:rPr>
+      </w:pPr>
+      <w:r>
+        <w:rPr>
+          <w:rFonts w:ascii="Menlo" w:eastAsia="Times New Roman" w:hAnsi="Menlo" w:cs="Menlo"/>
+          <w:color w:val="CCCCCC"/>
+          <w:sz w:val="18"/>
+          <w:szCs w:val="18"/>
+        </w:rPr>
+        <w:t xml:space="preserve">            </w:t>
+      </w:r>
+      <w:r>
+        <w:rPr>
+          <w:rFonts w:ascii="Menlo" w:eastAsia="Times New Roman" w:hAnsi="Menlo" w:cs="Menlo"/>
+          <w:color w:val="C586C0"/>
+          <w:sz w:val="18"/>
+          <w:szCs w:val="18"/>
+        </w:rPr>
+        <w:t>break</w:t>
+      </w:r>
+    </w:p>
+    <w:p>
+      <w:pPr>
+        <w:shd w:val="clear" w:color="auto" w:fill="1F1F1F"/>
+        <w:spacing w:after="0" w:line="270" w:lineRule="atLeast"/>
+        <w:rPr>
+          <w:rFonts w:ascii="Menlo" w:eastAsia="Times New Roman" w:hAnsi="Menlo" w:cs="Menlo"/>
+          <w:color w:val="CCCCCC"/>
+          <w:sz w:val="18"/>
+          <w:szCs w:val="18"/>
+        </w:rPr>
+      </w:pPr>
+      <w:r>
+        <w:rPr>
+          <w:rFonts w:ascii="Menlo" w:eastAsia="Times New Roman" w:hAnsi="Menlo" w:cs="Menlo"/>
+          <w:color w:val="CCCCCC"/>
+          <w:sz w:val="18"/>
+          <w:szCs w:val="18"/>
+        </w:rPr>
+        <w:t xml:space="preserve">        </w:t>
+      </w:r>
+      <w:r>
+        <w:rPr>
+          <w:rFonts w:ascii="Menlo" w:eastAsia="Times New Roman" w:hAnsi="Menlo" w:cs="Menlo"/>
+          <w:color w:val="C586C0"/>
+          <w:sz w:val="18"/>
+          <w:szCs w:val="18"/>
+        </w:rPr>
+        <w:t>except</w:t>
+      </w:r>
+      <w:r>
+        <w:rPr>
+          <w:rFonts w:ascii="Menlo" w:eastAsia="Times New Roman" w:hAnsi="Menlo" w:cs="Menlo"/>
+          <w:color w:val="CCCCCC"/>
+          <w:sz w:val="18"/>
+          <w:szCs w:val="18"/>
+        </w:rPr>
+        <w:t xml:space="preserve"> </w:t>
+      </w:r>
+      <w:proofErr w:type="spellStart"/>
+      <w:r>
+        <w:rPr>
+          <w:rFonts w:ascii="Menlo" w:eastAsia="Times New Roman" w:hAnsi="Menlo" w:cs="Menlo"/>
+          <w:color w:val="4EC9B0"/>
+          <w:sz w:val="18"/>
+          <w:szCs w:val="18"/>
+        </w:rPr>
+        <w:t>ValueError</w:t>
+      </w:r>
+      <w:proofErr w:type="spellEnd"/>
+      <w:r>
+        <w:rPr>
+          <w:rFonts w:ascii="Menlo" w:eastAsia="Times New Roman" w:hAnsi="Menlo" w:cs="Menlo"/>
+          <w:color w:val="CCCCCC"/>
+          <w:sz w:val="18"/>
+          <w:szCs w:val="18"/>
+        </w:rPr>
+        <w:t>:</w:t>
+      </w:r>
+    </w:p>
+    <w:p>
+      <w:pPr>
+        <w:shd w:val="clear" w:color="auto" w:fill="1F1F1F"/>
+        <w:spacing w:after="0" w:line="270" w:lineRule="atLeast"/>
+        <w:rPr>
+          <w:rFonts w:ascii="Menlo" w:eastAsia="Times New Roman" w:hAnsi="Menlo" w:cs="Menlo"/>
+          <w:color w:val="CCCCCC"/>
+          <w:sz w:val="18"/>
+          <w:szCs w:val="18"/>
+        </w:rPr>
+      </w:pPr>
+      <w:r>
+        <w:rPr>
+          <w:rFonts w:ascii="Menlo" w:eastAsia="Times New Roman" w:hAnsi="Menlo" w:cs="Menlo"/>
+          <w:color w:val="CCCCCC"/>
+          <w:sz w:val="18"/>
+          <w:szCs w:val="18"/>
+        </w:rPr>
+        <w:t xml:space="preserve">            </w:t>
+      </w:r>
+      <w:proofErr w:type="gramStart"/>
+      <w:r>
+        <w:rPr>
+          <w:rFonts w:ascii="Menlo" w:eastAsia="Times New Roman" w:hAnsi="Menlo" w:cs="Menlo"/>
+          <w:color w:val="DCDCAA"/>
+          <w:sz w:val="18"/>
+          <w:szCs w:val="18"/>
+        </w:rPr>
+        <w:t>print</w:t>
+      </w:r>
+      <w:r>
+        <w:rPr>
+          <w:rFonts w:ascii="Menlo" w:eastAsia="Times New Roman" w:hAnsi="Menlo" w:cs="Menlo"/>
+          <w:color w:val="CCCCCC"/>
+          <w:sz w:val="18"/>
+          <w:szCs w:val="18"/>
+        </w:rPr>
+        <w:t>(</w:t>
+      </w:r>
+      <w:proofErr w:type="gramEnd"/>
+      <w:r>
+        <w:rPr>
+          <w:rFonts w:ascii="Menlo" w:eastAsia="Times New Roman" w:hAnsi="Menlo" w:cs="Menlo"/>
+          <w:color w:val="CE9178"/>
+          <w:sz w:val="18"/>
+          <w:szCs w:val="18"/>
+        </w:rPr>
+        <w:t>"Please enter a valid integer for the quantity."</w:t>
+      </w:r>
+      <w:r>
+        <w:rPr>
+          <w:rFonts w:ascii="Menlo" w:eastAsia="Times New Roman" w:hAnsi="Menlo" w:cs="Menlo"/>
+          <w:color w:val="CCCCCC"/>
+          <w:sz w:val="18"/>
+          <w:szCs w:val="18"/>
+        </w:rPr>
+        <w:t>)</w:t>
+      </w:r>
+    </w:p>
+    <w:p>
+      <w:pPr>
+        <w:shd w:val="clear" w:color="auto" w:fill="1F1F1F"/>
+        <w:spacing w:after="0" w:line="270" w:lineRule="atLeast"/>
+        <w:rPr>
+          <w:rFonts w:ascii="Menlo" w:eastAsia="Times New Roman" w:hAnsi="Menlo" w:cs="Menlo"/>
+          <w:color w:val="CCCCCC"/>
+          <w:sz w:val="18"/>
+          <w:szCs w:val="18"/>
+        </w:rPr>
+      </w:pPr>
+    </w:p>
+    <w:p>
+      <w:pPr>
+        <w:shd w:val="clear" w:color="auto" w:fill="1F1F1F"/>
+        <w:spacing w:after="0" w:line="270" w:lineRule="atLeast"/>
+        <w:rPr>
+          <w:rFonts w:ascii="Menlo" w:eastAsia="Times New Roman" w:hAnsi="Menlo" w:cs="Menlo"/>
+          <w:color w:val="CCCCCC"/>
+          <w:sz w:val="18"/>
+          <w:szCs w:val="18"/>
+        </w:rPr>
+      </w:pPr>
+      <w:r>
+        <w:rPr>
+          <w:rFonts w:ascii="Menlo" w:eastAsia="Times New Roman" w:hAnsi="Menlo" w:cs="Menlo"/>
+          <w:color w:val="CCCCCC"/>
+          <w:sz w:val="18"/>
+          <w:szCs w:val="18"/>
+        </w:rPr>
+        <w:t xml:space="preserve">    </w:t>
+      </w:r>
+      <w:proofErr w:type="gramStart"/>
+      <w:r>
+        <w:rPr>
+          <w:rFonts w:ascii="Menlo" w:eastAsia="Times New Roman" w:hAnsi="Menlo" w:cs="Menlo"/>
+          <w:color w:val="DCDCAA"/>
+          <w:sz w:val="18"/>
+          <w:szCs w:val="18"/>
+        </w:rPr>
+        <w:t>print</w:t>
+      </w:r>
+      <w:r>
+        <w:rPr>
+          <w:rFonts w:ascii="Menlo" w:eastAsia="Times New Roman" w:hAnsi="Menlo" w:cs="Menlo"/>
+          <w:color w:val="CCCCCC"/>
+          <w:sz w:val="18"/>
+          <w:szCs w:val="18"/>
+        </w:rPr>
+        <w:t>(</w:t>
+      </w:r>
+      <w:proofErr w:type="gramEnd"/>
+      <w:r>
+        <w:rPr>
+          <w:rFonts w:ascii="Menlo" w:eastAsia="Times New Roman" w:hAnsi="Menlo" w:cs="Menlo"/>
+          <w:color w:val="CCCCCC"/>
+          <w:sz w:val="18"/>
+          <w:szCs w:val="18"/>
+        </w:rPr>
+        <w:t>)</w:t>
+      </w:r>
+    </w:p>
+    <w:p>
+      <w:pPr>
+        <w:shd w:val="clear" w:color="auto" w:fill="1F1F1F"/>
+        <w:spacing w:after="0" w:line="270" w:lineRule="atLeast"/>
+        <w:rPr>
+          <w:rFonts w:ascii="Menlo" w:eastAsia="Times New Roman" w:hAnsi="Menlo" w:cs="Menlo"/>
+          <w:color w:val="CCCCCC"/>
+          <w:sz w:val="18"/>
+          <w:szCs w:val="18"/>
+        </w:rPr>
+      </w:pPr>
+    </w:p>
+    <w:p>
+      <w:pPr>
+        <w:shd w:val="clear" w:color="auto" w:fill="1F1F1F"/>
+        <w:spacing w:after="0" w:line="270" w:lineRule="atLeast"/>
+        <w:rPr>
+          <w:rFonts w:ascii="Menlo" w:eastAsia="Times New Roman" w:hAnsi="Menlo" w:cs="Menlo"/>
+          <w:color w:val="CCCCCC"/>
+          <w:sz w:val="18"/>
+          <w:szCs w:val="18"/>
+        </w:rPr>
+      </w:pPr>
+      <w:r>
+        <w:rPr>
+          <w:rFonts w:ascii="Menlo" w:eastAsia="Times New Roman" w:hAnsi="Menlo" w:cs="Menlo"/>
+          <w:color w:val="CCCCCC"/>
+          <w:sz w:val="18"/>
+          <w:szCs w:val="18"/>
+        </w:rPr>
+        <w:t xml:space="preserve">    </w:t>
+      </w:r>
+      <w:r>
+        <w:rPr>
+          <w:rFonts w:ascii="Menlo" w:eastAsia="Times New Roman" w:hAnsi="Menlo" w:cs="Menlo"/>
+          <w:color w:val="6A9955"/>
+          <w:sz w:val="18"/>
+          <w:szCs w:val="18"/>
+        </w:rPr>
+        <w:t># Output total cost</w:t>
+      </w:r>
+    </w:p>
+    <w:p>
+      <w:pPr>
+        <w:shd w:val="clear" w:color="auto" w:fill="1F1F1F"/>
+        <w:spacing w:after="0" w:line="270" w:lineRule="atLeast"/>
+        <w:rPr>
+          <w:rFonts w:ascii="Menlo" w:eastAsia="Times New Roman" w:hAnsi="Menlo" w:cs="Menlo"/>
+          <w:color w:val="CCCCCC"/>
+          <w:sz w:val="18"/>
+          <w:szCs w:val="18"/>
+        </w:rPr>
+      </w:pPr>
+      <w:r>
+        <w:rPr>
+          <w:rFonts w:ascii="Menlo" w:eastAsia="Times New Roman" w:hAnsi="Menlo" w:cs="Menlo"/>
+          <w:color w:val="CCCCCC"/>
+          <w:sz w:val="18"/>
+          <w:szCs w:val="18"/>
+        </w:rPr>
+        <w:lastRenderedPageBreak/>
+        <w:t xml:space="preserve">    </w:t>
+      </w:r>
+      <w:proofErr w:type="spellStart"/>
+      <w:r>
+        <w:rPr>
+          <w:rFonts w:ascii="Menlo" w:eastAsia="Times New Roman" w:hAnsi="Menlo" w:cs="Menlo"/>
+          <w:color w:val="9CDCFE"/>
+          <w:sz w:val="18"/>
+          <w:szCs w:val="18"/>
+        </w:rPr>
+        <w:t>total_cost</w:t>
+      </w:r>
+      <w:proofErr w:type="spellEnd"/>
+      <w:r>
+        <w:rPr>
+          <w:rFonts w:ascii="Menlo" w:eastAsia="Times New Roman" w:hAnsi="Menlo" w:cs="Menlo"/>
+          <w:color w:val="CCCCCC"/>
+          <w:sz w:val="18"/>
+          <w:szCs w:val="18"/>
+        </w:rPr>
+        <w:t xml:space="preserve"> </w:t>
+      </w:r>
+      <w:r>
+        <w:rPr>
+          <w:rFonts w:ascii="Menlo" w:eastAsia="Times New Roman" w:hAnsi="Menlo" w:cs="Menlo"/>
+          <w:color w:val="D4D4D4"/>
+          <w:sz w:val="18"/>
+          <w:szCs w:val="18"/>
+        </w:rPr>
+        <w:t>=</w:t>
+      </w:r>
+      <w:r>
+        <w:rPr>
+          <w:rFonts w:ascii="Menlo" w:eastAsia="Times New Roman" w:hAnsi="Menlo" w:cs="Menlo"/>
+          <w:color w:val="CCCCCC"/>
+          <w:sz w:val="18"/>
+          <w:szCs w:val="18"/>
+        </w:rPr>
+        <w:t xml:space="preserve"> (</w:t>
+      </w:r>
+      <w:r>
+        <w:rPr>
+          <w:rFonts w:ascii="Menlo" w:eastAsia="Times New Roman" w:hAnsi="Menlo" w:cs="Menlo"/>
+          <w:color w:val="9CDCFE"/>
+          <w:sz w:val="18"/>
+          <w:szCs w:val="18"/>
+        </w:rPr>
+        <w:t>item1</w:t>
+      </w:r>
+      <w:r>
+        <w:rPr>
+          <w:rFonts w:ascii="Menlo" w:eastAsia="Times New Roman" w:hAnsi="Menlo" w:cs="Menlo"/>
+          <w:color w:val="CCCCCC"/>
+          <w:sz w:val="18"/>
+          <w:szCs w:val="18"/>
+        </w:rPr>
+        <w:t>.</w:t>
+      </w:r>
+      <w:r>
+        <w:rPr>
+          <w:rFonts w:ascii="Menlo" w:eastAsia="Times New Roman" w:hAnsi="Menlo" w:cs="Menlo"/>
+          <w:color w:val="9CDCFE"/>
+          <w:sz w:val="18"/>
+          <w:szCs w:val="18"/>
+        </w:rPr>
+        <w:t>item_price</w:t>
+      </w:r>
+      <w:r>
+        <w:rPr>
+          <w:rFonts w:ascii="Menlo" w:eastAsia="Times New Roman" w:hAnsi="Menlo" w:cs="Menlo"/>
+          <w:color w:val="CCCCCC"/>
+          <w:sz w:val="18"/>
+          <w:szCs w:val="18"/>
+        </w:rPr>
+        <w:t xml:space="preserve"> </w:t>
+      </w:r>
+      <w:r>
+        <w:rPr>
+          <w:rFonts w:ascii="Menlo" w:eastAsia="Times New Roman" w:hAnsi="Menlo" w:cs="Menlo"/>
+          <w:color w:val="D4D4D4"/>
+          <w:sz w:val="18"/>
+          <w:szCs w:val="18"/>
+        </w:rPr>
+        <w:t>*</w:t>
+      </w:r>
+      <w:r>
+        <w:rPr>
+          <w:rFonts w:ascii="Menlo" w:eastAsia="Times New Roman" w:hAnsi="Menlo" w:cs="Menlo"/>
+          <w:color w:val="CCCCCC"/>
+          <w:sz w:val="18"/>
+          <w:szCs w:val="18"/>
+        </w:rPr>
+        <w:t xml:space="preserve"> </w:t>
+      </w:r>
+      <w:r>
+        <w:rPr>
+          <w:rFonts w:ascii="Menlo" w:eastAsia="Times New Roman" w:hAnsi="Menlo" w:cs="Menlo"/>
+          <w:color w:val="9CDCFE"/>
+          <w:sz w:val="18"/>
+          <w:szCs w:val="18"/>
+        </w:rPr>
+        <w:t>item1</w:t>
+      </w:r>
+      <w:r>
+        <w:rPr>
+          <w:rFonts w:ascii="Menlo" w:eastAsia="Times New Roman" w:hAnsi="Menlo" w:cs="Menlo"/>
+          <w:color w:val="CCCCCC"/>
+          <w:sz w:val="18"/>
+          <w:szCs w:val="18"/>
+        </w:rPr>
+        <w:t>.</w:t>
+      </w:r>
+      <w:r>
+        <w:rPr>
+          <w:rFonts w:ascii="Menlo" w:eastAsia="Times New Roman" w:hAnsi="Menlo" w:cs="Menlo"/>
+          <w:color w:val="9CDCFE"/>
+          <w:sz w:val="18"/>
+          <w:szCs w:val="18"/>
+        </w:rPr>
+        <w:t>item_quantity</w:t>
+      </w:r>
+      <w:r>
+        <w:rPr>
+          <w:rFonts w:ascii="Menlo" w:eastAsia="Times New Roman" w:hAnsi="Menlo" w:cs="Menlo"/>
+          <w:color w:val="CCCCCC"/>
+          <w:sz w:val="18"/>
+          <w:szCs w:val="18"/>
+        </w:rPr>
+        <w:t xml:space="preserve">) </w:t>
+      </w:r>
+      <w:r>
+        <w:rPr>
+          <w:rFonts w:ascii="Menlo" w:eastAsia="Times New Roman" w:hAnsi="Menlo" w:cs="Menlo"/>
+          <w:color w:val="D4D4D4"/>
+          <w:sz w:val="18"/>
+          <w:szCs w:val="18"/>
+        </w:rPr>
+        <w:t>+</w:t>
+      </w:r>
+      <w:r>
+        <w:rPr>
+          <w:rFonts w:ascii="Menlo" w:eastAsia="Times New Roman" w:hAnsi="Menlo" w:cs="Menlo"/>
+          <w:color w:val="CCCCCC"/>
+          <w:sz w:val="18"/>
+          <w:szCs w:val="18"/>
+        </w:rPr>
+        <w:t xml:space="preserve"> (</w:t>
+      </w:r>
+      <w:r>
+        <w:rPr>
+          <w:rFonts w:ascii="Menlo" w:eastAsia="Times New Roman" w:hAnsi="Menlo" w:cs="Menlo"/>
+          <w:color w:val="9CDCFE"/>
+          <w:sz w:val="18"/>
+          <w:szCs w:val="18"/>
+        </w:rPr>
+        <w:t>item2</w:t>
+      </w:r>
+      <w:r>
+        <w:rPr>
+          <w:rFonts w:ascii="Menlo" w:eastAsia="Times New Roman" w:hAnsi="Menlo" w:cs="Menlo"/>
+          <w:color w:val="CCCCCC"/>
+          <w:sz w:val="18"/>
+          <w:szCs w:val="18"/>
+        </w:rPr>
+        <w:t>.</w:t>
+      </w:r>
+      <w:r>
+        <w:rPr>
+          <w:rFonts w:ascii="Menlo" w:eastAsia="Times New Roman" w:hAnsi="Menlo" w:cs="Menlo"/>
+          <w:color w:val="9CDCFE"/>
+          <w:sz w:val="18"/>
+          <w:szCs w:val="18"/>
+        </w:rPr>
+        <w:t>item_price</w:t>
+      </w:r>
+      <w:r>
+        <w:rPr>
+          <w:rFonts w:ascii="Menlo" w:eastAsia="Times New Roman" w:hAnsi="Menlo" w:cs="Menlo"/>
+          <w:color w:val="CCCCCC"/>
+          <w:sz w:val="18"/>
+          <w:szCs w:val="18"/>
+        </w:rPr>
+        <w:t xml:space="preserve"> </w:t>
+      </w:r>
+      <w:r>
+        <w:rPr>
+          <w:rFonts w:ascii="Menlo" w:eastAsia="Times New Roman" w:hAnsi="Menlo" w:cs="Menlo"/>
+          <w:color w:val="D4D4D4"/>
+          <w:sz w:val="18"/>
+          <w:szCs w:val="18"/>
+        </w:rPr>
+        <w:t>*</w:t>
+      </w:r>
+      <w:r>
+        <w:rPr>
+          <w:rFonts w:ascii="Menlo" w:eastAsia="Times New Roman" w:hAnsi="Menlo" w:cs="Menlo"/>
+          <w:color w:val="CCCCCC"/>
+          <w:sz w:val="18"/>
+          <w:szCs w:val="18"/>
+        </w:rPr>
+        <w:t xml:space="preserve"> </w:t>
+      </w:r>
+      <w:r>
+        <w:rPr>
+          <w:rFonts w:ascii="Menlo" w:eastAsia="Times New Roman" w:hAnsi="Menlo" w:cs="Menlo"/>
+          <w:color w:val="9CDCFE"/>
+          <w:sz w:val="18"/>
+          <w:szCs w:val="18"/>
+        </w:rPr>
+        <w:t>item2</w:t>
+      </w:r>
+      <w:r>
+        <w:rPr>
+          <w:rFonts w:ascii="Menlo" w:eastAsia="Times New Roman" w:hAnsi="Menlo" w:cs="Menlo"/>
+          <w:color w:val="CCCCCC"/>
+          <w:sz w:val="18"/>
+          <w:szCs w:val="18"/>
+        </w:rPr>
+        <w:t>.</w:t>
+      </w:r>
+      <w:r>
+        <w:rPr>
+          <w:rFonts w:ascii="Menlo" w:eastAsia="Times New Roman" w:hAnsi="Menlo" w:cs="Menlo"/>
+          <w:color w:val="9CDCFE"/>
+          <w:sz w:val="18"/>
+          <w:szCs w:val="18"/>
+        </w:rPr>
+        <w:t>item_quantity</w:t>
+      </w:r>
+      <w:r>
+        <w:rPr>
+          <w:rFonts w:ascii="Menlo" w:eastAsia="Times New Roman" w:hAnsi="Menlo" w:cs="Menlo"/>
+          <w:color w:val="CCCCCC"/>
+          <w:sz w:val="18"/>
+          <w:szCs w:val="18"/>
+        </w:rPr>
+        <w:t>)</w:t>
+      </w:r>
+    </w:p>
+    <w:p>
+      <w:pPr>
+        <w:shd w:val="clear" w:color="auto" w:fill="1F1F1F"/>
+        <w:spacing w:after="0" w:line="270" w:lineRule="atLeast"/>
+        <w:rPr>
+          <w:rFonts w:ascii="Menlo" w:eastAsia="Times New Roman" w:hAnsi="Menlo" w:cs="Menlo"/>
+          <w:color w:val="CCCCCC"/>
+          <w:sz w:val="18"/>
+          <w:szCs w:val="18"/>
+        </w:rPr>
+      </w:pPr>
+    </w:p>
+    <w:p>
+      <w:pPr>
+        <w:shd w:val="clear" w:color="auto" w:fill="1F1F1F"/>
+        <w:spacing w:after="0" w:line="270" w:lineRule="atLeast"/>
+        <w:rPr>
+          <w:rFonts w:ascii="Menlo" w:eastAsia="Times New Roman" w:hAnsi="Menlo" w:cs="Menlo"/>
+          <w:color w:val="CCCCCC"/>
+          <w:sz w:val="18"/>
+          <w:szCs w:val="18"/>
+        </w:rPr>
+      </w:pPr>
+      <w:r>
+        <w:rPr>
+          <w:rFonts w:ascii="Menlo" w:eastAsia="Times New Roman" w:hAnsi="Menlo" w:cs="Menlo"/>
+          <w:color w:val="CCCCCC"/>
+          <w:sz w:val="18"/>
+          <w:szCs w:val="18"/>
+        </w:rPr>
+        <w:t xml:space="preserve">    </w:t>
+      </w:r>
+      <w:proofErr w:type="gramStart"/>
+      <w:r>
+        <w:rPr>
+          <w:rFonts w:ascii="Menlo" w:eastAsia="Times New Roman" w:hAnsi="Menlo" w:cs="Menlo"/>
+          <w:color w:val="DCDCAA"/>
+          <w:sz w:val="18"/>
+          <w:szCs w:val="18"/>
+        </w:rPr>
+        <w:t>print</w:t>
+      </w:r>
+      <w:r>
+        <w:rPr>
+          <w:rFonts w:ascii="Menlo" w:eastAsia="Times New Roman" w:hAnsi="Menlo" w:cs="Menlo"/>
+          <w:color w:val="CCCCCC"/>
+          <w:sz w:val="18"/>
+          <w:szCs w:val="18"/>
+        </w:rPr>
+        <w:t>(</w:t>
+      </w:r>
+      <w:proofErr w:type="gramEnd"/>
+      <w:r>
+        <w:rPr>
+          <w:rFonts w:ascii="Menlo" w:eastAsia="Times New Roman" w:hAnsi="Menlo" w:cs="Menlo"/>
+          <w:color w:val="CE9178"/>
+          <w:sz w:val="18"/>
+          <w:szCs w:val="18"/>
+        </w:rPr>
+        <w:t>"TOTAL COST"</w:t>
+      </w:r>
+      <w:r>
+        <w:rPr>
+          <w:rFonts w:ascii="Menlo" w:eastAsia="Times New Roman" w:hAnsi="Menlo" w:cs="Menlo"/>
+          <w:color w:val="CCCCCC"/>
+          <w:sz w:val="18"/>
+          <w:szCs w:val="18"/>
+        </w:rPr>
+        <w:t>)</w:t>
+      </w:r>
+    </w:p>
+    <w:p>
+      <w:pPr>
+        <w:shd w:val="clear" w:color="auto" w:fill="1F1F1F"/>
+        <w:spacing w:after="0" w:line="270" w:lineRule="atLeast"/>
+        <w:rPr>
+          <w:rFonts w:ascii="Menlo" w:eastAsia="Times New Roman" w:hAnsi="Menlo" w:cs="Menlo"/>
+          <w:color w:val="CCCCCC"/>
+          <w:sz w:val="18"/>
+          <w:szCs w:val="18"/>
+        </w:rPr>
+      </w:pPr>
+      <w:r>
+        <w:rPr>
+          <w:rFonts w:ascii="Menlo" w:eastAsia="Times New Roman" w:hAnsi="Menlo" w:cs="Menlo"/>
+          <w:color w:val="CCCCCC"/>
+          <w:sz w:val="18"/>
+          <w:szCs w:val="18"/>
+        </w:rPr>
+        <w:t xml:space="preserve">    </w:t>
+      </w:r>
+      <w:r>
+        <w:rPr>
+          <w:rFonts w:ascii="Menlo" w:eastAsia="Times New Roman" w:hAnsi="Menlo" w:cs="Menlo"/>
+          <w:color w:val="9CDCFE"/>
+          <w:sz w:val="18"/>
+          <w:szCs w:val="18"/>
+        </w:rPr>
+        <w:t>item1</w:t>
+      </w:r>
+      <w:r>
+        <w:rPr>
+          <w:rFonts w:ascii="Menlo" w:eastAsia="Times New Roman" w:hAnsi="Menlo" w:cs="Menlo"/>
+          <w:color w:val="CCCCCC"/>
+          <w:sz w:val="18"/>
+          <w:szCs w:val="18"/>
+        </w:rPr>
+        <w:t>.</w:t>
+      </w:r>
+      <w:r>
+        <w:rPr>
+          <w:rFonts w:ascii="Menlo" w:eastAsia="Times New Roman" w:hAnsi="Menlo" w:cs="Menlo"/>
+          <w:color w:val="DCDCAA"/>
+          <w:sz w:val="18"/>
+          <w:szCs w:val="18"/>
+        </w:rPr>
+        <w:t>print_item_</w:t>
+      </w:r>
+      <w:proofErr w:type="gramStart"/>
+      <w:r>
+        <w:rPr>
+          <w:rFonts w:ascii="Menlo" w:eastAsia="Times New Roman" w:hAnsi="Menlo" w:cs="Menlo"/>
+          <w:color w:val="DCDCAA"/>
+          <w:sz w:val="18"/>
+          <w:szCs w:val="18"/>
+        </w:rPr>
+        <w:t>cost</w:t>
+      </w:r>
+      <w:r>
+        <w:rPr>
+          <w:rFonts w:ascii="Menlo" w:eastAsia="Times New Roman" w:hAnsi="Menlo" w:cs="Menlo"/>
+          <w:color w:val="CCCCCC"/>
+          <w:sz w:val="18"/>
+          <w:szCs w:val="18"/>
+        </w:rPr>
+        <w:t>(</w:t>
+      </w:r>
+      <w:proofErr w:type="gramEnd"/>
+      <w:r>
+        <w:rPr>
+          <w:rFonts w:ascii="Menlo" w:eastAsia="Times New Roman" w:hAnsi="Menlo" w:cs="Menlo"/>
+          <w:color w:val="CCCCCC"/>
+          <w:sz w:val="18"/>
+          <w:szCs w:val="18"/>
+        </w:rPr>
+        <w:t>)</w:t>
+      </w:r>
+    </w:p>
+    <w:p>
+      <w:pPr>
+        <w:shd w:val="clear" w:color="auto" w:fill="1F1F1F"/>
+        <w:spacing w:after="0" w:line="270" w:lineRule="atLeast"/>
+        <w:rPr>
+          <w:rFonts w:ascii="Menlo" w:eastAsia="Times New Roman" w:hAnsi="Menlo" w:cs="Menlo"/>
+          <w:color w:val="CCCCCC"/>
+          <w:sz w:val="18"/>
+          <w:szCs w:val="18"/>
+        </w:rPr>
+      </w:pPr>
+      <w:r>
+        <w:rPr>
+          <w:rFonts w:ascii="Menlo" w:eastAsia="Times New Roman" w:hAnsi="Menlo" w:cs="Menlo"/>
+          <w:color w:val="CCCCCC"/>
+          <w:sz w:val="18"/>
+          <w:szCs w:val="18"/>
+        </w:rPr>
+        <w:t xml:space="preserve">    </w:t>
+      </w:r>
+      <w:r>
+        <w:rPr>
+          <w:rFonts w:ascii="Menlo" w:eastAsia="Times New Roman" w:hAnsi="Menlo" w:cs="Menlo"/>
+          <w:color w:val="9CDCFE"/>
+          <w:sz w:val="18"/>
+          <w:szCs w:val="18"/>
+        </w:rPr>
+        <w:t>item2</w:t>
+      </w:r>
+      <w:r>
+        <w:rPr>
+          <w:rFonts w:ascii="Menlo" w:eastAsia="Times New Roman" w:hAnsi="Menlo" w:cs="Menlo"/>
+          <w:color w:val="CCCCCC"/>
+          <w:sz w:val="18"/>
+          <w:szCs w:val="18"/>
+        </w:rPr>
+        <w:t>.</w:t>
+      </w:r>
+      <w:r>
+        <w:rPr>
+          <w:rFonts w:ascii="Menlo" w:eastAsia="Times New Roman" w:hAnsi="Menlo" w:cs="Menlo"/>
+          <w:color w:val="DCDCAA"/>
+          <w:sz w:val="18"/>
+          <w:szCs w:val="18"/>
+        </w:rPr>
+        <w:t>print_item_</w:t>
+      </w:r>
+      <w:proofErr w:type="gramStart"/>
+      <w:r>
+        <w:rPr>
+          <w:rFonts w:ascii="Menlo" w:eastAsia="Times New Roman" w:hAnsi="Menlo" w:cs="Menlo"/>
+          <w:color w:val="DCDCAA"/>
+          <w:sz w:val="18"/>
+          <w:szCs w:val="18"/>
+        </w:rPr>
+        <w:t>cost</w:t>
+      </w:r>
+      <w:r>
+        <w:rPr>
+          <w:rFonts w:ascii="Menlo" w:eastAsia="Times New Roman" w:hAnsi="Menlo" w:cs="Menlo"/>
+          <w:color w:val="CCCCCC"/>
+          <w:sz w:val="18"/>
+          <w:szCs w:val="18"/>
+        </w:rPr>
+        <w:t>(</w:t>
+      </w:r>
+      <w:proofErr w:type="gramEnd"/>
+      <w:r>
+        <w:rPr>
+          <w:rFonts w:ascii="Menlo" w:eastAsia="Times New Roman" w:hAnsi="Menlo" w:cs="Menlo"/>
+          <w:color w:val="CCCCCC"/>
+          <w:sz w:val="18"/>
+          <w:szCs w:val="18"/>
+        </w:rPr>
+        <w:t>)</w:t>
+      </w:r>
+    </w:p>
+    <w:p>
+      <w:pPr>
+        <w:shd w:val="clear" w:color="auto" w:fill="1F1F1F"/>
+        <w:spacing w:after="0" w:line="270" w:lineRule="atLeast"/>
+        <w:rPr>
+          <w:rFonts w:ascii="Menlo" w:eastAsia="Times New Roman" w:hAnsi="Menlo" w:cs="Menlo"/>
+          <w:color w:val="CCCCCC"/>
+          <w:sz w:val="18"/>
+          <w:szCs w:val="18"/>
+        </w:rPr>
+      </w:pPr>
+      <w:r>
+        <w:rPr>
+          <w:rFonts w:ascii="Menlo" w:eastAsia="Times New Roman" w:hAnsi="Menlo" w:cs="Menlo"/>
+          <w:color w:val="CCCCCC"/>
+          <w:sz w:val="18"/>
+          <w:szCs w:val="18"/>
+        </w:rPr>
+        <w:t xml:space="preserve">    </w:t>
+      </w:r>
+      <w:proofErr w:type="gramStart"/>
+      <w:r>
+        <w:rPr>
+          <w:rFonts w:ascii="Menlo" w:eastAsia="Times New Roman" w:hAnsi="Menlo" w:cs="Menlo"/>
+          <w:color w:val="DCDCAA"/>
+          <w:sz w:val="18"/>
+          <w:szCs w:val="18"/>
+        </w:rPr>
+        <w:t>print</w:t>
+      </w:r>
+      <w:r>
+        <w:rPr>
+          <w:rFonts w:ascii="Menlo" w:eastAsia="Times New Roman" w:hAnsi="Menlo" w:cs="Menlo"/>
+          <w:color w:val="CCCCCC"/>
+          <w:sz w:val="18"/>
+          <w:szCs w:val="18"/>
+        </w:rPr>
+        <w:t>(</w:t>
+      </w:r>
+      <w:proofErr w:type="gramEnd"/>
+      <w:r>
+        <w:rPr>
+          <w:rFonts w:ascii="Menlo" w:eastAsia="Times New Roman" w:hAnsi="Menlo" w:cs="Menlo"/>
+          <w:color w:val="569CD6"/>
+          <w:sz w:val="18"/>
+          <w:szCs w:val="18"/>
+        </w:rPr>
+        <w:t>f</w:t>
+      </w:r>
+      <w:r>
+        <w:rPr>
+          <w:rFonts w:ascii="Menlo" w:eastAsia="Times New Roman" w:hAnsi="Menlo" w:cs="Menlo"/>
+          <w:color w:val="CE9178"/>
+          <w:sz w:val="18"/>
+          <w:szCs w:val="18"/>
+        </w:rPr>
+        <w:t>"</w:t>
+      </w:r>
+      <w:r>
+        <w:rPr>
+          <w:rFonts w:ascii="Menlo" w:eastAsia="Times New Roman" w:hAnsi="Menlo" w:cs="Menlo"/>
+          <w:color w:val="D7BA7D"/>
+          <w:sz w:val="18"/>
+          <w:szCs w:val="18"/>
+        </w:rPr>
+        <w:t>\</w:t>
+      </w:r>
+      <w:proofErr w:type="spellStart"/>
+      <w:r>
+        <w:rPr>
+          <w:rFonts w:ascii="Menlo" w:eastAsia="Times New Roman" w:hAnsi="Menlo" w:cs="Menlo"/>
+          <w:color w:val="D7BA7D"/>
+          <w:sz w:val="18"/>
+          <w:szCs w:val="18"/>
+        </w:rPr>
+        <w:t>n</w:t>
+      </w:r>
+      <w:r>
+        <w:rPr>
+          <w:rFonts w:ascii="Menlo" w:eastAsia="Times New Roman" w:hAnsi="Menlo" w:cs="Menlo"/>
+          <w:color w:val="CE9178"/>
+          <w:sz w:val="18"/>
+          <w:szCs w:val="18"/>
+        </w:rPr>
+        <w:t>Total</w:t>
+      </w:r>
+      <w:proofErr w:type="spellEnd"/>
+      <w:r>
+        <w:rPr>
+          <w:rFonts w:ascii="Menlo" w:eastAsia="Times New Roman" w:hAnsi="Menlo" w:cs="Menlo"/>
+          <w:color w:val="CE9178"/>
+          <w:sz w:val="18"/>
+          <w:szCs w:val="18"/>
+        </w:rPr>
+        <w:t>: $</w:t>
+      </w:r>
+      <w:r>
+        <w:rPr>
+          <w:rFonts w:ascii="Menlo" w:eastAsia="Times New Roman" w:hAnsi="Menlo" w:cs="Menlo"/>
+          <w:color w:val="569CD6"/>
+          <w:sz w:val="18"/>
+          <w:szCs w:val="18"/>
+        </w:rPr>
+        <w:t>{</w:t>
+      </w:r>
+      <w:r>
+        <w:rPr>
+          <w:rFonts w:ascii="Menlo" w:eastAsia="Times New Roman" w:hAnsi="Menlo" w:cs="Menlo"/>
+          <w:color w:val="9CDCFE"/>
+          <w:sz w:val="18"/>
+          <w:szCs w:val="18"/>
+        </w:rPr>
+        <w:t>total_cost</w:t>
+      </w:r>
+      <w:r>
+        <w:rPr>
+          <w:rFonts w:ascii="Menlo" w:eastAsia="Times New Roman" w:hAnsi="Menlo" w:cs="Menlo"/>
+          <w:color w:val="569CD6"/>
+          <w:sz w:val="18"/>
+          <w:szCs w:val="18"/>
+        </w:rPr>
+        <w:t>:.2f}</w:t>
+      </w:r>
+      <w:r>
+        <w:rPr>
+          <w:rFonts w:ascii="Menlo" w:eastAsia="Times New Roman" w:hAnsi="Menlo" w:cs="Menlo"/>
+          <w:color w:val="CE9178"/>
+          <w:sz w:val="18"/>
+          <w:szCs w:val="18"/>
+        </w:rPr>
+        <w:t>"</w:t>
       </w:r>
       <w:r>
         <w:rPr>
@@ -1949,1658 +6398,6 @@
           <w:b/>
           <w:bCs/>
         </w:rPr>
-        <w:lastRenderedPageBreak/>
-        <w:t>Part 2: Multiplication and Division</w:t>
-      </w:r>
-    </w:p>
-    <w:p>
-      <w:pPr>
-        <w:spacing w:line="480" w:lineRule="auto"/>
-        <w:ind w:left="720" w:hanging="720"/>
-        <w:rPr>
-          <w:b/>
-          <w:bCs/>
-        </w:rPr>
-      </w:pPr>
-      <w:r>
-        <w:rPr>
-          <w:b/>
-          <w:bCs/>
-        </w:rPr>
-        <w:t>Pseudocode</w:t>
-      </w:r>
-    </w:p>
-    <w:p>
-      <w:pPr>
-        <w:spacing w:line="480" w:lineRule="auto"/>
-        <w:ind w:left="720" w:hanging="720"/>
-      </w:pPr>
-      <w:r>
-        <w:t>BEGIN</w:t>
-      </w:r>
-    </w:p>
-    <w:p>
-      <w:pPr>
-        <w:spacing w:line="480" w:lineRule="auto"/>
-        <w:ind w:left="720" w:hanging="720"/>
-      </w:pPr>
-      <w:r>
-        <w:t xml:space="preserve">    TRY</w:t>
-      </w:r>
-    </w:p>
-    <w:p>
-      <w:pPr>
-        <w:spacing w:line="480" w:lineRule="auto"/>
-        <w:ind w:left="720" w:hanging="720"/>
-      </w:pPr>
-      <w:r>
-        <w:t xml:space="preserve">        PROMPT user for current time in hours (0-23)</w:t>
-      </w:r>
-    </w:p>
-    <w:p>
-      <w:pPr>
-        <w:spacing w:line="480" w:lineRule="auto"/>
-        <w:ind w:left="720" w:hanging="720"/>
-      </w:pPr>
-      <w:r>
-        <w:t xml:space="preserve">        STORE input as </w:t>
-      </w:r>
-      <w:proofErr w:type="spellStart"/>
-      <w:r>
-        <w:t>current_time</w:t>
-      </w:r>
-      <w:proofErr w:type="spellEnd"/>
-      <w:r>
-        <w:t xml:space="preserve"> (integer)</w:t>
-      </w:r>
-    </w:p>
-    <w:p>
-      <w:pPr>
-        <w:spacing w:line="480" w:lineRule="auto"/>
-        <w:ind w:left="720" w:hanging="720"/>
-      </w:pPr>
-    </w:p>
-    <w:p>
-      <w:pPr>
-        <w:spacing w:line="480" w:lineRule="auto"/>
-        <w:ind w:left="720" w:hanging="720"/>
-      </w:pPr>
-      <w:r>
-        <w:t xml:space="preserve">        IF </w:t>
-      </w:r>
-      <w:proofErr w:type="spellStart"/>
-      <w:r>
-        <w:t>current_time</w:t>
-      </w:r>
-      <w:proofErr w:type="spellEnd"/>
-      <w:r>
-        <w:t xml:space="preserve"> &lt; 0 OR </w:t>
-      </w:r>
-      <w:proofErr w:type="spellStart"/>
-      <w:r>
-        <w:t>current_time</w:t>
-      </w:r>
-      <w:proofErr w:type="spellEnd"/>
-      <w:r>
-        <w:t xml:space="preserve"> &gt; 23 THEN</w:t>
-      </w:r>
-    </w:p>
-    <w:p>
-      <w:pPr>
-        <w:spacing w:line="480" w:lineRule="auto"/>
-        <w:ind w:left="720" w:hanging="720"/>
-      </w:pPr>
-      <w:r>
-        <w:t xml:space="preserve">            DISPLAY "Error: Current time must be between 0 and 23."</w:t>
-      </w:r>
-    </w:p>
-    <w:p>
-      <w:pPr>
-        <w:spacing w:line="480" w:lineRule="auto"/>
-        <w:ind w:left="720" w:hanging="720"/>
-      </w:pPr>
-      <w:r>
-        <w:t xml:space="preserve">        ELSE</w:t>
-      </w:r>
-    </w:p>
-    <w:p>
-      <w:pPr>
-        <w:spacing w:line="480" w:lineRule="auto"/>
-        <w:ind w:left="720" w:hanging="720"/>
-      </w:pPr>
-      <w:r>
-        <w:t xml:space="preserve">            PROMPT user for number of hours to wait</w:t>
-      </w:r>
-    </w:p>
-    <w:p>
-      <w:pPr>
-        <w:spacing w:line="480" w:lineRule="auto"/>
-        <w:ind w:left="720" w:hanging="720"/>
-      </w:pPr>
-      <w:r>
-        <w:t xml:space="preserve">            STORE input as </w:t>
-      </w:r>
-      <w:proofErr w:type="spellStart"/>
-      <w:r>
-        <w:t>hours_to_wait</w:t>
-      </w:r>
-      <w:proofErr w:type="spellEnd"/>
-      <w:r>
-        <w:t xml:space="preserve"> (integer)</w:t>
-      </w:r>
-    </w:p>
-    <w:p>
-      <w:pPr>
-        <w:spacing w:line="480" w:lineRule="auto"/>
-        <w:ind w:left="720" w:hanging="720"/>
-      </w:pPr>
-    </w:p>
-    <w:p>
-      <w:pPr>
-        <w:spacing w:line="480" w:lineRule="auto"/>
-        <w:ind w:left="720" w:hanging="720"/>
-      </w:pPr>
-      <w:r>
-        <w:t xml:space="preserve">            IF </w:t>
-      </w:r>
-      <w:proofErr w:type="spellStart"/>
-      <w:r>
-        <w:t>hours_to_wait</w:t>
-      </w:r>
-      <w:proofErr w:type="spellEnd"/>
-      <w:r>
-        <w:t xml:space="preserve"> &lt; 0 THEN</w:t>
-      </w:r>
-    </w:p>
-    <w:p>
-      <w:pPr>
-        <w:spacing w:line="480" w:lineRule="auto"/>
-        <w:ind w:left="720" w:hanging="720"/>
-      </w:pPr>
-      <w:r>
-        <w:t xml:space="preserve">                DISPLAY "Error: Hours to wait cannot be negative."</w:t>
-      </w:r>
-    </w:p>
-    <w:p>
-      <w:pPr>
-        <w:spacing w:line="480" w:lineRule="auto"/>
-        <w:ind w:left="720" w:hanging="720"/>
-      </w:pPr>
-      <w:r>
-        <w:t xml:space="preserve">            ELSE</w:t>
-      </w:r>
-    </w:p>
-    <w:p>
-      <w:pPr>
-        <w:spacing w:line="480" w:lineRule="auto"/>
-        <w:ind w:left="720" w:hanging="720"/>
-      </w:pPr>
-      <w:r>
-        <w:t xml:space="preserve">                SET </w:t>
-      </w:r>
-      <w:proofErr w:type="spellStart"/>
-      <w:r>
-        <w:t>alarm_time</w:t>
-      </w:r>
-      <w:proofErr w:type="spellEnd"/>
-      <w:r>
-        <w:t xml:space="preserve"> = (</w:t>
-      </w:r>
-      <w:proofErr w:type="spellStart"/>
-      <w:r>
-        <w:t>current_time</w:t>
-      </w:r>
-      <w:proofErr w:type="spellEnd"/>
-      <w:r>
-        <w:t xml:space="preserve"> + </w:t>
-      </w:r>
-      <w:proofErr w:type="spellStart"/>
-      <w:r>
-        <w:t>hours_to_wait</w:t>
-      </w:r>
-      <w:proofErr w:type="spellEnd"/>
-      <w:r>
-        <w:t>) MOD 24</w:t>
-      </w:r>
-    </w:p>
-    <w:p>
-      <w:pPr>
-        <w:spacing w:line="480" w:lineRule="auto"/>
-        <w:ind w:left="720" w:hanging="720"/>
-      </w:pPr>
-      <w:r>
-        <w:t xml:space="preserve">                DISPLAY </w:t>
-      </w:r>
-      <w:proofErr w:type="spellStart"/>
-      <w:r>
-        <w:t>alarm_time</w:t>
-      </w:r>
-      <w:proofErr w:type="spellEnd"/>
-    </w:p>
-    <w:p>
-      <w:pPr>
-        <w:spacing w:line="480" w:lineRule="auto"/>
-        <w:ind w:left="720" w:hanging="720"/>
-      </w:pPr>
-      <w:r>
-        <w:lastRenderedPageBreak/>
-        <w:t xml:space="preserve">            END IF</w:t>
-      </w:r>
-    </w:p>
-    <w:p>
-      <w:pPr>
-        <w:spacing w:line="480" w:lineRule="auto"/>
-        <w:ind w:left="720" w:hanging="720"/>
-      </w:pPr>
-    </w:p>
-    <w:p>
-      <w:pPr>
-        <w:spacing w:line="480" w:lineRule="auto"/>
-        <w:ind w:left="720" w:hanging="720"/>
-      </w:pPr>
-      <w:r>
-        <w:t xml:space="preserve">        END IF</w:t>
-      </w:r>
-    </w:p>
-    <w:p>
-      <w:pPr>
-        <w:spacing w:line="480" w:lineRule="auto"/>
-        <w:ind w:left="720" w:hanging="720"/>
-      </w:pPr>
-    </w:p>
-    <w:p>
-      <w:pPr>
-        <w:spacing w:line="480" w:lineRule="auto"/>
-        <w:ind w:left="720" w:hanging="720"/>
-      </w:pPr>
-      <w:r>
-        <w:t xml:space="preserve">    CATCH </w:t>
-      </w:r>
-      <w:proofErr w:type="spellStart"/>
-      <w:r>
-        <w:t>ValueError</w:t>
-      </w:r>
-      <w:proofErr w:type="spellEnd"/>
-    </w:p>
-    <w:p>
-      <w:pPr>
-        <w:spacing w:line="480" w:lineRule="auto"/>
-        <w:ind w:left="720" w:hanging="720"/>
-      </w:pPr>
-      <w:r>
-        <w:t xml:space="preserve">        DISPLAY "Error: Please enter a valid whole number."</w:t>
-      </w:r>
-    </w:p>
-    <w:p>
-      <w:pPr>
-        <w:spacing w:line="480" w:lineRule="auto"/>
-        <w:ind w:left="720" w:hanging="720"/>
-      </w:pPr>
-      <w:r>
-        <w:t xml:space="preserve">    END TRY</w:t>
-      </w:r>
-    </w:p>
-    <w:p>
-      <w:pPr>
-        <w:spacing w:line="480" w:lineRule="auto"/>
-        <w:ind w:left="720" w:hanging="720"/>
-        <w:rPr>
-          <w:b/>
-          <w:bCs/>
-        </w:rPr>
-      </w:pPr>
-      <w:proofErr w:type="spellStart"/>
-      <w:r>
-        <w:t>END</w:t>
-      </w:r>
-      <w:r>
-        <w:rPr>
-          <w:b/>
-          <w:bCs/>
-        </w:rPr>
-        <w:t>Source</w:t>
-      </w:r>
-      <w:proofErr w:type="spellEnd"/>
-      <w:r>
-        <w:rPr>
-          <w:b/>
-          <w:bCs/>
-        </w:rPr>
-        <w:t xml:space="preserve"> Code</w:t>
-      </w:r>
-    </w:p>
-    <w:p>
-      <w:pPr>
-        <w:shd w:val="clear" w:color="auto" w:fill="1F1F1F"/>
-        <w:spacing w:after="0" w:line="270" w:lineRule="atLeast"/>
-        <w:rPr>
-          <w:rFonts w:ascii="Menlo" w:eastAsia="Times New Roman" w:hAnsi="Menlo" w:cs="Menlo"/>
-          <w:color w:val="CCCCCC"/>
-          <w:sz w:val="18"/>
-          <w:szCs w:val="18"/>
-        </w:rPr>
-      </w:pPr>
-      <w:r>
-        <w:rPr>
-          <w:rFonts w:ascii="Menlo" w:eastAsia="Times New Roman" w:hAnsi="Menlo" w:cs="Menlo"/>
-          <w:color w:val="C586C0"/>
-          <w:sz w:val="18"/>
-          <w:szCs w:val="18"/>
-        </w:rPr>
-        <w:t>try</w:t>
-      </w:r>
-      <w:r>
-        <w:rPr>
-          <w:rFonts w:ascii="Menlo" w:eastAsia="Times New Roman" w:hAnsi="Menlo" w:cs="Menlo"/>
-          <w:color w:val="CCCCCC"/>
-          <w:sz w:val="18"/>
-          <w:szCs w:val="18"/>
-        </w:rPr>
-        <w:t>:</w:t>
-      </w:r>
-    </w:p>
-    <w:p>
-      <w:pPr>
-        <w:shd w:val="clear" w:color="auto" w:fill="1F1F1F"/>
-        <w:spacing w:after="0" w:line="270" w:lineRule="atLeast"/>
-        <w:rPr>
-          <w:rFonts w:ascii="Menlo" w:eastAsia="Times New Roman" w:hAnsi="Menlo" w:cs="Menlo"/>
-          <w:color w:val="CCCCCC"/>
-          <w:sz w:val="18"/>
-          <w:szCs w:val="18"/>
-        </w:rPr>
-      </w:pPr>
-      <w:r>
-        <w:rPr>
-          <w:rFonts w:ascii="Menlo" w:eastAsia="Times New Roman" w:hAnsi="Menlo" w:cs="Menlo"/>
-          <w:color w:val="CCCCCC"/>
-          <w:sz w:val="18"/>
-          <w:szCs w:val="18"/>
-        </w:rPr>
-        <w:t xml:space="preserve">    </w:t>
-      </w:r>
-      <w:r>
-        <w:rPr>
-          <w:rFonts w:ascii="Menlo" w:eastAsia="Times New Roman" w:hAnsi="Menlo" w:cs="Menlo"/>
-          <w:color w:val="6A9955"/>
-          <w:sz w:val="18"/>
-          <w:szCs w:val="18"/>
-        </w:rPr>
-        <w:t># Get the current time and wait duration from the user</w:t>
-      </w:r>
-    </w:p>
-    <w:p>
-      <w:pPr>
-        <w:shd w:val="clear" w:color="auto" w:fill="1F1F1F"/>
-        <w:spacing w:after="0" w:line="270" w:lineRule="atLeast"/>
-        <w:rPr>
-          <w:rFonts w:ascii="Menlo" w:eastAsia="Times New Roman" w:hAnsi="Menlo" w:cs="Menlo"/>
-          <w:color w:val="CCCCCC"/>
-          <w:sz w:val="18"/>
-          <w:szCs w:val="18"/>
-        </w:rPr>
-      </w:pPr>
-      <w:r>
-        <w:rPr>
-          <w:rFonts w:ascii="Menlo" w:eastAsia="Times New Roman" w:hAnsi="Menlo" w:cs="Menlo"/>
-          <w:color w:val="CCCCCC"/>
-          <w:sz w:val="18"/>
-          <w:szCs w:val="18"/>
-        </w:rPr>
-        <w:t xml:space="preserve">    </w:t>
-      </w:r>
-      <w:proofErr w:type="spellStart"/>
-      <w:r>
-        <w:rPr>
-          <w:rFonts w:ascii="Menlo" w:eastAsia="Times New Roman" w:hAnsi="Menlo" w:cs="Menlo"/>
-          <w:color w:val="9CDCFE"/>
-          <w:sz w:val="18"/>
-          <w:szCs w:val="18"/>
-        </w:rPr>
-        <w:t>current_time</w:t>
-      </w:r>
-      <w:proofErr w:type="spellEnd"/>
-      <w:r>
-        <w:rPr>
-          <w:rFonts w:ascii="Menlo" w:eastAsia="Times New Roman" w:hAnsi="Menlo" w:cs="Menlo"/>
-          <w:color w:val="CCCCCC"/>
-          <w:sz w:val="18"/>
-          <w:szCs w:val="18"/>
-        </w:rPr>
-        <w:t xml:space="preserve"> </w:t>
-      </w:r>
-      <w:r>
-        <w:rPr>
-          <w:rFonts w:ascii="Menlo" w:eastAsia="Times New Roman" w:hAnsi="Menlo" w:cs="Menlo"/>
-          <w:color w:val="D4D4D4"/>
-          <w:sz w:val="18"/>
-          <w:szCs w:val="18"/>
-        </w:rPr>
-        <w:t>=</w:t>
-      </w:r>
-      <w:r>
-        <w:rPr>
-          <w:rFonts w:ascii="Menlo" w:eastAsia="Times New Roman" w:hAnsi="Menlo" w:cs="Menlo"/>
-          <w:color w:val="CCCCCC"/>
-          <w:sz w:val="18"/>
-          <w:szCs w:val="18"/>
-        </w:rPr>
-        <w:t xml:space="preserve"> </w:t>
-      </w:r>
-      <w:proofErr w:type="gramStart"/>
-      <w:r>
-        <w:rPr>
-          <w:rFonts w:ascii="Menlo" w:eastAsia="Times New Roman" w:hAnsi="Menlo" w:cs="Menlo"/>
-          <w:color w:val="4EC9B0"/>
-          <w:sz w:val="18"/>
-          <w:szCs w:val="18"/>
-        </w:rPr>
-        <w:t>int</w:t>
-      </w:r>
-      <w:r>
-        <w:rPr>
-          <w:rFonts w:ascii="Menlo" w:eastAsia="Times New Roman" w:hAnsi="Menlo" w:cs="Menlo"/>
-          <w:color w:val="CCCCCC"/>
-          <w:sz w:val="18"/>
-          <w:szCs w:val="18"/>
-        </w:rPr>
-        <w:t>(</w:t>
-      </w:r>
-      <w:r>
-        <w:rPr>
-          <w:rFonts w:ascii="Menlo" w:eastAsia="Times New Roman" w:hAnsi="Menlo" w:cs="Menlo"/>
-          <w:color w:val="DCDCAA"/>
-          <w:sz w:val="18"/>
-          <w:szCs w:val="18"/>
-        </w:rPr>
-        <w:t>input</w:t>
-      </w:r>
-      <w:r>
-        <w:rPr>
-          <w:rFonts w:ascii="Menlo" w:eastAsia="Times New Roman" w:hAnsi="Menlo" w:cs="Menlo"/>
-          <w:color w:val="CCCCCC"/>
-          <w:sz w:val="18"/>
-          <w:szCs w:val="18"/>
-        </w:rPr>
-        <w:t>(</w:t>
-      </w:r>
-      <w:proofErr w:type="gramEnd"/>
-      <w:r>
-        <w:rPr>
-          <w:rFonts w:ascii="Menlo" w:eastAsia="Times New Roman" w:hAnsi="Menlo" w:cs="Menlo"/>
-          <w:color w:val="CE9178"/>
-          <w:sz w:val="18"/>
-          <w:szCs w:val="18"/>
-        </w:rPr>
-        <w:t>"Enter the current time (0-23): "</w:t>
-      </w:r>
-      <w:r>
-        <w:rPr>
-          <w:rFonts w:ascii="Menlo" w:eastAsia="Times New Roman" w:hAnsi="Menlo" w:cs="Menlo"/>
-          <w:color w:val="CCCCCC"/>
-          <w:sz w:val="18"/>
-          <w:szCs w:val="18"/>
-        </w:rPr>
-        <w:t>))</w:t>
-      </w:r>
-    </w:p>
-    <w:p>
-      <w:pPr>
-        <w:shd w:val="clear" w:color="auto" w:fill="1F1F1F"/>
-        <w:spacing w:after="0" w:line="270" w:lineRule="atLeast"/>
-        <w:rPr>
-          <w:rFonts w:ascii="Menlo" w:eastAsia="Times New Roman" w:hAnsi="Menlo" w:cs="Menlo"/>
-          <w:color w:val="CCCCCC"/>
-          <w:sz w:val="18"/>
-          <w:szCs w:val="18"/>
-        </w:rPr>
-      </w:pPr>
-      <w:r>
-        <w:rPr>
-          <w:rFonts w:ascii="Menlo" w:eastAsia="Times New Roman" w:hAnsi="Menlo" w:cs="Menlo"/>
-          <w:color w:val="CCCCCC"/>
-          <w:sz w:val="18"/>
-          <w:szCs w:val="18"/>
-        </w:rPr>
-        <w:t xml:space="preserve">    </w:t>
-      </w:r>
-    </w:p>
-    <w:p>
-      <w:pPr>
-        <w:shd w:val="clear" w:color="auto" w:fill="1F1F1F"/>
-        <w:spacing w:after="0" w:line="270" w:lineRule="atLeast"/>
-        <w:rPr>
-          <w:rFonts w:ascii="Menlo" w:eastAsia="Times New Roman" w:hAnsi="Menlo" w:cs="Menlo"/>
-          <w:color w:val="CCCCCC"/>
-          <w:sz w:val="18"/>
-          <w:szCs w:val="18"/>
-        </w:rPr>
-      </w:pPr>
-      <w:r>
-        <w:rPr>
-          <w:rFonts w:ascii="Menlo" w:eastAsia="Times New Roman" w:hAnsi="Menlo" w:cs="Menlo"/>
-          <w:color w:val="CCCCCC"/>
-          <w:sz w:val="18"/>
-          <w:szCs w:val="18"/>
-        </w:rPr>
-        <w:t xml:space="preserve">    </w:t>
-      </w:r>
-      <w:r>
-        <w:rPr>
-          <w:rFonts w:ascii="Menlo" w:eastAsia="Times New Roman" w:hAnsi="Menlo" w:cs="Menlo"/>
-          <w:color w:val="6A9955"/>
-          <w:sz w:val="18"/>
-          <w:szCs w:val="18"/>
-        </w:rPr>
-        <w:t># Validate the current time is within the 24-hour range</w:t>
-      </w:r>
-    </w:p>
-    <w:p>
-      <w:pPr>
-        <w:shd w:val="clear" w:color="auto" w:fill="1F1F1F"/>
-        <w:spacing w:after="0" w:line="270" w:lineRule="atLeast"/>
-        <w:rPr>
-          <w:rFonts w:ascii="Menlo" w:eastAsia="Times New Roman" w:hAnsi="Menlo" w:cs="Menlo"/>
-          <w:color w:val="CCCCCC"/>
-          <w:sz w:val="18"/>
-          <w:szCs w:val="18"/>
-        </w:rPr>
-      </w:pPr>
-      <w:r>
-        <w:rPr>
-          <w:rFonts w:ascii="Menlo" w:eastAsia="Times New Roman" w:hAnsi="Menlo" w:cs="Menlo"/>
-          <w:color w:val="CCCCCC"/>
-          <w:sz w:val="18"/>
-          <w:szCs w:val="18"/>
-        </w:rPr>
-        <w:t xml:space="preserve">    </w:t>
-      </w:r>
-      <w:r>
-        <w:rPr>
-          <w:rFonts w:ascii="Menlo" w:eastAsia="Times New Roman" w:hAnsi="Menlo" w:cs="Menlo"/>
-          <w:color w:val="C586C0"/>
-          <w:sz w:val="18"/>
-          <w:szCs w:val="18"/>
-        </w:rPr>
-        <w:t>if</w:t>
-      </w:r>
-      <w:r>
-        <w:rPr>
-          <w:rFonts w:ascii="Menlo" w:eastAsia="Times New Roman" w:hAnsi="Menlo" w:cs="Menlo"/>
-          <w:color w:val="CCCCCC"/>
-          <w:sz w:val="18"/>
-          <w:szCs w:val="18"/>
-        </w:rPr>
-        <w:t xml:space="preserve"> </w:t>
-      </w:r>
-      <w:proofErr w:type="spellStart"/>
-      <w:r>
-        <w:rPr>
-          <w:rFonts w:ascii="Menlo" w:eastAsia="Times New Roman" w:hAnsi="Menlo" w:cs="Menlo"/>
-          <w:color w:val="9CDCFE"/>
-          <w:sz w:val="18"/>
-          <w:szCs w:val="18"/>
-        </w:rPr>
-        <w:t>current_time</w:t>
-      </w:r>
-      <w:proofErr w:type="spellEnd"/>
-      <w:r>
-        <w:rPr>
-          <w:rFonts w:ascii="Menlo" w:eastAsia="Times New Roman" w:hAnsi="Menlo" w:cs="Menlo"/>
-          <w:color w:val="CCCCCC"/>
-          <w:sz w:val="18"/>
-          <w:szCs w:val="18"/>
-        </w:rPr>
-        <w:t xml:space="preserve"> </w:t>
-      </w:r>
-      <w:r>
-        <w:rPr>
-          <w:rFonts w:ascii="Menlo" w:eastAsia="Times New Roman" w:hAnsi="Menlo" w:cs="Menlo"/>
-          <w:color w:val="D4D4D4"/>
-          <w:sz w:val="18"/>
-          <w:szCs w:val="18"/>
-        </w:rPr>
-        <w:t>&lt;</w:t>
-      </w:r>
-      <w:r>
-        <w:rPr>
-          <w:rFonts w:ascii="Menlo" w:eastAsia="Times New Roman" w:hAnsi="Menlo" w:cs="Menlo"/>
-          <w:color w:val="CCCCCC"/>
-          <w:sz w:val="18"/>
-          <w:szCs w:val="18"/>
-        </w:rPr>
-        <w:t xml:space="preserve"> </w:t>
-      </w:r>
-      <w:r>
-        <w:rPr>
-          <w:rFonts w:ascii="Menlo" w:eastAsia="Times New Roman" w:hAnsi="Menlo" w:cs="Menlo"/>
-          <w:color w:val="B5CEA8"/>
-          <w:sz w:val="18"/>
-          <w:szCs w:val="18"/>
-        </w:rPr>
-        <w:t>0</w:t>
-      </w:r>
-      <w:r>
-        <w:rPr>
-          <w:rFonts w:ascii="Menlo" w:eastAsia="Times New Roman" w:hAnsi="Menlo" w:cs="Menlo"/>
-          <w:color w:val="CCCCCC"/>
-          <w:sz w:val="18"/>
-          <w:szCs w:val="18"/>
-        </w:rPr>
-        <w:t xml:space="preserve"> </w:t>
-      </w:r>
-      <w:r>
-        <w:rPr>
-          <w:rFonts w:ascii="Menlo" w:eastAsia="Times New Roman" w:hAnsi="Menlo" w:cs="Menlo"/>
-          <w:color w:val="569CD6"/>
-          <w:sz w:val="18"/>
-          <w:szCs w:val="18"/>
-        </w:rPr>
-        <w:t>or</w:t>
-      </w:r>
-      <w:r>
-        <w:rPr>
-          <w:rFonts w:ascii="Menlo" w:eastAsia="Times New Roman" w:hAnsi="Menlo" w:cs="Menlo"/>
-          <w:color w:val="CCCCCC"/>
-          <w:sz w:val="18"/>
-          <w:szCs w:val="18"/>
-        </w:rPr>
-        <w:t xml:space="preserve"> </w:t>
-      </w:r>
-      <w:proofErr w:type="spellStart"/>
-      <w:r>
-        <w:rPr>
-          <w:rFonts w:ascii="Menlo" w:eastAsia="Times New Roman" w:hAnsi="Menlo" w:cs="Menlo"/>
-          <w:color w:val="9CDCFE"/>
-          <w:sz w:val="18"/>
-          <w:szCs w:val="18"/>
-        </w:rPr>
-        <w:t>current_time</w:t>
-      </w:r>
-      <w:proofErr w:type="spellEnd"/>
-      <w:r>
-        <w:rPr>
-          <w:rFonts w:ascii="Menlo" w:eastAsia="Times New Roman" w:hAnsi="Menlo" w:cs="Menlo"/>
-          <w:color w:val="CCCCCC"/>
-          <w:sz w:val="18"/>
-          <w:szCs w:val="18"/>
-        </w:rPr>
-        <w:t xml:space="preserve"> </w:t>
-      </w:r>
-      <w:r>
-        <w:rPr>
-          <w:rFonts w:ascii="Menlo" w:eastAsia="Times New Roman" w:hAnsi="Menlo" w:cs="Menlo"/>
-          <w:color w:val="D4D4D4"/>
-          <w:sz w:val="18"/>
-          <w:szCs w:val="18"/>
-        </w:rPr>
-        <w:t>&gt;</w:t>
-      </w:r>
-      <w:r>
-        <w:rPr>
-          <w:rFonts w:ascii="Menlo" w:eastAsia="Times New Roman" w:hAnsi="Menlo" w:cs="Menlo"/>
-          <w:color w:val="CCCCCC"/>
-          <w:sz w:val="18"/>
-          <w:szCs w:val="18"/>
-        </w:rPr>
-        <w:t xml:space="preserve"> </w:t>
-      </w:r>
-      <w:r>
-        <w:rPr>
-          <w:rFonts w:ascii="Menlo" w:eastAsia="Times New Roman" w:hAnsi="Menlo" w:cs="Menlo"/>
-          <w:color w:val="B5CEA8"/>
-          <w:sz w:val="18"/>
-          <w:szCs w:val="18"/>
-        </w:rPr>
-        <w:t>23</w:t>
-      </w:r>
-      <w:r>
-        <w:rPr>
-          <w:rFonts w:ascii="Menlo" w:eastAsia="Times New Roman" w:hAnsi="Menlo" w:cs="Menlo"/>
-          <w:color w:val="CCCCCC"/>
-          <w:sz w:val="18"/>
-          <w:szCs w:val="18"/>
-        </w:rPr>
-        <w:t>:</w:t>
-      </w:r>
-    </w:p>
-    <w:p>
-      <w:pPr>
-        <w:shd w:val="clear" w:color="auto" w:fill="1F1F1F"/>
-        <w:spacing w:after="0" w:line="270" w:lineRule="atLeast"/>
-        <w:rPr>
-          <w:rFonts w:ascii="Menlo" w:eastAsia="Times New Roman" w:hAnsi="Menlo" w:cs="Menlo"/>
-          <w:color w:val="CCCCCC"/>
-          <w:sz w:val="18"/>
-          <w:szCs w:val="18"/>
-        </w:rPr>
-      </w:pPr>
-      <w:r>
-        <w:rPr>
-          <w:rFonts w:ascii="Menlo" w:eastAsia="Times New Roman" w:hAnsi="Menlo" w:cs="Menlo"/>
-          <w:color w:val="CCCCCC"/>
-          <w:sz w:val="18"/>
-          <w:szCs w:val="18"/>
-        </w:rPr>
-        <w:t xml:space="preserve">        </w:t>
-      </w:r>
-      <w:proofErr w:type="gramStart"/>
-      <w:r>
-        <w:rPr>
-          <w:rFonts w:ascii="Menlo" w:eastAsia="Times New Roman" w:hAnsi="Menlo" w:cs="Menlo"/>
-          <w:color w:val="DCDCAA"/>
-          <w:sz w:val="18"/>
-          <w:szCs w:val="18"/>
-        </w:rPr>
-        <w:t>print</w:t>
-      </w:r>
-      <w:r>
-        <w:rPr>
-          <w:rFonts w:ascii="Menlo" w:eastAsia="Times New Roman" w:hAnsi="Menlo" w:cs="Menlo"/>
-          <w:color w:val="CCCCCC"/>
-          <w:sz w:val="18"/>
-          <w:szCs w:val="18"/>
-        </w:rPr>
-        <w:t>(</w:t>
-      </w:r>
-      <w:proofErr w:type="gramEnd"/>
-      <w:r>
-        <w:rPr>
-          <w:rFonts w:ascii="Menlo" w:eastAsia="Times New Roman" w:hAnsi="Menlo" w:cs="Menlo"/>
-          <w:color w:val="CE9178"/>
-          <w:sz w:val="18"/>
-          <w:szCs w:val="18"/>
-        </w:rPr>
-        <w:t>"Error: Current time must be between 0 and 23."</w:t>
-      </w:r>
-      <w:r>
-        <w:rPr>
-          <w:rFonts w:ascii="Menlo" w:eastAsia="Times New Roman" w:hAnsi="Menlo" w:cs="Menlo"/>
-          <w:color w:val="CCCCCC"/>
-          <w:sz w:val="18"/>
-          <w:szCs w:val="18"/>
-        </w:rPr>
-        <w:t>)</w:t>
-      </w:r>
-    </w:p>
-    <w:p>
-      <w:pPr>
-        <w:shd w:val="clear" w:color="auto" w:fill="1F1F1F"/>
-        <w:spacing w:after="0" w:line="270" w:lineRule="atLeast"/>
-        <w:rPr>
-          <w:rFonts w:ascii="Menlo" w:eastAsia="Times New Roman" w:hAnsi="Menlo" w:cs="Menlo"/>
-          <w:color w:val="CCCCCC"/>
-          <w:sz w:val="18"/>
-          <w:szCs w:val="18"/>
-        </w:rPr>
-      </w:pPr>
-      <w:r>
-        <w:rPr>
-          <w:rFonts w:ascii="Menlo" w:eastAsia="Times New Roman" w:hAnsi="Menlo" w:cs="Menlo"/>
-          <w:color w:val="CCCCCC"/>
-          <w:sz w:val="18"/>
-          <w:szCs w:val="18"/>
-        </w:rPr>
-        <w:t xml:space="preserve">    </w:t>
-      </w:r>
-      <w:r>
-        <w:rPr>
-          <w:rFonts w:ascii="Menlo" w:eastAsia="Times New Roman" w:hAnsi="Menlo" w:cs="Menlo"/>
-          <w:color w:val="C586C0"/>
-          <w:sz w:val="18"/>
-          <w:szCs w:val="18"/>
-        </w:rPr>
-        <w:t>else</w:t>
-      </w:r>
-      <w:r>
-        <w:rPr>
-          <w:rFonts w:ascii="Menlo" w:eastAsia="Times New Roman" w:hAnsi="Menlo" w:cs="Menlo"/>
-          <w:color w:val="CCCCCC"/>
-          <w:sz w:val="18"/>
-          <w:szCs w:val="18"/>
-        </w:rPr>
-        <w:t>:</w:t>
-      </w:r>
-    </w:p>
-    <w:p>
-      <w:pPr>
-        <w:shd w:val="clear" w:color="auto" w:fill="1F1F1F"/>
-        <w:spacing w:after="0" w:line="270" w:lineRule="atLeast"/>
-        <w:rPr>
-          <w:rFonts w:ascii="Menlo" w:eastAsia="Times New Roman" w:hAnsi="Menlo" w:cs="Menlo"/>
-          <w:color w:val="CCCCCC"/>
-          <w:sz w:val="18"/>
-          <w:szCs w:val="18"/>
-        </w:rPr>
-      </w:pPr>
-      <w:r>
-        <w:rPr>
-          <w:rFonts w:ascii="Menlo" w:eastAsia="Times New Roman" w:hAnsi="Menlo" w:cs="Menlo"/>
-          <w:color w:val="CCCCCC"/>
-          <w:sz w:val="18"/>
-          <w:szCs w:val="18"/>
-        </w:rPr>
-        <w:t xml:space="preserve">        </w:t>
-      </w:r>
-      <w:proofErr w:type="spellStart"/>
-      <w:r>
-        <w:rPr>
-          <w:rFonts w:ascii="Menlo" w:eastAsia="Times New Roman" w:hAnsi="Menlo" w:cs="Menlo"/>
-          <w:color w:val="9CDCFE"/>
-          <w:sz w:val="18"/>
-          <w:szCs w:val="18"/>
-        </w:rPr>
-        <w:t>hours_to_wait</w:t>
-      </w:r>
-      <w:proofErr w:type="spellEnd"/>
-      <w:r>
-        <w:rPr>
-          <w:rFonts w:ascii="Menlo" w:eastAsia="Times New Roman" w:hAnsi="Menlo" w:cs="Menlo"/>
-          <w:color w:val="CCCCCC"/>
-          <w:sz w:val="18"/>
-          <w:szCs w:val="18"/>
-        </w:rPr>
-        <w:t xml:space="preserve"> </w:t>
-      </w:r>
-      <w:r>
-        <w:rPr>
-          <w:rFonts w:ascii="Menlo" w:eastAsia="Times New Roman" w:hAnsi="Menlo" w:cs="Menlo"/>
-          <w:color w:val="D4D4D4"/>
-          <w:sz w:val="18"/>
-          <w:szCs w:val="18"/>
-        </w:rPr>
-        <w:t>=</w:t>
-      </w:r>
-      <w:r>
-        <w:rPr>
-          <w:rFonts w:ascii="Menlo" w:eastAsia="Times New Roman" w:hAnsi="Menlo" w:cs="Menlo"/>
-          <w:color w:val="CCCCCC"/>
-          <w:sz w:val="18"/>
-          <w:szCs w:val="18"/>
-        </w:rPr>
-        <w:t xml:space="preserve"> </w:t>
-      </w:r>
-      <w:proofErr w:type="gramStart"/>
-      <w:r>
-        <w:rPr>
-          <w:rFonts w:ascii="Menlo" w:eastAsia="Times New Roman" w:hAnsi="Menlo" w:cs="Menlo"/>
-          <w:color w:val="4EC9B0"/>
-          <w:sz w:val="18"/>
-          <w:szCs w:val="18"/>
-        </w:rPr>
-        <w:t>int</w:t>
-      </w:r>
-      <w:r>
-        <w:rPr>
-          <w:rFonts w:ascii="Menlo" w:eastAsia="Times New Roman" w:hAnsi="Menlo" w:cs="Menlo"/>
-          <w:color w:val="CCCCCC"/>
-          <w:sz w:val="18"/>
-          <w:szCs w:val="18"/>
-        </w:rPr>
-        <w:t>(</w:t>
-      </w:r>
-      <w:r>
-        <w:rPr>
-          <w:rFonts w:ascii="Menlo" w:eastAsia="Times New Roman" w:hAnsi="Menlo" w:cs="Menlo"/>
-          <w:color w:val="DCDCAA"/>
-          <w:sz w:val="18"/>
-          <w:szCs w:val="18"/>
-        </w:rPr>
-        <w:t>input</w:t>
-      </w:r>
-      <w:r>
-        <w:rPr>
-          <w:rFonts w:ascii="Menlo" w:eastAsia="Times New Roman" w:hAnsi="Menlo" w:cs="Menlo"/>
-          <w:color w:val="CCCCCC"/>
-          <w:sz w:val="18"/>
-          <w:szCs w:val="18"/>
-        </w:rPr>
-        <w:t>(</w:t>
-      </w:r>
-      <w:proofErr w:type="gramEnd"/>
-      <w:r>
-        <w:rPr>
-          <w:rFonts w:ascii="Menlo" w:eastAsia="Times New Roman" w:hAnsi="Menlo" w:cs="Menlo"/>
-          <w:color w:val="CE9178"/>
-          <w:sz w:val="18"/>
-          <w:szCs w:val="18"/>
-        </w:rPr>
-        <w:t>"Enter the number of hours to wait: "</w:t>
-      </w:r>
-      <w:r>
-        <w:rPr>
-          <w:rFonts w:ascii="Menlo" w:eastAsia="Times New Roman" w:hAnsi="Menlo" w:cs="Menlo"/>
-          <w:color w:val="CCCCCC"/>
-          <w:sz w:val="18"/>
-          <w:szCs w:val="18"/>
-        </w:rPr>
-        <w:t>))</w:t>
-      </w:r>
-    </w:p>
-    <w:p>
-      <w:pPr>
-        <w:shd w:val="clear" w:color="auto" w:fill="1F1F1F"/>
-        <w:spacing w:after="0" w:line="270" w:lineRule="atLeast"/>
-        <w:rPr>
-          <w:rFonts w:ascii="Menlo" w:eastAsia="Times New Roman" w:hAnsi="Menlo" w:cs="Menlo"/>
-          <w:color w:val="CCCCCC"/>
-          <w:sz w:val="18"/>
-          <w:szCs w:val="18"/>
-        </w:rPr>
-      </w:pPr>
-    </w:p>
-    <w:p>
-      <w:pPr>
-        <w:shd w:val="clear" w:color="auto" w:fill="1F1F1F"/>
-        <w:spacing w:after="0" w:line="270" w:lineRule="atLeast"/>
-        <w:rPr>
-          <w:rFonts w:ascii="Menlo" w:eastAsia="Times New Roman" w:hAnsi="Menlo" w:cs="Menlo"/>
-          <w:color w:val="CCCCCC"/>
-          <w:sz w:val="18"/>
-          <w:szCs w:val="18"/>
-        </w:rPr>
-      </w:pPr>
-      <w:r>
-        <w:rPr>
-          <w:rFonts w:ascii="Menlo" w:eastAsia="Times New Roman" w:hAnsi="Menlo" w:cs="Menlo"/>
-          <w:color w:val="CCCCCC"/>
-          <w:sz w:val="18"/>
-          <w:szCs w:val="18"/>
-        </w:rPr>
-        <w:t xml:space="preserve">        </w:t>
-      </w:r>
-      <w:r>
-        <w:rPr>
-          <w:rFonts w:ascii="Menlo" w:eastAsia="Times New Roman" w:hAnsi="Menlo" w:cs="Menlo"/>
-          <w:color w:val="6A9955"/>
-          <w:sz w:val="18"/>
-          <w:szCs w:val="18"/>
-        </w:rPr>
-        <w:t># Validate that hours to wait is not negative</w:t>
-      </w:r>
-    </w:p>
-    <w:p>
-      <w:pPr>
-        <w:shd w:val="clear" w:color="auto" w:fill="1F1F1F"/>
-        <w:spacing w:after="0" w:line="270" w:lineRule="atLeast"/>
-        <w:rPr>
-          <w:rFonts w:ascii="Menlo" w:eastAsia="Times New Roman" w:hAnsi="Menlo" w:cs="Menlo"/>
-          <w:color w:val="CCCCCC"/>
-          <w:sz w:val="18"/>
-          <w:szCs w:val="18"/>
-        </w:rPr>
-      </w:pPr>
-      <w:r>
-        <w:rPr>
-          <w:rFonts w:ascii="Menlo" w:eastAsia="Times New Roman" w:hAnsi="Menlo" w:cs="Menlo"/>
-          <w:color w:val="CCCCCC"/>
-          <w:sz w:val="18"/>
-          <w:szCs w:val="18"/>
-        </w:rPr>
-        <w:t xml:space="preserve">        </w:t>
-      </w:r>
-      <w:r>
-        <w:rPr>
-          <w:rFonts w:ascii="Menlo" w:eastAsia="Times New Roman" w:hAnsi="Menlo" w:cs="Menlo"/>
-          <w:color w:val="C586C0"/>
-          <w:sz w:val="18"/>
-          <w:szCs w:val="18"/>
-        </w:rPr>
-        <w:t>if</w:t>
-      </w:r>
-      <w:r>
-        <w:rPr>
-          <w:rFonts w:ascii="Menlo" w:eastAsia="Times New Roman" w:hAnsi="Menlo" w:cs="Menlo"/>
-          <w:color w:val="CCCCCC"/>
-          <w:sz w:val="18"/>
-          <w:szCs w:val="18"/>
-        </w:rPr>
-        <w:t xml:space="preserve"> </w:t>
-      </w:r>
-      <w:proofErr w:type="spellStart"/>
-      <w:r>
-        <w:rPr>
-          <w:rFonts w:ascii="Menlo" w:eastAsia="Times New Roman" w:hAnsi="Menlo" w:cs="Menlo"/>
-          <w:color w:val="9CDCFE"/>
-          <w:sz w:val="18"/>
-          <w:szCs w:val="18"/>
-        </w:rPr>
-        <w:t>hours_to_wait</w:t>
-      </w:r>
-      <w:proofErr w:type="spellEnd"/>
-      <w:r>
-        <w:rPr>
-          <w:rFonts w:ascii="Menlo" w:eastAsia="Times New Roman" w:hAnsi="Menlo" w:cs="Menlo"/>
-          <w:color w:val="CCCCCC"/>
-          <w:sz w:val="18"/>
-          <w:szCs w:val="18"/>
-        </w:rPr>
-        <w:t xml:space="preserve"> </w:t>
-      </w:r>
-      <w:r>
-        <w:rPr>
-          <w:rFonts w:ascii="Menlo" w:eastAsia="Times New Roman" w:hAnsi="Menlo" w:cs="Menlo"/>
-          <w:color w:val="D4D4D4"/>
-          <w:sz w:val="18"/>
-          <w:szCs w:val="18"/>
-        </w:rPr>
-        <w:t>&lt;</w:t>
-      </w:r>
-      <w:r>
-        <w:rPr>
-          <w:rFonts w:ascii="Menlo" w:eastAsia="Times New Roman" w:hAnsi="Menlo" w:cs="Menlo"/>
-          <w:color w:val="CCCCCC"/>
-          <w:sz w:val="18"/>
-          <w:szCs w:val="18"/>
-        </w:rPr>
-        <w:t xml:space="preserve"> </w:t>
-      </w:r>
-      <w:r>
-        <w:rPr>
-          <w:rFonts w:ascii="Menlo" w:eastAsia="Times New Roman" w:hAnsi="Menlo" w:cs="Menlo"/>
-          <w:color w:val="B5CEA8"/>
-          <w:sz w:val="18"/>
-          <w:szCs w:val="18"/>
-        </w:rPr>
-        <w:t>0</w:t>
-      </w:r>
-      <w:r>
-        <w:rPr>
-          <w:rFonts w:ascii="Menlo" w:eastAsia="Times New Roman" w:hAnsi="Menlo" w:cs="Menlo"/>
-          <w:color w:val="CCCCCC"/>
-          <w:sz w:val="18"/>
-          <w:szCs w:val="18"/>
-        </w:rPr>
-        <w:t>:</w:t>
-      </w:r>
-    </w:p>
-    <w:p>
-      <w:pPr>
-        <w:shd w:val="clear" w:color="auto" w:fill="1F1F1F"/>
-        <w:spacing w:after="0" w:line="270" w:lineRule="atLeast"/>
-        <w:rPr>
-          <w:rFonts w:ascii="Menlo" w:eastAsia="Times New Roman" w:hAnsi="Menlo" w:cs="Menlo"/>
-          <w:color w:val="CCCCCC"/>
-          <w:sz w:val="18"/>
-          <w:szCs w:val="18"/>
-        </w:rPr>
-      </w:pPr>
-      <w:r>
-        <w:rPr>
-          <w:rFonts w:ascii="Menlo" w:eastAsia="Times New Roman" w:hAnsi="Menlo" w:cs="Menlo"/>
-          <w:color w:val="CCCCCC"/>
-          <w:sz w:val="18"/>
-          <w:szCs w:val="18"/>
-        </w:rPr>
-        <w:t xml:space="preserve">            </w:t>
-      </w:r>
-      <w:proofErr w:type="gramStart"/>
-      <w:r>
-        <w:rPr>
-          <w:rFonts w:ascii="Menlo" w:eastAsia="Times New Roman" w:hAnsi="Menlo" w:cs="Menlo"/>
-          <w:color w:val="DCDCAA"/>
-          <w:sz w:val="18"/>
-          <w:szCs w:val="18"/>
-        </w:rPr>
-        <w:t>print</w:t>
-      </w:r>
-      <w:r>
-        <w:rPr>
-          <w:rFonts w:ascii="Menlo" w:eastAsia="Times New Roman" w:hAnsi="Menlo" w:cs="Menlo"/>
-          <w:color w:val="CCCCCC"/>
-          <w:sz w:val="18"/>
-          <w:szCs w:val="18"/>
-        </w:rPr>
-        <w:t>(</w:t>
-      </w:r>
-      <w:proofErr w:type="gramEnd"/>
-      <w:r>
-        <w:rPr>
-          <w:rFonts w:ascii="Menlo" w:eastAsia="Times New Roman" w:hAnsi="Menlo" w:cs="Menlo"/>
-          <w:color w:val="CE9178"/>
-          <w:sz w:val="18"/>
-          <w:szCs w:val="18"/>
-        </w:rPr>
-        <w:t>"Error: Hours to wait cannot be negative."</w:t>
-      </w:r>
-      <w:r>
-        <w:rPr>
-          <w:rFonts w:ascii="Menlo" w:eastAsia="Times New Roman" w:hAnsi="Menlo" w:cs="Menlo"/>
-          <w:color w:val="CCCCCC"/>
-          <w:sz w:val="18"/>
-          <w:szCs w:val="18"/>
-        </w:rPr>
-        <w:t>)</w:t>
-      </w:r>
-    </w:p>
-    <w:p>
-      <w:pPr>
-        <w:shd w:val="clear" w:color="auto" w:fill="1F1F1F"/>
-        <w:spacing w:after="0" w:line="270" w:lineRule="atLeast"/>
-        <w:rPr>
-          <w:rFonts w:ascii="Menlo" w:eastAsia="Times New Roman" w:hAnsi="Menlo" w:cs="Menlo"/>
-          <w:color w:val="CCCCCC"/>
-          <w:sz w:val="18"/>
-          <w:szCs w:val="18"/>
-        </w:rPr>
-      </w:pPr>
-      <w:r>
-        <w:rPr>
-          <w:rFonts w:ascii="Menlo" w:eastAsia="Times New Roman" w:hAnsi="Menlo" w:cs="Menlo"/>
-          <w:color w:val="CCCCCC"/>
-          <w:sz w:val="18"/>
-          <w:szCs w:val="18"/>
-        </w:rPr>
-        <w:t xml:space="preserve">        </w:t>
-      </w:r>
-      <w:r>
-        <w:rPr>
-          <w:rFonts w:ascii="Menlo" w:eastAsia="Times New Roman" w:hAnsi="Menlo" w:cs="Menlo"/>
-          <w:color w:val="C586C0"/>
-          <w:sz w:val="18"/>
-          <w:szCs w:val="18"/>
-        </w:rPr>
-        <w:t>else</w:t>
-      </w:r>
-      <w:r>
-        <w:rPr>
-          <w:rFonts w:ascii="Menlo" w:eastAsia="Times New Roman" w:hAnsi="Menlo" w:cs="Menlo"/>
-          <w:color w:val="CCCCCC"/>
-          <w:sz w:val="18"/>
-          <w:szCs w:val="18"/>
-        </w:rPr>
-        <w:t>:</w:t>
-      </w:r>
-    </w:p>
-    <w:p>
-      <w:pPr>
-        <w:shd w:val="clear" w:color="auto" w:fill="1F1F1F"/>
-        <w:spacing w:after="0" w:line="270" w:lineRule="atLeast"/>
-        <w:rPr>
-          <w:rFonts w:ascii="Menlo" w:eastAsia="Times New Roman" w:hAnsi="Menlo" w:cs="Menlo"/>
-          <w:color w:val="CCCCCC"/>
-          <w:sz w:val="18"/>
-          <w:szCs w:val="18"/>
-        </w:rPr>
-      </w:pPr>
-      <w:r>
-        <w:rPr>
-          <w:rFonts w:ascii="Menlo" w:eastAsia="Times New Roman" w:hAnsi="Menlo" w:cs="Menlo"/>
-          <w:color w:val="CCCCCC"/>
-          <w:sz w:val="18"/>
-          <w:szCs w:val="18"/>
-        </w:rPr>
-        <w:t xml:space="preserve">            </w:t>
-      </w:r>
-      <w:r>
-        <w:rPr>
-          <w:rFonts w:ascii="Menlo" w:eastAsia="Times New Roman" w:hAnsi="Menlo" w:cs="Menlo"/>
-          <w:color w:val="6A9955"/>
-          <w:sz w:val="18"/>
-          <w:szCs w:val="18"/>
-        </w:rPr>
-        <w:t># Calculate the alarm time using modulo to wrap around the 24-hour clock</w:t>
-      </w:r>
-    </w:p>
-    <w:p>
-      <w:pPr>
-        <w:shd w:val="clear" w:color="auto" w:fill="1F1F1F"/>
-        <w:spacing w:after="0" w:line="270" w:lineRule="atLeast"/>
-        <w:rPr>
-          <w:rFonts w:ascii="Menlo" w:eastAsia="Times New Roman" w:hAnsi="Menlo" w:cs="Menlo"/>
-          <w:color w:val="CCCCCC"/>
-          <w:sz w:val="18"/>
-          <w:szCs w:val="18"/>
-        </w:rPr>
-      </w:pPr>
-      <w:r>
-        <w:rPr>
-          <w:rFonts w:ascii="Menlo" w:eastAsia="Times New Roman" w:hAnsi="Menlo" w:cs="Menlo"/>
-          <w:color w:val="CCCCCC"/>
-          <w:sz w:val="18"/>
-          <w:szCs w:val="18"/>
-        </w:rPr>
-        <w:t xml:space="preserve">            </w:t>
-      </w:r>
-      <w:proofErr w:type="spellStart"/>
-      <w:r>
-        <w:rPr>
-          <w:rFonts w:ascii="Menlo" w:eastAsia="Times New Roman" w:hAnsi="Menlo" w:cs="Menlo"/>
-          <w:color w:val="9CDCFE"/>
-          <w:sz w:val="18"/>
-          <w:szCs w:val="18"/>
-        </w:rPr>
-        <w:t>alarm_time</w:t>
-      </w:r>
-      <w:proofErr w:type="spellEnd"/>
-      <w:r>
-        <w:rPr>
-          <w:rFonts w:ascii="Menlo" w:eastAsia="Times New Roman" w:hAnsi="Menlo" w:cs="Menlo"/>
-          <w:color w:val="CCCCCC"/>
-          <w:sz w:val="18"/>
-          <w:szCs w:val="18"/>
-        </w:rPr>
-        <w:t xml:space="preserve"> </w:t>
-      </w:r>
-      <w:r>
-        <w:rPr>
-          <w:rFonts w:ascii="Menlo" w:eastAsia="Times New Roman" w:hAnsi="Menlo" w:cs="Menlo"/>
-          <w:color w:val="D4D4D4"/>
-          <w:sz w:val="18"/>
-          <w:szCs w:val="18"/>
-        </w:rPr>
-        <w:t>=</w:t>
-      </w:r>
-      <w:r>
-        <w:rPr>
-          <w:rFonts w:ascii="Menlo" w:eastAsia="Times New Roman" w:hAnsi="Menlo" w:cs="Menlo"/>
-          <w:color w:val="CCCCCC"/>
-          <w:sz w:val="18"/>
-          <w:szCs w:val="18"/>
-        </w:rPr>
-        <w:t xml:space="preserve"> (</w:t>
-      </w:r>
-      <w:proofErr w:type="spellStart"/>
-      <w:r>
-        <w:rPr>
-          <w:rFonts w:ascii="Menlo" w:eastAsia="Times New Roman" w:hAnsi="Menlo" w:cs="Menlo"/>
-          <w:color w:val="9CDCFE"/>
-          <w:sz w:val="18"/>
-          <w:szCs w:val="18"/>
-        </w:rPr>
-        <w:t>current_time</w:t>
-      </w:r>
-      <w:proofErr w:type="spellEnd"/>
-      <w:r>
-        <w:rPr>
-          <w:rFonts w:ascii="Menlo" w:eastAsia="Times New Roman" w:hAnsi="Menlo" w:cs="Menlo"/>
-          <w:color w:val="CCCCCC"/>
-          <w:sz w:val="18"/>
-          <w:szCs w:val="18"/>
-        </w:rPr>
-        <w:t xml:space="preserve"> </w:t>
-      </w:r>
-      <w:r>
-        <w:rPr>
-          <w:rFonts w:ascii="Menlo" w:eastAsia="Times New Roman" w:hAnsi="Menlo" w:cs="Menlo"/>
-          <w:color w:val="D4D4D4"/>
-          <w:sz w:val="18"/>
-          <w:szCs w:val="18"/>
-        </w:rPr>
-        <w:t>+</w:t>
-      </w:r>
-      <w:r>
-        <w:rPr>
-          <w:rFonts w:ascii="Menlo" w:eastAsia="Times New Roman" w:hAnsi="Menlo" w:cs="Menlo"/>
-          <w:color w:val="CCCCCC"/>
-          <w:sz w:val="18"/>
-          <w:szCs w:val="18"/>
-        </w:rPr>
-        <w:t xml:space="preserve"> </w:t>
-      </w:r>
-      <w:proofErr w:type="spellStart"/>
-      <w:r>
-        <w:rPr>
-          <w:rFonts w:ascii="Menlo" w:eastAsia="Times New Roman" w:hAnsi="Menlo" w:cs="Menlo"/>
-          <w:color w:val="9CDCFE"/>
-          <w:sz w:val="18"/>
-          <w:szCs w:val="18"/>
-        </w:rPr>
-        <w:t>hours_to_wait</w:t>
-      </w:r>
-      <w:proofErr w:type="spellEnd"/>
-      <w:r>
-        <w:rPr>
-          <w:rFonts w:ascii="Menlo" w:eastAsia="Times New Roman" w:hAnsi="Menlo" w:cs="Menlo"/>
-          <w:color w:val="CCCCCC"/>
-          <w:sz w:val="18"/>
-          <w:szCs w:val="18"/>
-        </w:rPr>
-        <w:t xml:space="preserve">) </w:t>
-      </w:r>
-      <w:r>
-        <w:rPr>
-          <w:rFonts w:ascii="Menlo" w:eastAsia="Times New Roman" w:hAnsi="Menlo" w:cs="Menlo"/>
-          <w:color w:val="D4D4D4"/>
-          <w:sz w:val="18"/>
-          <w:szCs w:val="18"/>
-        </w:rPr>
-        <w:t>%</w:t>
-      </w:r>
-      <w:r>
-        <w:rPr>
-          <w:rFonts w:ascii="Menlo" w:eastAsia="Times New Roman" w:hAnsi="Menlo" w:cs="Menlo"/>
-          <w:color w:val="CCCCCC"/>
-          <w:sz w:val="18"/>
-          <w:szCs w:val="18"/>
-        </w:rPr>
-        <w:t xml:space="preserve"> </w:t>
-      </w:r>
-      <w:r>
-        <w:rPr>
-          <w:rFonts w:ascii="Menlo" w:eastAsia="Times New Roman" w:hAnsi="Menlo" w:cs="Menlo"/>
-          <w:color w:val="B5CEA8"/>
-          <w:sz w:val="18"/>
-          <w:szCs w:val="18"/>
-        </w:rPr>
-        <w:t>24</w:t>
-      </w:r>
-    </w:p>
-    <w:p>
-      <w:pPr>
-        <w:shd w:val="clear" w:color="auto" w:fill="1F1F1F"/>
-        <w:spacing w:after="0" w:line="270" w:lineRule="atLeast"/>
-        <w:rPr>
-          <w:rFonts w:ascii="Menlo" w:eastAsia="Times New Roman" w:hAnsi="Menlo" w:cs="Menlo"/>
-          <w:color w:val="CCCCCC"/>
-          <w:sz w:val="18"/>
-          <w:szCs w:val="18"/>
-        </w:rPr>
-      </w:pPr>
-    </w:p>
-    <w:p>
-      <w:pPr>
-        <w:shd w:val="clear" w:color="auto" w:fill="1F1F1F"/>
-        <w:spacing w:after="0" w:line="270" w:lineRule="atLeast"/>
-        <w:rPr>
-          <w:rFonts w:ascii="Menlo" w:eastAsia="Times New Roman" w:hAnsi="Menlo" w:cs="Menlo"/>
-          <w:color w:val="CCCCCC"/>
-          <w:sz w:val="18"/>
-          <w:szCs w:val="18"/>
-        </w:rPr>
-      </w:pPr>
-      <w:r>
-        <w:rPr>
-          <w:rFonts w:ascii="Menlo" w:eastAsia="Times New Roman" w:hAnsi="Menlo" w:cs="Menlo"/>
-          <w:color w:val="CCCCCC"/>
-          <w:sz w:val="18"/>
-          <w:szCs w:val="18"/>
-        </w:rPr>
-        <w:t xml:space="preserve">            </w:t>
-      </w:r>
-      <w:r>
-        <w:rPr>
-          <w:rFonts w:ascii="Menlo" w:eastAsia="Times New Roman" w:hAnsi="Menlo" w:cs="Menlo"/>
-          <w:color w:val="6A9955"/>
-          <w:sz w:val="18"/>
-          <w:szCs w:val="18"/>
-        </w:rPr>
-        <w:t># Display the result</w:t>
-      </w:r>
-    </w:p>
-    <w:p>
-      <w:pPr>
-        <w:shd w:val="clear" w:color="auto" w:fill="1F1F1F"/>
-        <w:spacing w:after="0" w:line="270" w:lineRule="atLeast"/>
-        <w:rPr>
-          <w:rFonts w:ascii="Menlo" w:eastAsia="Times New Roman" w:hAnsi="Menlo" w:cs="Menlo"/>
-          <w:color w:val="CCCCCC"/>
-          <w:sz w:val="18"/>
-          <w:szCs w:val="18"/>
-        </w:rPr>
-      </w:pPr>
-      <w:r>
-        <w:rPr>
-          <w:rFonts w:ascii="Menlo" w:eastAsia="Times New Roman" w:hAnsi="Menlo" w:cs="Menlo"/>
-          <w:color w:val="CCCCCC"/>
-          <w:sz w:val="18"/>
-          <w:szCs w:val="18"/>
-        </w:rPr>
-        <w:t xml:space="preserve">            </w:t>
-      </w:r>
-      <w:proofErr w:type="gramStart"/>
-      <w:r>
-        <w:rPr>
-          <w:rFonts w:ascii="Menlo" w:eastAsia="Times New Roman" w:hAnsi="Menlo" w:cs="Menlo"/>
-          <w:color w:val="DCDCAA"/>
-          <w:sz w:val="18"/>
-          <w:szCs w:val="18"/>
-        </w:rPr>
-        <w:t>print</w:t>
-      </w:r>
-      <w:r>
-        <w:rPr>
-          <w:rFonts w:ascii="Menlo" w:eastAsia="Times New Roman" w:hAnsi="Menlo" w:cs="Menlo"/>
-          <w:color w:val="CCCCCC"/>
-          <w:sz w:val="18"/>
-          <w:szCs w:val="18"/>
-        </w:rPr>
-        <w:t>(</w:t>
-      </w:r>
-      <w:proofErr w:type="spellStart"/>
-      <w:proofErr w:type="gramEnd"/>
-      <w:r>
-        <w:rPr>
-          <w:rFonts w:ascii="Menlo" w:eastAsia="Times New Roman" w:hAnsi="Menlo" w:cs="Menlo"/>
-          <w:color w:val="569CD6"/>
-          <w:sz w:val="18"/>
-          <w:szCs w:val="18"/>
-        </w:rPr>
-        <w:t>f</w:t>
-      </w:r>
-      <w:r>
-        <w:rPr>
-          <w:rFonts w:ascii="Menlo" w:eastAsia="Times New Roman" w:hAnsi="Menlo" w:cs="Menlo"/>
-          <w:color w:val="CE9178"/>
-          <w:sz w:val="18"/>
-          <w:szCs w:val="18"/>
-        </w:rPr>
-        <w:t>"The</w:t>
-      </w:r>
-      <w:proofErr w:type="spellEnd"/>
-      <w:r>
-        <w:rPr>
-          <w:rFonts w:ascii="Menlo" w:eastAsia="Times New Roman" w:hAnsi="Menlo" w:cs="Menlo"/>
-          <w:color w:val="CE9178"/>
-          <w:sz w:val="18"/>
-          <w:szCs w:val="18"/>
-        </w:rPr>
-        <w:t xml:space="preserve"> alarm will go off at </w:t>
-      </w:r>
-      <w:r>
-        <w:rPr>
-          <w:rFonts w:ascii="Menlo" w:eastAsia="Times New Roman" w:hAnsi="Menlo" w:cs="Menlo"/>
-          <w:color w:val="569CD6"/>
-          <w:sz w:val="18"/>
-          <w:szCs w:val="18"/>
-        </w:rPr>
-        <w:t>{</w:t>
-      </w:r>
-      <w:proofErr w:type="spellStart"/>
-      <w:r>
-        <w:rPr>
-          <w:rFonts w:ascii="Menlo" w:eastAsia="Times New Roman" w:hAnsi="Menlo" w:cs="Menlo"/>
-          <w:color w:val="9CDCFE"/>
-          <w:sz w:val="18"/>
-          <w:szCs w:val="18"/>
-        </w:rPr>
-        <w:t>alarm_time</w:t>
-      </w:r>
-      <w:proofErr w:type="spellEnd"/>
-      <w:r>
-        <w:rPr>
-          <w:rFonts w:ascii="Menlo" w:eastAsia="Times New Roman" w:hAnsi="Menlo" w:cs="Menlo"/>
-          <w:color w:val="569CD6"/>
-          <w:sz w:val="18"/>
-          <w:szCs w:val="18"/>
-        </w:rPr>
-        <w:t>}</w:t>
-      </w:r>
-      <w:r>
-        <w:rPr>
-          <w:rFonts w:ascii="Menlo" w:eastAsia="Times New Roman" w:hAnsi="Menlo" w:cs="Menlo"/>
-          <w:color w:val="CE9178"/>
-          <w:sz w:val="18"/>
-          <w:szCs w:val="18"/>
-        </w:rPr>
-        <w:t>:00 on a 24-hour clock."</w:t>
-      </w:r>
-      <w:r>
-        <w:rPr>
-          <w:rFonts w:ascii="Menlo" w:eastAsia="Times New Roman" w:hAnsi="Menlo" w:cs="Menlo"/>
-          <w:color w:val="CCCCCC"/>
-          <w:sz w:val="18"/>
-          <w:szCs w:val="18"/>
-        </w:rPr>
-        <w:t>)</w:t>
-      </w:r>
-    </w:p>
-    <w:p>
-      <w:pPr>
-        <w:shd w:val="clear" w:color="auto" w:fill="1F1F1F"/>
-        <w:spacing w:after="0" w:line="270" w:lineRule="atLeast"/>
-        <w:rPr>
-          <w:rFonts w:ascii="Menlo" w:eastAsia="Times New Roman" w:hAnsi="Menlo" w:cs="Menlo"/>
-          <w:color w:val="CCCCCC"/>
-          <w:sz w:val="18"/>
-          <w:szCs w:val="18"/>
-        </w:rPr>
-      </w:pPr>
-    </w:p>
-    <w:p>
-      <w:pPr>
-        <w:shd w:val="clear" w:color="auto" w:fill="1F1F1F"/>
-        <w:spacing w:after="0" w:line="270" w:lineRule="atLeast"/>
-        <w:rPr>
-          <w:rFonts w:ascii="Menlo" w:eastAsia="Times New Roman" w:hAnsi="Menlo" w:cs="Menlo"/>
-          <w:color w:val="CCCCCC"/>
-          <w:sz w:val="18"/>
-          <w:szCs w:val="18"/>
-        </w:rPr>
-      </w:pPr>
-      <w:r>
-        <w:rPr>
-          <w:rFonts w:ascii="Menlo" w:eastAsia="Times New Roman" w:hAnsi="Menlo" w:cs="Menlo"/>
-          <w:color w:val="C586C0"/>
-          <w:sz w:val="18"/>
-          <w:szCs w:val="18"/>
-        </w:rPr>
-        <w:t>except</w:t>
-      </w:r>
-      <w:r>
-        <w:rPr>
-          <w:rFonts w:ascii="Menlo" w:eastAsia="Times New Roman" w:hAnsi="Menlo" w:cs="Menlo"/>
-          <w:color w:val="CCCCCC"/>
-          <w:sz w:val="18"/>
-          <w:szCs w:val="18"/>
-        </w:rPr>
-        <w:t xml:space="preserve"> </w:t>
-      </w:r>
-      <w:proofErr w:type="spellStart"/>
-      <w:r>
-        <w:rPr>
-          <w:rFonts w:ascii="Menlo" w:eastAsia="Times New Roman" w:hAnsi="Menlo" w:cs="Menlo"/>
-          <w:color w:val="4EC9B0"/>
-          <w:sz w:val="18"/>
-          <w:szCs w:val="18"/>
-        </w:rPr>
-        <w:t>ValueError</w:t>
-      </w:r>
-      <w:proofErr w:type="spellEnd"/>
-      <w:r>
-        <w:rPr>
-          <w:rFonts w:ascii="Menlo" w:eastAsia="Times New Roman" w:hAnsi="Menlo" w:cs="Menlo"/>
-          <w:color w:val="CCCCCC"/>
-          <w:sz w:val="18"/>
-          <w:szCs w:val="18"/>
-        </w:rPr>
-        <w:t>:</w:t>
-      </w:r>
-    </w:p>
-    <w:p>
-      <w:pPr>
-        <w:shd w:val="clear" w:color="auto" w:fill="1F1F1F"/>
-        <w:spacing w:after="0" w:line="270" w:lineRule="atLeast"/>
-        <w:rPr>
-          <w:rFonts w:ascii="Menlo" w:eastAsia="Times New Roman" w:hAnsi="Menlo" w:cs="Menlo"/>
-          <w:color w:val="CCCCCC"/>
-          <w:sz w:val="18"/>
-          <w:szCs w:val="18"/>
-        </w:rPr>
-      </w:pPr>
-      <w:r>
-        <w:rPr>
-          <w:rFonts w:ascii="Menlo" w:eastAsia="Times New Roman" w:hAnsi="Menlo" w:cs="Menlo"/>
-          <w:color w:val="CCCCCC"/>
-          <w:sz w:val="18"/>
-          <w:szCs w:val="18"/>
-        </w:rPr>
-        <w:t xml:space="preserve">    </w:t>
-      </w:r>
-      <w:proofErr w:type="gramStart"/>
-      <w:r>
-        <w:rPr>
-          <w:rFonts w:ascii="Menlo" w:eastAsia="Times New Roman" w:hAnsi="Menlo" w:cs="Menlo"/>
-          <w:color w:val="DCDCAA"/>
-          <w:sz w:val="18"/>
-          <w:szCs w:val="18"/>
-        </w:rPr>
-        <w:t>print</w:t>
-      </w:r>
-      <w:r>
-        <w:rPr>
-          <w:rFonts w:ascii="Menlo" w:eastAsia="Times New Roman" w:hAnsi="Menlo" w:cs="Menlo"/>
-          <w:color w:val="CCCCCC"/>
-          <w:sz w:val="18"/>
-          <w:szCs w:val="18"/>
-        </w:rPr>
-        <w:t>(</w:t>
-      </w:r>
-      <w:proofErr w:type="gramEnd"/>
-      <w:r>
-        <w:rPr>
-          <w:rFonts w:ascii="Menlo" w:eastAsia="Times New Roman" w:hAnsi="Menlo" w:cs="Menlo"/>
-          <w:color w:val="CE9178"/>
-          <w:sz w:val="18"/>
-          <w:szCs w:val="18"/>
-        </w:rPr>
-        <w:t>"Error: Please enter a valid whole number."</w:t>
-      </w:r>
-      <w:r>
-        <w:rPr>
-          <w:rFonts w:ascii="Menlo" w:eastAsia="Times New Roman" w:hAnsi="Menlo" w:cs="Menlo"/>
-          <w:color w:val="CCCCCC"/>
-          <w:sz w:val="18"/>
-          <w:szCs w:val="18"/>
-        </w:rPr>
-        <w:t>)</w:t>
-      </w:r>
-    </w:p>
-    <w:p>
-      <w:pPr>
-        <w:spacing w:line="480" w:lineRule="auto"/>
-        <w:ind w:left="720" w:hanging="720"/>
-        <w:rPr>
-          <w:b/>
-          <w:bCs/>
-        </w:rPr>
-      </w:pPr>
-    </w:p>
-    <w:p>
-      <w:pPr>
-        <w:spacing w:line="480" w:lineRule="auto"/>
-        <w:rPr>
-          <w:b/>
-          <w:bCs/>
-        </w:rPr>
-      </w:pPr>
-    </w:p>
-    <w:p>
-      <w:pPr>
-        <w:spacing w:line="480" w:lineRule="auto"/>
-        <w:ind w:left="720" w:hanging="720"/>
-        <w:jc w:val="center"/>
-        <w:rPr>
-          <w:b/>
-          <w:bCs/>
-        </w:rPr>
-      </w:pPr>
-      <w:r>
-        <w:rPr>
-          <w:b/>
-          <w:bCs/>
-        </w:rPr>
-        <w:lastRenderedPageBreak/>
         <w:t>Screenshots</w:t>
       </w:r>
     </w:p>
@@ -3638,7 +6435,7 @@
         </w:rPr>
         <w:drawing>
           <wp:inline distT="0" distB="0" distL="0" distR="0">
-            <wp:extent cx="5690097" cy="3514265"/>
+            <wp:extent cx="6328233" cy="3904488"/>
             <wp:effectExtent l="0" t="0" r="0" b="0"/>
             <wp:docPr id="1502931302" name="Picture 5"/>
             <wp:cNvGraphicFramePr>
@@ -3660,7 +6457,7 @@
                   <pic:spPr>
                     <a:xfrm>
                       <a:off x="0" y="0"/>
-                      <a:ext cx="5690097" cy="3514265"/>
+                      <a:ext cx="6397803" cy="3947413"/>
                     </a:xfrm>
                     <a:prstGeom prst="rect">
                       <a:avLst/>
@@ -3682,6 +6479,54 @@
           <w:bCs/>
         </w:rPr>
       </w:pPr>
+    </w:p>
+    <w:p>
+      <w:pPr>
+        <w:spacing w:line="480" w:lineRule="auto"/>
+        <w:ind w:left="720" w:hanging="720"/>
+        <w:rPr>
+          <w:b/>
+          <w:bCs/>
+        </w:rPr>
+      </w:pPr>
+    </w:p>
+    <w:p>
+      <w:pPr>
+        <w:spacing w:line="480" w:lineRule="auto"/>
+        <w:ind w:left="720" w:hanging="720"/>
+        <w:rPr>
+          <w:b/>
+          <w:bCs/>
+        </w:rPr>
+      </w:pPr>
+    </w:p>
+    <w:p>
+      <w:pPr>
+        <w:spacing w:line="480" w:lineRule="auto"/>
+        <w:ind w:left="720" w:hanging="720"/>
+        <w:rPr>
+          <w:b/>
+          <w:bCs/>
+        </w:rPr>
+      </w:pPr>
+      <w:r>
+        <w:rPr>
+          <w:b/>
+          <w:bCs/>
+        </w:rPr>
+        <w:lastRenderedPageBreak/>
+        <w:t>Results</w:t>
+      </w:r>
+    </w:p>
+    <w:p>
+      <w:pPr>
+        <w:spacing w:line="480" w:lineRule="auto"/>
+        <w:ind w:left="720" w:hanging="720"/>
+        <w:rPr>
+          <w:b/>
+          <w:bCs/>
+        </w:rPr>
+      </w:pPr>
       <w:r>
         <w:rPr>
           <w:b/>
@@ -3690,78 +6535,8 @@
         </w:rPr>
         <w:drawing>
           <wp:inline distT="0" distB="0" distL="0" distR="0">
-            <wp:extent cx="5692691" cy="3515867"/>
+            <wp:extent cx="4590288" cy="5365275"/>
             <wp:effectExtent l="0" t="0" r="0" b="0"/>
-            <wp:docPr id="137236391" name="Picture 3"/>
-            <wp:cNvGraphicFramePr>
-              <a:graphicFrameLocks xmlns:a="http://schemas.openxmlformats.org/drawingml/2006/main" noChangeAspect="1"/>
-            </wp:cNvGraphicFramePr>
-            <a:graphic xmlns:a="http://schemas.openxmlformats.org/drawingml/2006/main">
-              <a:graphicData uri="http://schemas.openxmlformats.org/drawingml/2006/picture">
-                <pic:pic xmlns:pic="http://schemas.openxmlformats.org/drawingml/2006/picture">
-                  <pic:nvPicPr>
-                    <pic:cNvPr id="137236391" name="Picture 3"/>
-                    <pic:cNvPicPr/>
-                  </pic:nvPicPr>
-                  <pic:blipFill>
-                    <a:blip r:embed="rId7"/>
-                    <a:stretch>
-                      <a:fillRect/>
-                    </a:stretch>
-                  </pic:blipFill>
-                  <pic:spPr>
-                    <a:xfrm>
-                      <a:off x="0" y="0"/>
-                      <a:ext cx="5692691" cy="3515867"/>
-                    </a:xfrm>
-                    <a:prstGeom prst="rect">
-                      <a:avLst/>
-                    </a:prstGeom>
-                  </pic:spPr>
-                </pic:pic>
-              </a:graphicData>
-            </a:graphic>
-          </wp:inline>
-        </w:drawing>
-      </w:r>
-    </w:p>
-    <w:p>
-      <w:pPr>
-        <w:spacing w:line="480" w:lineRule="auto"/>
-        <w:ind w:left="720" w:hanging="720"/>
-        <w:rPr>
-          <w:b/>
-          <w:bCs/>
-        </w:rPr>
-      </w:pPr>
-      <w:r>
-        <w:rPr>
-          <w:b/>
-          <w:bCs/>
-        </w:rPr>
-        <w:lastRenderedPageBreak/>
-        <w:t>Results</w:t>
-      </w:r>
-    </w:p>
-    <w:p>
-      <w:pPr>
-        <w:spacing w:line="480" w:lineRule="auto"/>
-        <w:ind w:left="720" w:hanging="720"/>
-        <w:rPr>
-          <w:b/>
-          <w:bCs/>
-        </w:rPr>
-      </w:pPr>
-      <w:r>
-        <w:rPr>
-          <w:b/>
-          <w:bCs/>
-          <w:noProof/>
-        </w:rPr>
-        <w:drawing>
-          <wp:inline distT="0" distB="0" distL="0" distR="0">
-            <wp:extent cx="5048543" cy="2386584"/>
-            <wp:effectExtent l="0" t="0" r="0" b="1270"/>
             <wp:docPr id="1840497341" name="Picture 1"/>
             <wp:cNvGraphicFramePr>
               <a:graphicFrameLocks xmlns:a="http://schemas.openxmlformats.org/drawingml/2006/main" noChangeAspect="1"/>
@@ -3774,7 +6549,7 @@
                     <pic:cNvPicPr/>
                   </pic:nvPicPr>
                   <pic:blipFill>
-                    <a:blip r:embed="rId8"/>
+                    <a:blip r:embed="rId7"/>
                     <a:stretch>
                       <a:fillRect/>
                     </a:stretch>
@@ -3782,7 +6557,7 @@
                   <pic:spPr>
                     <a:xfrm>
                       <a:off x="0" y="0"/>
-                      <a:ext cx="5180599" cy="2449011"/>
+                      <a:ext cx="4641996" cy="5425713"/>
                     </a:xfrm>
                     <a:prstGeom prst="rect">
                       <a:avLst/>
@@ -3804,48 +6579,6 @@
           <w:bCs/>
         </w:rPr>
       </w:pPr>
-      <w:r>
-        <w:rPr>
-          <w:b/>
-          <w:bCs/>
-          <w:noProof/>
-        </w:rPr>
-        <w:drawing>
-          <wp:inline distT="0" distB="0" distL="0" distR="0">
-            <wp:extent cx="5048250" cy="2744179"/>
-            <wp:effectExtent l="0" t="0" r="0" b="0"/>
-            <wp:docPr id="219851685" name="Picture 2"/>
-            <wp:cNvGraphicFramePr>
-              <a:graphicFrameLocks xmlns:a="http://schemas.openxmlformats.org/drawingml/2006/main" noChangeAspect="1"/>
-            </wp:cNvGraphicFramePr>
-            <a:graphic xmlns:a="http://schemas.openxmlformats.org/drawingml/2006/main">
-              <a:graphicData uri="http://schemas.openxmlformats.org/drawingml/2006/picture">
-                <pic:pic xmlns:pic="http://schemas.openxmlformats.org/drawingml/2006/picture">
-                  <pic:nvPicPr>
-                    <pic:cNvPr id="219851685" name="Picture 2"/>
-                    <pic:cNvPicPr/>
-                  </pic:nvPicPr>
-                  <pic:blipFill>
-                    <a:blip r:embed="rId9"/>
-                    <a:stretch>
-                      <a:fillRect/>
-                    </a:stretch>
-                  </pic:blipFill>
-                  <pic:spPr>
-                    <a:xfrm>
-                      <a:off x="0" y="0"/>
-                      <a:ext cx="5107098" cy="2776168"/>
-                    </a:xfrm>
-                    <a:prstGeom prst="rect">
-                      <a:avLst/>
-                    </a:prstGeom>
-                  </pic:spPr>
-                </pic:pic>
-              </a:graphicData>
-            </a:graphic>
-          </wp:inline>
-        </w:drawing>
-      </w:r>
     </w:p>
     <w:p>
       <w:pPr>
@@ -3879,14 +6612,20 @@
         <w:spacing w:line="480" w:lineRule="auto"/>
         <w:ind w:left="720" w:hanging="720"/>
       </w:pPr>
-      <w:hyperlink r:id="rId10" w:history="1">
+      <w:hyperlink r:id="rId8" w:history="1">
         <w:r>
           <w:rPr>
             <w:rStyle w:val="Hyperlink"/>
           </w:rPr>
-          <w:t>https://github.com/m9dful1/CSC500_Principles_of_Programming/tree/main/Module%203</w:t>
+          <w:t>https://github.com/m9dful1/CSC500_Principles_of_Programming/tree/main/Module%204</w:t>
         </w:r>
       </w:hyperlink>
+    </w:p>
+    <w:p>
+      <w:pPr>
+        <w:spacing w:line="480" w:lineRule="auto"/>
+        <w:ind w:left="720" w:hanging="720"/>
+      </w:pPr>
     </w:p>
     <w:p>
       <w:pPr>
